--- a/docs/Portfolio_Project_Structure.docx
+++ b/docs/Portfolio_Project_Structure.docx
@@ -88,13 +88,29 @@
           <w:sz w:val="18"/>
         </w:rPr>
         <w:br/>
-        <w:t>│   └── portfolio.db              # Optional (future use)</w:t>
-      </w:r>
+        <w:t xml:space="preserve">│   └── </w:t>
+      </w:r>
+      <w:proofErr w:type="spellStart"/>
       <w:r>
         <w:rPr>
           <w:rFonts w:ascii="Courier New" w:hAnsi="Courier New"/>
           <w:sz w:val="18"/>
         </w:rPr>
+        <w:t>portfolio.db</w:t>
+      </w:r>
+      <w:proofErr w:type="spellEnd"/>
+      <w:r>
+        <w:rPr>
+          <w:rFonts w:ascii="Courier New" w:hAnsi="Courier New"/>
+          <w:sz w:val="18"/>
+        </w:rPr>
+        <w:t xml:space="preserve">              # Optional (future use)</w:t>
+      </w:r>
+      <w:r>
+        <w:rPr>
+          <w:rFonts w:ascii="Courier New" w:hAnsi="Courier New"/>
+          <w:sz w:val="18"/>
+        </w:rPr>
         <w:br/>
         <w:t>│</w:t>
       </w:r>
@@ -320,13 +336,29 @@
           <w:sz w:val="18"/>
         </w:rPr>
         <w:br/>
-        <w:t>│   ├── data_analysis/</w:t>
-      </w:r>
+        <w:t xml:space="preserve">│   ├── </w:t>
+      </w:r>
+      <w:proofErr w:type="spellStart"/>
       <w:r>
         <w:rPr>
           <w:rFonts w:ascii="Courier New" w:hAnsi="Courier New"/>
           <w:sz w:val="18"/>
         </w:rPr>
+        <w:t>data_analysis</w:t>
+      </w:r>
+      <w:proofErr w:type="spellEnd"/>
+      <w:r>
+        <w:rPr>
+          <w:rFonts w:ascii="Courier New" w:hAnsi="Courier New"/>
+          <w:sz w:val="18"/>
+        </w:rPr>
+        <w:t>/</w:t>
+      </w:r>
+      <w:r>
+        <w:rPr>
+          <w:rFonts w:ascii="Courier New" w:hAnsi="Courier New"/>
+          <w:sz w:val="18"/>
+        </w:rPr>
         <w:br/>
         <w:t>│   │   ├── index.html</w:t>
       </w:r>
@@ -360,13 +392,29 @@
           <w:sz w:val="18"/>
         </w:rPr>
         <w:br/>
-        <w:t>│   ├── data_science/</w:t>
-      </w:r>
+        <w:t xml:space="preserve">│   ├── </w:t>
+      </w:r>
+      <w:proofErr w:type="spellStart"/>
       <w:r>
         <w:rPr>
           <w:rFonts w:ascii="Courier New" w:hAnsi="Courier New"/>
           <w:sz w:val="18"/>
         </w:rPr>
+        <w:t>data_science</w:t>
+      </w:r>
+      <w:proofErr w:type="spellEnd"/>
+      <w:r>
+        <w:rPr>
+          <w:rFonts w:ascii="Courier New" w:hAnsi="Courier New"/>
+          <w:sz w:val="18"/>
+        </w:rPr>
+        <w:t>/</w:t>
+      </w:r>
+      <w:r>
+        <w:rPr>
+          <w:rFonts w:ascii="Courier New" w:hAnsi="Courier New"/>
+          <w:sz w:val="18"/>
+        </w:rPr>
         <w:br/>
         <w:t>│   │   ├── index.html</w:t>
       </w:r>
@@ -400,20 +448,36 @@
           <w:sz w:val="18"/>
         </w:rPr>
         <w:br/>
-        <w:t>│   ├── course_materials/</w:t>
-      </w:r>
+        <w:t xml:space="preserve">│   ├── </w:t>
+      </w:r>
+      <w:proofErr w:type="spellStart"/>
       <w:r>
         <w:rPr>
           <w:rFonts w:ascii="Courier New" w:hAnsi="Courier New"/>
           <w:sz w:val="18"/>
         </w:rPr>
-        <w:br/>
-      </w:r>
+        <w:t>course_materials</w:t>
+      </w:r>
+      <w:proofErr w:type="spellEnd"/>
       <w:r>
         <w:rPr>
           <w:rFonts w:ascii="Courier New" w:hAnsi="Courier New"/>
           <w:sz w:val="18"/>
         </w:rPr>
+        <w:t>/</w:t>
+      </w:r>
+      <w:r>
+        <w:rPr>
+          <w:rFonts w:ascii="Courier New" w:hAnsi="Courier New"/>
+          <w:sz w:val="18"/>
+        </w:rPr>
+        <w:br/>
+      </w:r>
+      <w:r>
+        <w:rPr>
+          <w:rFonts w:ascii="Courier New" w:hAnsi="Courier New"/>
+          <w:sz w:val="18"/>
+        </w:rPr>
         <w:lastRenderedPageBreak/>
         <w:t>│   │   ├── index.html</w:t>
       </w:r>
@@ -455,13 +519,29 @@
           <w:sz w:val="18"/>
         </w:rPr>
         <w:br/>
-        <w:t>│   ├── research_notes/</w:t>
-      </w:r>
+        <w:t xml:space="preserve">│   ├── </w:t>
+      </w:r>
+      <w:proofErr w:type="spellStart"/>
       <w:r>
         <w:rPr>
           <w:rFonts w:ascii="Courier New" w:hAnsi="Courier New"/>
           <w:sz w:val="18"/>
         </w:rPr>
+        <w:t>research_notes</w:t>
+      </w:r>
+      <w:proofErr w:type="spellEnd"/>
+      <w:r>
+        <w:rPr>
+          <w:rFonts w:ascii="Courier New" w:hAnsi="Courier New"/>
+          <w:sz w:val="18"/>
+        </w:rPr>
+        <w:t>/</w:t>
+      </w:r>
+      <w:r>
+        <w:rPr>
+          <w:rFonts w:ascii="Courier New" w:hAnsi="Courier New"/>
+          <w:sz w:val="18"/>
+        </w:rPr>
         <w:br/>
         <w:t>│   │   ├── index.html</w:t>
       </w:r>
@@ -511,13 +591,29 @@
           <w:sz w:val="18"/>
         </w:rPr>
         <w:br/>
-        <w:t>│       ├── ocr/</w:t>
-      </w:r>
+        <w:t xml:space="preserve">│       ├── </w:t>
+      </w:r>
+      <w:proofErr w:type="spellStart"/>
       <w:r>
         <w:rPr>
           <w:rFonts w:ascii="Courier New" w:hAnsi="Courier New"/>
           <w:sz w:val="18"/>
         </w:rPr>
+        <w:t>ocr</w:t>
+      </w:r>
+      <w:proofErr w:type="spellEnd"/>
+      <w:r>
+        <w:rPr>
+          <w:rFonts w:ascii="Courier New" w:hAnsi="Courier New"/>
+          <w:sz w:val="18"/>
+        </w:rPr>
+        <w:t>/</w:t>
+      </w:r>
+      <w:r>
+        <w:rPr>
+          <w:rFonts w:ascii="Courier New" w:hAnsi="Courier New"/>
+          <w:sz w:val="18"/>
+        </w:rPr>
         <w:br/>
         <w:t>│       │   └── index.html</w:t>
       </w:r>
@@ -527,13 +623,29 @@
           <w:sz w:val="18"/>
         </w:rPr>
         <w:br/>
-        <w:t>│       ├── myfinance/</w:t>
-      </w:r>
+        <w:t xml:space="preserve">│       ├── </w:t>
+      </w:r>
+      <w:proofErr w:type="spellStart"/>
       <w:r>
         <w:rPr>
           <w:rFonts w:ascii="Courier New" w:hAnsi="Courier New"/>
           <w:sz w:val="18"/>
         </w:rPr>
+        <w:t>myfinance</w:t>
+      </w:r>
+      <w:proofErr w:type="spellEnd"/>
+      <w:r>
+        <w:rPr>
+          <w:rFonts w:ascii="Courier New" w:hAnsi="Courier New"/>
+          <w:sz w:val="18"/>
+        </w:rPr>
+        <w:t>/</w:t>
+      </w:r>
+      <w:r>
+        <w:rPr>
+          <w:rFonts w:ascii="Courier New" w:hAnsi="Courier New"/>
+          <w:sz w:val="18"/>
+        </w:rPr>
         <w:br/>
         <w:t>│       │   └── index.html</w:t>
       </w:r>
@@ -543,13 +655,29 @@
           <w:sz w:val="18"/>
         </w:rPr>
         <w:br/>
-        <w:t>│       ├── csv_analyzer/</w:t>
-      </w:r>
+        <w:t xml:space="preserve">│       ├── </w:t>
+      </w:r>
+      <w:proofErr w:type="spellStart"/>
       <w:r>
         <w:rPr>
           <w:rFonts w:ascii="Courier New" w:hAnsi="Courier New"/>
           <w:sz w:val="18"/>
         </w:rPr>
+        <w:t>csv_analyzer</w:t>
+      </w:r>
+      <w:proofErr w:type="spellEnd"/>
+      <w:r>
+        <w:rPr>
+          <w:rFonts w:ascii="Courier New" w:hAnsi="Courier New"/>
+          <w:sz w:val="18"/>
+        </w:rPr>
+        <w:t>/</w:t>
+      </w:r>
+      <w:r>
+        <w:rPr>
+          <w:rFonts w:ascii="Courier New" w:hAnsi="Courier New"/>
+          <w:sz w:val="18"/>
+        </w:rPr>
         <w:br/>
         <w:t>│       │   └── index.html</w:t>
       </w:r>
@@ -559,13 +687,29 @@
           <w:sz w:val="18"/>
         </w:rPr>
         <w:br/>
-        <w:t>│       └── image_tools/</w:t>
-      </w:r>
+        <w:t xml:space="preserve">│       └── </w:t>
+      </w:r>
+      <w:proofErr w:type="spellStart"/>
       <w:r>
         <w:rPr>
           <w:rFonts w:ascii="Courier New" w:hAnsi="Courier New"/>
           <w:sz w:val="18"/>
         </w:rPr>
+        <w:t>image_tools</w:t>
+      </w:r>
+      <w:proofErr w:type="spellEnd"/>
+      <w:r>
+        <w:rPr>
+          <w:rFonts w:ascii="Courier New" w:hAnsi="Courier New"/>
+          <w:sz w:val="18"/>
+        </w:rPr>
+        <w:t>/</w:t>
+      </w:r>
+      <w:r>
+        <w:rPr>
+          <w:rFonts w:ascii="Courier New" w:hAnsi="Courier New"/>
+          <w:sz w:val="18"/>
+        </w:rPr>
         <w:br/>
         <w:t>│           └── index.html</w:t>
       </w:r>
@@ -591,15 +735,47 @@
           <w:sz w:val="18"/>
         </w:rPr>
         <w:br/>
-        <w:t>│   ├── css/</w:t>
-      </w:r>
+        <w:t xml:space="preserve">│   ├── </w:t>
+      </w:r>
+      <w:proofErr w:type="spellStart"/>
       <w:r>
         <w:rPr>
           <w:rFonts w:ascii="Courier New" w:hAnsi="Courier New"/>
           <w:sz w:val="18"/>
         </w:rPr>
+        <w:t>css</w:t>
+      </w:r>
+      <w:proofErr w:type="spellEnd"/>
+      <w:r>
+        <w:rPr>
+          <w:rFonts w:ascii="Courier New" w:hAnsi="Courier New"/>
+          <w:sz w:val="18"/>
+        </w:rPr>
+        <w:t>/</w:t>
+      </w:r>
+      <w:r>
+        <w:rPr>
+          <w:rFonts w:ascii="Courier New" w:hAnsi="Courier New"/>
+          <w:sz w:val="18"/>
+        </w:rPr>
         <w:br/>
-        <w:t>│   ├── js/</w:t>
+        <w:t xml:space="preserve">│   ├── </w:t>
+      </w:r>
+      <w:proofErr w:type="spellStart"/>
+      <w:r>
+        <w:rPr>
+          <w:rFonts w:ascii="Courier New" w:hAnsi="Courier New"/>
+          <w:sz w:val="18"/>
+        </w:rPr>
+        <w:t>js</w:t>
+      </w:r>
+      <w:proofErr w:type="spellEnd"/>
+      <w:r>
+        <w:rPr>
+          <w:rFonts w:ascii="Courier New" w:hAnsi="Courier New"/>
+          <w:sz w:val="18"/>
+        </w:rPr>
+        <w:t>/</w:t>
       </w:r>
       <w:r>
         <w:rPr>
@@ -777,7 +953,21 @@
         <w:rPr>
           <w:lang w:val="en-ID"/>
         </w:rPr>
-        <w:t xml:space="preserve">: Contains processing logic, such as OCR with PaddleOCR, statistical calculations, or machine learning workflows. </w:t>
+        <w:t xml:space="preserve">: Contains processing logic, such as OCR with </w:t>
+      </w:r>
+      <w:proofErr w:type="spellStart"/>
+      <w:r>
+        <w:rPr>
+          <w:lang w:val="en-ID"/>
+        </w:rPr>
+        <w:t>PaddleOCR</w:t>
+      </w:r>
+      <w:proofErr w:type="spellEnd"/>
+      <w:r>
+        <w:rPr>
+          <w:lang w:val="en-ID"/>
+        </w:rPr>
+        <w:t xml:space="preserve">, statistical calculations, or machine learning workflows. </w:t>
       </w:r>
     </w:p>
     <w:p>
@@ -974,7 +1164,15 @@
         <w:pStyle w:val="ListBullet"/>
       </w:pPr>
       <w:r>
-        <w:t>Portfolio (OCR Text Extractor, MyFinance, CSV Analyzer, Image Tools)</w:t>
+        <w:t xml:space="preserve">Portfolio (OCR Text Extractor, </w:t>
+      </w:r>
+      <w:proofErr w:type="spellStart"/>
+      <w:r>
+        <w:t>MyFinance</w:t>
+      </w:r>
+      <w:proofErr w:type="spellEnd"/>
+      <w:r>
+        <w:t>, CSV Analyzer, Image Tools)</w:t>
       </w:r>
     </w:p>
     <w:p>
@@ -1347,13 +1545,23 @@
         </w:rPr>
         <w:t xml:space="preserve"> as a </w:t>
       </w:r>
+      <w:proofErr w:type="spellStart"/>
       <w:r>
         <w:rPr>
           <w:b/>
           <w:bCs/>
           <w:lang w:val="en-ID"/>
         </w:rPr>
-        <w:t>catalog page</w:t>
+        <w:t>catalog</w:t>
+      </w:r>
+      <w:proofErr w:type="spellEnd"/>
+      <w:r>
+        <w:rPr>
+          <w:b/>
+          <w:bCs/>
+          <w:lang w:val="en-ID"/>
+        </w:rPr>
+        <w:t xml:space="preserve"> page</w:t>
       </w:r>
       <w:r>
         <w:rPr>
@@ -1377,6 +1585,9 @@
     </w:p>
     <w:p>
       <w:r>
+        <w:rPr>
+          <w:noProof/>
+        </w:rPr>
         <w:lastRenderedPageBreak/>
         <w:drawing>
           <wp:inline distT="0" distB="0" distL="0" distR="0" wp14:anchorId="7E7BFA92" wp14:editId="7548A647">
@@ -1661,7 +1872,23 @@
                 <w:rFonts w:ascii="Arial" w:hAnsi="Arial" w:cs="Arial"/>
                 <w:lang w:val="en-ID" w:eastAsia="en-ID"/>
               </w:rPr>
-              <w:t>Handles PaddleOCR processing and text extraction</w:t>
+              <w:t xml:space="preserve">Handles </w:t>
+            </w:r>
+            <w:proofErr w:type="spellStart"/>
+            <w:r>
+              <w:rPr>
+                <w:rFonts w:ascii="Arial" w:hAnsi="Arial" w:cs="Arial"/>
+                <w:lang w:val="en-ID" w:eastAsia="en-ID"/>
+              </w:rPr>
+              <w:t>PaddleOCR</w:t>
+            </w:r>
+            <w:proofErr w:type="spellEnd"/>
+            <w:r>
+              <w:rPr>
+                <w:rFonts w:ascii="Arial" w:hAnsi="Arial" w:cs="Arial"/>
+                <w:lang w:val="en-ID" w:eastAsia="en-ID"/>
+              </w:rPr>
+              <w:t xml:space="preserve"> processing and text extraction</w:t>
             </w:r>
           </w:p>
         </w:tc>
@@ -1713,7 +1940,23 @@
                 <w:rFonts w:ascii="Arial" w:eastAsia="Arial Unicode MS" w:hAnsi="Arial" w:cs="Arial"/>
                 <w:lang w:val="en-ID" w:eastAsia="en-ID"/>
               </w:rPr>
-              <w:t>templates/portfolio/ocr/index.html</w:t>
+              <w:t>templates/portfolio/</w:t>
+            </w:r>
+            <w:proofErr w:type="spellStart"/>
+            <w:r>
+              <w:rPr>
+                <w:rFonts w:ascii="Arial" w:eastAsia="Arial Unicode MS" w:hAnsi="Arial" w:cs="Arial"/>
+                <w:lang w:val="en-ID" w:eastAsia="en-ID"/>
+              </w:rPr>
+              <w:t>ocr</w:t>
+            </w:r>
+            <w:proofErr w:type="spellEnd"/>
+            <w:r>
+              <w:rPr>
+                <w:rFonts w:ascii="Arial" w:eastAsia="Arial Unicode MS" w:hAnsi="Arial" w:cs="Arial"/>
+                <w:lang w:val="en-ID" w:eastAsia="en-ID"/>
+              </w:rPr>
+              <w:t>/index.html</w:t>
             </w:r>
           </w:p>
         </w:tc>
@@ -1788,7 +2031,23 @@
                 <w:rFonts w:ascii="Arial" w:eastAsia="Arial Unicode MS" w:hAnsi="Arial" w:cs="Arial"/>
                 <w:lang w:val="en-ID" w:eastAsia="en-ID"/>
               </w:rPr>
-              <w:t>static/css/ocr.css</w:t>
+              <w:t>static/</w:t>
+            </w:r>
+            <w:proofErr w:type="spellStart"/>
+            <w:r>
+              <w:rPr>
+                <w:rFonts w:ascii="Arial" w:eastAsia="Arial Unicode MS" w:hAnsi="Arial" w:cs="Arial"/>
+                <w:lang w:val="en-ID" w:eastAsia="en-ID"/>
+              </w:rPr>
+              <w:t>css</w:t>
+            </w:r>
+            <w:proofErr w:type="spellEnd"/>
+            <w:r>
+              <w:rPr>
+                <w:rFonts w:ascii="Arial" w:eastAsia="Arial Unicode MS" w:hAnsi="Arial" w:cs="Arial"/>
+                <w:lang w:val="en-ID" w:eastAsia="en-ID"/>
+              </w:rPr>
+              <w:t>/ocr.css</w:t>
             </w:r>
           </w:p>
         </w:tc>
@@ -1863,7 +2122,23 @@
                 <w:rFonts w:ascii="Arial" w:eastAsia="Arial Unicode MS" w:hAnsi="Arial" w:cs="Arial"/>
                 <w:lang w:val="en-ID" w:eastAsia="en-ID"/>
               </w:rPr>
-              <w:t>static/js/ocr.js</w:t>
+              <w:t>static/</w:t>
+            </w:r>
+            <w:proofErr w:type="spellStart"/>
+            <w:r>
+              <w:rPr>
+                <w:rFonts w:ascii="Arial" w:eastAsia="Arial Unicode MS" w:hAnsi="Arial" w:cs="Arial"/>
+                <w:lang w:val="en-ID" w:eastAsia="en-ID"/>
+              </w:rPr>
+              <w:t>js</w:t>
+            </w:r>
+            <w:proofErr w:type="spellEnd"/>
+            <w:r>
+              <w:rPr>
+                <w:rFonts w:ascii="Arial" w:eastAsia="Arial Unicode MS" w:hAnsi="Arial" w:cs="Arial"/>
+                <w:lang w:val="en-ID" w:eastAsia="en-ID"/>
+              </w:rPr>
+              <w:t>/ocr.js</w:t>
             </w:r>
           </w:p>
         </w:tc>
@@ -2144,8 +2419,19 @@
                 <w:szCs w:val="20"/>
                 <w:lang w:val="en-ID" w:eastAsia="en-ID"/>
               </w:rPr>
-              <w:t>/portfolio/ocr</w:t>
+              <w:t>/portfolio/</w:t>
             </w:r>
+            <w:proofErr w:type="spellStart"/>
+            <w:r>
+              <w:rPr>
+                <w:rFonts w:ascii="Arial" w:eastAsia="Arial Unicode MS" w:hAnsi="Arial" w:cs="Arial"/>
+                <w:sz w:val="20"/>
+                <w:szCs w:val="20"/>
+                <w:lang w:val="en-ID" w:eastAsia="en-ID"/>
+              </w:rPr>
+              <w:t>ocr</w:t>
+            </w:r>
+            <w:proofErr w:type="spellEnd"/>
           </w:p>
         </w:tc>
         <w:tc>
@@ -2164,6 +2450,8 @@
                 <w:lang w:val="en-ID" w:eastAsia="en-ID"/>
               </w:rPr>
             </w:pPr>
+            <w:proofErr w:type="spellStart"/>
+            <w:proofErr w:type="gramStart"/>
             <w:r>
               <w:rPr>
                 <w:rFonts w:ascii="Arial" w:eastAsia="Arial Unicode MS" w:hAnsi="Arial" w:cs="Arial"/>
@@ -2173,6 +2461,8 @@
               </w:rPr>
               <w:t>ocr.index</w:t>
             </w:r>
+            <w:proofErr w:type="spellEnd"/>
+            <w:proofErr w:type="gramEnd"/>
           </w:p>
         </w:tc>
       </w:tr>
@@ -2230,7 +2520,27 @@
                 <w:szCs w:val="20"/>
                 <w:lang w:val="en-ID" w:eastAsia="en-ID"/>
               </w:rPr>
-              <w:t>/portfolio/ocr/extract</w:t>
+              <w:t>/portfolio/</w:t>
+            </w:r>
+            <w:proofErr w:type="spellStart"/>
+            <w:r>
+              <w:rPr>
+                <w:rFonts w:ascii="Arial" w:eastAsia="Arial Unicode MS" w:hAnsi="Arial" w:cs="Arial"/>
+                <w:sz w:val="20"/>
+                <w:szCs w:val="20"/>
+                <w:lang w:val="en-ID" w:eastAsia="en-ID"/>
+              </w:rPr>
+              <w:t>ocr</w:t>
+            </w:r>
+            <w:proofErr w:type="spellEnd"/>
+            <w:r>
+              <w:rPr>
+                <w:rFonts w:ascii="Arial" w:eastAsia="Arial Unicode MS" w:hAnsi="Arial" w:cs="Arial"/>
+                <w:sz w:val="20"/>
+                <w:szCs w:val="20"/>
+                <w:lang w:val="en-ID" w:eastAsia="en-ID"/>
+              </w:rPr>
+              <w:t>/extract</w:t>
             </w:r>
           </w:p>
         </w:tc>
@@ -2250,6 +2560,8 @@
                 <w:lang w:val="en-ID" w:eastAsia="en-ID"/>
               </w:rPr>
             </w:pPr>
+            <w:proofErr w:type="spellStart"/>
+            <w:proofErr w:type="gramStart"/>
             <w:r>
               <w:rPr>
                 <w:rFonts w:ascii="Arial" w:eastAsia="Arial Unicode MS" w:hAnsi="Arial" w:cs="Arial"/>
@@ -2259,6 +2571,8 @@
               </w:rPr>
               <w:t>ocr.extract</w:t>
             </w:r>
+            <w:proofErr w:type="spellEnd"/>
+            <w:proofErr w:type="gramEnd"/>
           </w:p>
         </w:tc>
       </w:tr>
@@ -2316,7 +2630,27 @@
                 <w:szCs w:val="20"/>
                 <w:lang w:val="en-ID" w:eastAsia="en-ID"/>
               </w:rPr>
-              <w:t>/portfolio/ocr/download</w:t>
+              <w:t>/portfolio/</w:t>
+            </w:r>
+            <w:proofErr w:type="spellStart"/>
+            <w:r>
+              <w:rPr>
+                <w:rFonts w:ascii="Arial" w:eastAsia="Arial Unicode MS" w:hAnsi="Arial" w:cs="Arial"/>
+                <w:sz w:val="20"/>
+                <w:szCs w:val="20"/>
+                <w:lang w:val="en-ID" w:eastAsia="en-ID"/>
+              </w:rPr>
+              <w:t>ocr</w:t>
+            </w:r>
+            <w:proofErr w:type="spellEnd"/>
+            <w:r>
+              <w:rPr>
+                <w:rFonts w:ascii="Arial" w:eastAsia="Arial Unicode MS" w:hAnsi="Arial" w:cs="Arial"/>
+                <w:sz w:val="20"/>
+                <w:szCs w:val="20"/>
+                <w:lang w:val="en-ID" w:eastAsia="en-ID"/>
+              </w:rPr>
+              <w:t>/download</w:t>
             </w:r>
           </w:p>
         </w:tc>
@@ -2336,6 +2670,8 @@
                 <w:lang w:val="en-ID" w:eastAsia="en-ID"/>
               </w:rPr>
             </w:pPr>
+            <w:proofErr w:type="spellStart"/>
+            <w:proofErr w:type="gramStart"/>
             <w:r>
               <w:rPr>
                 <w:rFonts w:ascii="Arial" w:eastAsia="Arial Unicode MS" w:hAnsi="Arial" w:cs="Arial"/>
@@ -2343,8 +2679,19 @@
                 <w:szCs w:val="20"/>
                 <w:lang w:val="en-ID" w:eastAsia="en-ID"/>
               </w:rPr>
-              <w:t>ocr.download_txt</w:t>
+              <w:t>ocr.download</w:t>
             </w:r>
+            <w:proofErr w:type="gramEnd"/>
+            <w:r>
+              <w:rPr>
+                <w:rFonts w:ascii="Arial" w:eastAsia="Arial Unicode MS" w:hAnsi="Arial" w:cs="Arial"/>
+                <w:sz w:val="20"/>
+                <w:szCs w:val="20"/>
+                <w:lang w:val="en-ID" w:eastAsia="en-ID"/>
+              </w:rPr>
+              <w:t>_txt</w:t>
+            </w:r>
+            <w:proofErr w:type="spellEnd"/>
           </w:p>
         </w:tc>
       </w:tr>
@@ -2357,12 +2704,16 @@
           <w:lang w:val="en-ID"/>
         </w:rPr>
       </w:pPr>
+      <w:proofErr w:type="spellStart"/>
+      <w:proofErr w:type="gramStart"/>
       <w:r>
         <w:rPr>
           <w:lang w:val="en-ID" w:eastAsia="en-ID"/>
         </w:rPr>
         <w:t>ocr.extract</w:t>
       </w:r>
+      <w:proofErr w:type="spellEnd"/>
+      <w:proofErr w:type="gramEnd"/>
     </w:p>
     <w:p>
       <w:pPr>
@@ -2377,7 +2728,25 @@
           <w:bCs/>
           <w:lang w:val="en-ID"/>
         </w:rPr>
-        <w:t>the route should not call PaddleOCR directly</w:t>
+        <w:t xml:space="preserve">the route should not call </w:t>
+      </w:r>
+      <w:proofErr w:type="spellStart"/>
+      <w:r>
+        <w:rPr>
+          <w:b/>
+          <w:bCs/>
+          <w:lang w:val="en-ID"/>
+        </w:rPr>
+        <w:t>PaddleOCR</w:t>
+      </w:r>
+      <w:proofErr w:type="spellEnd"/>
+      <w:r>
+        <w:rPr>
+          <w:b/>
+          <w:bCs/>
+          <w:lang w:val="en-ID"/>
+        </w:rPr>
+        <w:t xml:space="preserve"> directly</w:t>
       </w:r>
       <w:r>
         <w:rPr>
@@ -2473,7 +2842,21 @@
         <w:rPr>
           <w:lang w:val="en-ID"/>
         </w:rPr>
-        <w:t xml:space="preserve"> should handle all PaddleOCR logic.</w:t>
+        <w:t xml:space="preserve"> should handle all </w:t>
+      </w:r>
+      <w:proofErr w:type="spellStart"/>
+      <w:r>
+        <w:rPr>
+          <w:lang w:val="en-ID"/>
+        </w:rPr>
+        <w:t>PaddleOCR</w:t>
+      </w:r>
+      <w:proofErr w:type="spellEnd"/>
+      <w:r>
+        <w:rPr>
+          <w:lang w:val="en-ID"/>
+        </w:rPr>
+        <w:t xml:space="preserve"> logic.</w:t>
       </w:r>
     </w:p>
     <w:p>
@@ -2485,6 +2868,7 @@
       </w:pPr>
       <w:r>
         <w:rPr>
+          <w:noProof/>
           <w:lang w:val="en-ID"/>
         </w:rPr>
         <w:lastRenderedPageBreak/>
@@ -2532,6 +2916,4665 @@
         </w:rPr>
       </w:pPr>
     </w:p>
+    <w:p>
+      <w:pPr>
+        <w:pStyle w:val="Heading1"/>
+        <w:rPr>
+          <w:lang w:val="en-ID"/>
+        </w:rPr>
+      </w:pPr>
+      <w:r>
+        <w:rPr>
+          <w:lang w:val="en-ID"/>
+        </w:rPr>
+        <w:t>Research Notes</w:t>
+      </w:r>
+    </w:p>
+    <w:p>
+      <w:pPr>
+        <w:pStyle w:val="Heading2"/>
+        <w:rPr>
+          <w:lang w:val="en-ID"/>
+        </w:rPr>
+      </w:pPr>
+      <w:r>
+        <w:rPr>
+          <w:lang w:val="en-ID"/>
+        </w:rPr>
+        <w:t>Pages Structure</w:t>
+      </w:r>
+    </w:p>
+    <w:p>
+      <w:pPr>
+        <w:spacing w:after="0" w:line="240" w:lineRule="auto"/>
+        <w:rPr>
+          <w:lang w:val="en-ID"/>
+        </w:rPr>
+      </w:pPr>
+      <w:r>
+        <w:rPr>
+          <w:lang w:val="en-ID"/>
+        </w:rPr>
+        <w:t>Research Notes</w:t>
+      </w:r>
+    </w:p>
+    <w:p>
+      <w:pPr>
+        <w:spacing w:after="0" w:line="240" w:lineRule="auto"/>
+        <w:rPr>
+          <w:lang w:val="en-ID"/>
+        </w:rPr>
+      </w:pPr>
+      <w:r>
+        <w:rPr>
+          <w:rFonts w:hint="eastAsia"/>
+          <w:lang w:val="en-ID"/>
+        </w:rPr>
+        <w:t>│</w:t>
+      </w:r>
+    </w:p>
+    <w:p>
+      <w:pPr>
+        <w:spacing w:after="0" w:line="240" w:lineRule="auto"/>
+        <w:rPr>
+          <w:lang w:val="en-ID"/>
+        </w:rPr>
+      </w:pPr>
+      <w:r>
+        <w:rPr>
+          <w:rFonts w:hint="eastAsia"/>
+          <w:lang w:val="en-ID"/>
+        </w:rPr>
+        <w:t>├──</w:t>
+      </w:r>
+      <w:r>
+        <w:rPr>
+          <w:rFonts w:hint="eastAsia"/>
+          <w:lang w:val="en-ID"/>
+        </w:rPr>
+        <w:t xml:space="preserve"> Research Overview</w:t>
+      </w:r>
+    </w:p>
+    <w:p>
+      <w:pPr>
+        <w:spacing w:after="0" w:line="240" w:lineRule="auto"/>
+        <w:rPr>
+          <w:lang w:val="en-ID"/>
+        </w:rPr>
+      </w:pPr>
+      <w:r>
+        <w:rPr>
+          <w:rFonts w:hint="eastAsia"/>
+          <w:lang w:val="en-ID"/>
+        </w:rPr>
+        <w:t>│</w:t>
+      </w:r>
+      <w:r>
+        <w:rPr>
+          <w:rFonts w:hint="eastAsia"/>
+          <w:lang w:val="en-ID"/>
+        </w:rPr>
+        <w:t xml:space="preserve">   </w:t>
+      </w:r>
+      <w:r>
+        <w:rPr>
+          <w:rFonts w:hint="eastAsia"/>
+          <w:lang w:val="en-ID"/>
+        </w:rPr>
+        <w:t>├──</w:t>
+      </w:r>
+      <w:r>
+        <w:rPr>
+          <w:rFonts w:hint="eastAsia"/>
+          <w:lang w:val="en-ID"/>
+        </w:rPr>
+        <w:t xml:space="preserve"> My Publications</w:t>
+      </w:r>
+    </w:p>
+    <w:p>
+      <w:pPr>
+        <w:spacing w:after="0" w:line="240" w:lineRule="auto"/>
+        <w:rPr>
+          <w:lang w:val="en-ID"/>
+        </w:rPr>
+      </w:pPr>
+      <w:r>
+        <w:rPr>
+          <w:rFonts w:hint="eastAsia"/>
+          <w:lang w:val="en-ID"/>
+        </w:rPr>
+        <w:t>│</w:t>
+      </w:r>
+      <w:r>
+        <w:rPr>
+          <w:rFonts w:hint="eastAsia"/>
+          <w:lang w:val="en-ID"/>
+        </w:rPr>
+        <w:t xml:space="preserve">   </w:t>
+      </w:r>
+      <w:r>
+        <w:rPr>
+          <w:rFonts w:hint="eastAsia"/>
+          <w:lang w:val="en-ID"/>
+        </w:rPr>
+        <w:t>├──</w:t>
+      </w:r>
+      <w:r>
+        <w:rPr>
+          <w:rFonts w:hint="eastAsia"/>
+          <w:lang w:val="en-ID"/>
+        </w:rPr>
+        <w:t xml:space="preserve"> Research Roadmap</w:t>
+      </w:r>
+    </w:p>
+    <w:p>
+      <w:pPr>
+        <w:spacing w:after="0" w:line="240" w:lineRule="auto"/>
+        <w:rPr>
+          <w:lang w:val="en-ID"/>
+        </w:rPr>
+      </w:pPr>
+      <w:r>
+        <w:rPr>
+          <w:rFonts w:hint="eastAsia"/>
+          <w:lang w:val="en-ID"/>
+        </w:rPr>
+        <w:t>│</w:t>
+      </w:r>
+      <w:r>
+        <w:rPr>
+          <w:rFonts w:hint="eastAsia"/>
+          <w:lang w:val="en-ID"/>
+        </w:rPr>
+        <w:t xml:space="preserve">   </w:t>
+      </w:r>
+      <w:r>
+        <w:rPr>
+          <w:rFonts w:hint="eastAsia"/>
+          <w:lang w:val="en-ID"/>
+        </w:rPr>
+        <w:t>└──</w:t>
+      </w:r>
+      <w:r>
+        <w:rPr>
+          <w:rFonts w:hint="eastAsia"/>
+          <w:lang w:val="en-ID"/>
+        </w:rPr>
+        <w:t xml:space="preserve"> Research Notes</w:t>
+      </w:r>
+    </w:p>
+    <w:p>
+      <w:pPr>
+        <w:spacing w:after="0" w:line="240" w:lineRule="auto"/>
+        <w:rPr>
+          <w:lang w:val="en-ID"/>
+        </w:rPr>
+      </w:pPr>
+      <w:r>
+        <w:rPr>
+          <w:rFonts w:hint="eastAsia"/>
+          <w:lang w:val="en-ID"/>
+        </w:rPr>
+        <w:t>│</w:t>
+      </w:r>
+    </w:p>
+    <w:p>
+      <w:pPr>
+        <w:spacing w:after="0" w:line="240" w:lineRule="auto"/>
+        <w:rPr>
+          <w:lang w:val="en-ID"/>
+        </w:rPr>
+      </w:pPr>
+      <w:r>
+        <w:rPr>
+          <w:rFonts w:hint="eastAsia"/>
+          <w:lang w:val="en-ID"/>
+        </w:rPr>
+        <w:t>├──</w:t>
+      </w:r>
+      <w:r>
+        <w:rPr>
+          <w:rFonts w:hint="eastAsia"/>
+          <w:lang w:val="en-ID"/>
+        </w:rPr>
+        <w:t xml:space="preserve"> Selected Publications</w:t>
+      </w:r>
+    </w:p>
+    <w:p>
+      <w:pPr>
+        <w:spacing w:after="0" w:line="240" w:lineRule="auto"/>
+        <w:rPr>
+          <w:lang w:val="en-ID"/>
+        </w:rPr>
+      </w:pPr>
+      <w:r>
+        <w:rPr>
+          <w:rFonts w:hint="eastAsia"/>
+          <w:lang w:val="en-ID"/>
+        </w:rPr>
+        <w:t>│</w:t>
+      </w:r>
+      <w:r>
+        <w:rPr>
+          <w:rFonts w:hint="eastAsia"/>
+          <w:lang w:val="en-ID"/>
+        </w:rPr>
+        <w:t xml:space="preserve">   </w:t>
+      </w:r>
+      <w:r>
+        <w:rPr>
+          <w:rFonts w:hint="eastAsia"/>
+          <w:lang w:val="en-ID"/>
+        </w:rPr>
+        <w:t>├──</w:t>
+      </w:r>
+      <w:r>
+        <w:rPr>
+          <w:rFonts w:hint="eastAsia"/>
+          <w:lang w:val="en-ID"/>
+        </w:rPr>
+        <w:t xml:space="preserve"> Published</w:t>
+      </w:r>
+    </w:p>
+    <w:p>
+      <w:pPr>
+        <w:spacing w:after="0" w:line="240" w:lineRule="auto"/>
+        <w:rPr>
+          <w:lang w:val="en-ID"/>
+        </w:rPr>
+      </w:pPr>
+      <w:r>
+        <w:rPr>
+          <w:rFonts w:hint="eastAsia"/>
+          <w:lang w:val="en-ID"/>
+        </w:rPr>
+        <w:t>│</w:t>
+      </w:r>
+      <w:r>
+        <w:rPr>
+          <w:rFonts w:hint="eastAsia"/>
+          <w:lang w:val="en-ID"/>
+        </w:rPr>
+        <w:t xml:space="preserve">   </w:t>
+      </w:r>
+      <w:r>
+        <w:rPr>
+          <w:rFonts w:hint="eastAsia"/>
+          <w:lang w:val="en-ID"/>
+        </w:rPr>
+        <w:t>├──</w:t>
+      </w:r>
+      <w:r>
+        <w:rPr>
+          <w:rFonts w:hint="eastAsia"/>
+          <w:lang w:val="en-ID"/>
+        </w:rPr>
+        <w:t xml:space="preserve"> Published</w:t>
+      </w:r>
+    </w:p>
+    <w:p>
+      <w:pPr>
+        <w:spacing w:after="0" w:line="240" w:lineRule="auto"/>
+        <w:rPr>
+          <w:lang w:val="en-ID"/>
+        </w:rPr>
+      </w:pPr>
+      <w:r>
+        <w:rPr>
+          <w:rFonts w:hint="eastAsia"/>
+          <w:lang w:val="en-ID"/>
+        </w:rPr>
+        <w:t>│</w:t>
+      </w:r>
+      <w:r>
+        <w:rPr>
+          <w:rFonts w:hint="eastAsia"/>
+          <w:lang w:val="en-ID"/>
+        </w:rPr>
+        <w:t xml:space="preserve">   </w:t>
+      </w:r>
+      <w:r>
+        <w:rPr>
+          <w:rFonts w:hint="eastAsia"/>
+          <w:lang w:val="en-ID"/>
+        </w:rPr>
+        <w:t>├──</w:t>
+      </w:r>
+      <w:r>
+        <w:rPr>
+          <w:rFonts w:hint="eastAsia"/>
+          <w:lang w:val="en-ID"/>
+        </w:rPr>
+        <w:t xml:space="preserve"> Under Review</w:t>
+      </w:r>
+    </w:p>
+    <w:p>
+      <w:pPr>
+        <w:spacing w:after="0" w:line="240" w:lineRule="auto"/>
+        <w:rPr>
+          <w:lang w:val="en-ID"/>
+        </w:rPr>
+      </w:pPr>
+      <w:r>
+        <w:rPr>
+          <w:rFonts w:hint="eastAsia"/>
+          <w:lang w:val="en-ID"/>
+        </w:rPr>
+        <w:t>│</w:t>
+      </w:r>
+      <w:r>
+        <w:rPr>
+          <w:rFonts w:hint="eastAsia"/>
+          <w:lang w:val="en-ID"/>
+        </w:rPr>
+        <w:t xml:space="preserve">   </w:t>
+      </w:r>
+      <w:r>
+        <w:rPr>
+          <w:rFonts w:hint="eastAsia"/>
+          <w:lang w:val="en-ID"/>
+        </w:rPr>
+        <w:t>└──</w:t>
+      </w:r>
+      <w:r>
+        <w:rPr>
+          <w:rFonts w:hint="eastAsia"/>
+          <w:lang w:val="en-ID"/>
+        </w:rPr>
+        <w:t xml:space="preserve"> Research Idea</w:t>
+      </w:r>
+    </w:p>
+    <w:p>
+      <w:pPr>
+        <w:spacing w:after="0" w:line="240" w:lineRule="auto"/>
+        <w:rPr>
+          <w:lang w:val="en-ID"/>
+        </w:rPr>
+      </w:pPr>
+      <w:r>
+        <w:rPr>
+          <w:rFonts w:hint="eastAsia"/>
+          <w:lang w:val="en-ID"/>
+        </w:rPr>
+        <w:t>│</w:t>
+      </w:r>
+    </w:p>
+    <w:p>
+      <w:pPr>
+        <w:spacing w:after="0" w:line="240" w:lineRule="auto"/>
+        <w:rPr>
+          <w:lang w:val="en-ID"/>
+        </w:rPr>
+      </w:pPr>
+      <w:r>
+        <w:rPr>
+          <w:rFonts w:hint="eastAsia"/>
+          <w:lang w:val="en-ID"/>
+        </w:rPr>
+        <w:t>├──</w:t>
+      </w:r>
+      <w:r>
+        <w:rPr>
+          <w:rFonts w:hint="eastAsia"/>
+          <w:lang w:val="en-ID"/>
+        </w:rPr>
+        <w:t xml:space="preserve"> Research Roadmap</w:t>
+      </w:r>
+    </w:p>
+    <w:p>
+      <w:pPr>
+        <w:spacing w:after="0" w:line="240" w:lineRule="auto"/>
+        <w:rPr>
+          <w:lang w:val="en-ID"/>
+        </w:rPr>
+      </w:pPr>
+      <w:r>
+        <w:rPr>
+          <w:rFonts w:hint="eastAsia"/>
+          <w:lang w:val="en-ID"/>
+        </w:rPr>
+        <w:t>│</w:t>
+      </w:r>
+      <w:r>
+        <w:rPr>
+          <w:rFonts w:hint="eastAsia"/>
+          <w:lang w:val="en-ID"/>
+        </w:rPr>
+        <w:t xml:space="preserve">   </w:t>
+      </w:r>
+      <w:r>
+        <w:rPr>
+          <w:rFonts w:hint="eastAsia"/>
+          <w:lang w:val="en-ID"/>
+        </w:rPr>
+        <w:t>├──</w:t>
+      </w:r>
+      <w:r>
+        <w:rPr>
+          <w:rFonts w:hint="eastAsia"/>
+          <w:lang w:val="en-ID"/>
+        </w:rPr>
+        <w:t xml:space="preserve"> Foundation</w:t>
+      </w:r>
+    </w:p>
+    <w:p>
+      <w:pPr>
+        <w:spacing w:after="0" w:line="240" w:lineRule="auto"/>
+        <w:rPr>
+          <w:lang w:val="en-ID"/>
+        </w:rPr>
+      </w:pPr>
+      <w:r>
+        <w:rPr>
+          <w:rFonts w:hint="eastAsia"/>
+          <w:lang w:val="en-ID"/>
+        </w:rPr>
+        <w:t>│</w:t>
+      </w:r>
+      <w:r>
+        <w:rPr>
+          <w:rFonts w:hint="eastAsia"/>
+          <w:lang w:val="en-ID"/>
+        </w:rPr>
+        <w:t xml:space="preserve">   </w:t>
+      </w:r>
+      <w:r>
+        <w:rPr>
+          <w:rFonts w:hint="eastAsia"/>
+          <w:lang w:val="en-ID"/>
+        </w:rPr>
+        <w:t>├──</w:t>
+      </w:r>
+      <w:r>
+        <w:rPr>
+          <w:rFonts w:hint="eastAsia"/>
+          <w:lang w:val="en-ID"/>
+        </w:rPr>
+        <w:t xml:space="preserve"> Cluster Validation</w:t>
+      </w:r>
+    </w:p>
+    <w:p>
+      <w:pPr>
+        <w:spacing w:after="0" w:line="240" w:lineRule="auto"/>
+        <w:rPr>
+          <w:lang w:val="en-ID"/>
+        </w:rPr>
+      </w:pPr>
+      <w:r>
+        <w:rPr>
+          <w:rFonts w:hint="eastAsia"/>
+          <w:lang w:val="en-ID"/>
+        </w:rPr>
+        <w:t>│</w:t>
+      </w:r>
+      <w:r>
+        <w:rPr>
+          <w:rFonts w:hint="eastAsia"/>
+          <w:lang w:val="en-ID"/>
+        </w:rPr>
+        <w:t xml:space="preserve">   </w:t>
+      </w:r>
+      <w:r>
+        <w:rPr>
+          <w:rFonts w:hint="eastAsia"/>
+          <w:lang w:val="en-ID"/>
+        </w:rPr>
+        <w:t>├──</w:t>
+      </w:r>
+      <w:r>
+        <w:rPr>
+          <w:rFonts w:hint="eastAsia"/>
+          <w:lang w:val="en-ID"/>
+        </w:rPr>
+        <w:t xml:space="preserve"> Cluster Interpretation</w:t>
+      </w:r>
+    </w:p>
+    <w:p>
+      <w:pPr>
+        <w:spacing w:after="0" w:line="240" w:lineRule="auto"/>
+        <w:rPr>
+          <w:lang w:val="en-ID"/>
+        </w:rPr>
+      </w:pPr>
+      <w:r>
+        <w:rPr>
+          <w:rFonts w:hint="eastAsia"/>
+          <w:lang w:val="en-ID"/>
+        </w:rPr>
+        <w:lastRenderedPageBreak/>
+        <w:t>│</w:t>
+      </w:r>
+      <w:r>
+        <w:rPr>
+          <w:rFonts w:hint="eastAsia"/>
+          <w:lang w:val="en-ID"/>
+        </w:rPr>
+        <w:t xml:space="preserve">   </w:t>
+      </w:r>
+      <w:r>
+        <w:rPr>
+          <w:rFonts w:hint="eastAsia"/>
+          <w:lang w:val="en-ID"/>
+        </w:rPr>
+        <w:t>└──</w:t>
+      </w:r>
+      <w:r>
+        <w:rPr>
+          <w:rFonts w:hint="eastAsia"/>
+          <w:lang w:val="en-ID"/>
+        </w:rPr>
+        <w:t xml:space="preserve"> Explainable Clustering</w:t>
+      </w:r>
+    </w:p>
+    <w:p>
+      <w:pPr>
+        <w:spacing w:after="0" w:line="240" w:lineRule="auto"/>
+        <w:rPr>
+          <w:lang w:val="en-ID"/>
+        </w:rPr>
+      </w:pPr>
+      <w:r>
+        <w:rPr>
+          <w:rFonts w:hint="eastAsia"/>
+          <w:lang w:val="en-ID"/>
+        </w:rPr>
+        <w:t>│</w:t>
+      </w:r>
+    </w:p>
+    <w:p>
+      <w:pPr>
+        <w:spacing w:after="0" w:line="240" w:lineRule="auto"/>
+        <w:rPr>
+          <w:lang w:val="en-ID"/>
+        </w:rPr>
+      </w:pPr>
+      <w:r>
+        <w:rPr>
+          <w:rFonts w:hint="eastAsia"/>
+          <w:lang w:val="en-ID"/>
+        </w:rPr>
+        <w:t>└──</w:t>
+      </w:r>
+      <w:r>
+        <w:rPr>
+          <w:rFonts w:hint="eastAsia"/>
+          <w:lang w:val="en-ID"/>
+        </w:rPr>
+        <w:t xml:space="preserve"> Latest Research Notes</w:t>
+      </w:r>
+    </w:p>
+    <w:p>
+      <w:pPr>
+        <w:spacing w:after="0" w:line="240" w:lineRule="auto"/>
+        <w:rPr>
+          <w:lang w:val="en-ID"/>
+        </w:rPr>
+      </w:pPr>
+      <w:r>
+        <w:rPr>
+          <w:rFonts w:hint="eastAsia"/>
+          <w:lang w:val="en-ID"/>
+        </w:rPr>
+        <w:t xml:space="preserve">    </w:t>
+      </w:r>
+      <w:r>
+        <w:rPr>
+          <w:rFonts w:hint="eastAsia"/>
+          <w:lang w:val="en-ID"/>
+        </w:rPr>
+        <w:t>├──</w:t>
+      </w:r>
+      <w:r>
+        <w:rPr>
+          <w:rFonts w:hint="eastAsia"/>
+          <w:lang w:val="en-ID"/>
+        </w:rPr>
+        <w:t xml:space="preserve"> Feature Relationship Profiling</w:t>
+      </w:r>
+    </w:p>
+    <w:p>
+      <w:pPr>
+        <w:spacing w:after="0" w:line="240" w:lineRule="auto"/>
+        <w:rPr>
+          <w:lang w:val="en-ID"/>
+        </w:rPr>
+      </w:pPr>
+      <w:r>
+        <w:rPr>
+          <w:rFonts w:hint="eastAsia"/>
+          <w:lang w:val="en-ID"/>
+        </w:rPr>
+        <w:t xml:space="preserve">    </w:t>
+      </w:r>
+      <w:r>
+        <w:rPr>
+          <w:rFonts w:hint="eastAsia"/>
+          <w:lang w:val="en-ID"/>
+        </w:rPr>
+        <w:t>├──</w:t>
+      </w:r>
+      <w:r>
+        <w:rPr>
+          <w:rFonts w:hint="eastAsia"/>
+          <w:lang w:val="en-ID"/>
+        </w:rPr>
+        <w:t xml:space="preserve"> Relationship-Based Cluster Explanation</w:t>
+      </w:r>
+    </w:p>
+    <w:p>
+      <w:pPr>
+        <w:spacing w:after="0" w:line="240" w:lineRule="auto"/>
+        <w:rPr>
+          <w:lang w:val="en-ID"/>
+        </w:rPr>
+      </w:pPr>
+      <w:r>
+        <w:rPr>
+          <w:rFonts w:hint="eastAsia"/>
+          <w:lang w:val="en-ID"/>
+        </w:rPr>
+        <w:t xml:space="preserve">    </w:t>
+      </w:r>
+      <w:r>
+        <w:rPr>
+          <w:rFonts w:hint="eastAsia"/>
+          <w:lang w:val="en-ID"/>
+        </w:rPr>
+        <w:t>└──</w:t>
+      </w:r>
+      <w:r>
+        <w:rPr>
+          <w:rFonts w:hint="eastAsia"/>
+          <w:lang w:val="en-ID"/>
+        </w:rPr>
+        <w:t xml:space="preserve"> Multi-Perspective Cluster Validation</w:t>
+      </w:r>
+    </w:p>
+    <w:p>
+      <w:pPr>
+        <w:spacing w:after="0" w:line="240" w:lineRule="auto"/>
+        <w:rPr>
+          <w:lang w:val="en-ID"/>
+        </w:rPr>
+      </w:pPr>
+    </w:p>
+    <w:p>
+      <w:pPr>
+        <w:spacing w:after="0" w:line="240" w:lineRule="auto"/>
+        <w:rPr>
+          <w:lang w:val="en-ID"/>
+        </w:rPr>
+      </w:pPr>
+    </w:p>
+    <w:p>
+      <w:pPr>
+        <w:spacing w:after="0" w:line="240" w:lineRule="auto"/>
+        <w:rPr>
+          <w:lang w:val="en-ID"/>
+        </w:rPr>
+      </w:pPr>
+    </w:p>
+    <w:p>
+      <w:pPr>
+        <w:pStyle w:val="Heading1"/>
+        <w:rPr>
+          <w:lang w:val="en-ID"/>
+        </w:rPr>
+      </w:pPr>
+      <w:r>
+        <w:rPr>
+          <w:lang w:val="en-ID"/>
+        </w:rPr>
+        <w:t>NCSIS</w:t>
+      </w:r>
+    </w:p>
+    <w:p>
+      <w:pPr>
+        <w:pStyle w:val="Heading2"/>
+        <w:rPr>
+          <w:lang w:val="en-ID"/>
+        </w:rPr>
+      </w:pPr>
+      <w:r>
+        <w:t>Portfolio Page Structure</w:t>
+      </w:r>
+    </w:p>
+    <w:p>
+      <w:pPr>
+        <w:rPr>
+          <w:lang w:val="en-ID"/>
+        </w:rPr>
+      </w:pPr>
+      <w:r>
+        <w:rPr>
+          <w:lang w:val="en-ID"/>
+        </w:rPr>
+        <w:drawing>
+          <wp:inline distT="0" distB="0" distL="0" distR="0" wp14:anchorId="408AE6F4" wp14:editId="2BCAF3E9">
+            <wp:extent cx="3096993" cy="2013995"/>
+            <wp:effectExtent l="0" t="0" r="8255" b="5715"/>
+            <wp:docPr id="1559561271" name="Picture 1"/>
+            <wp:cNvGraphicFramePr>
+              <a:graphicFrameLocks xmlns:a="http://schemas.openxmlformats.org/drawingml/2006/main" noChangeAspect="1"/>
+            </wp:cNvGraphicFramePr>
+            <a:graphic xmlns:a="http://schemas.openxmlformats.org/drawingml/2006/main">
+              <a:graphicData uri="http://schemas.openxmlformats.org/drawingml/2006/picture">
+                <pic:pic xmlns:pic="http://schemas.openxmlformats.org/drawingml/2006/picture">
+                  <pic:nvPicPr>
+                    <pic:cNvPr id="1559561271" name=""/>
+                    <pic:cNvPicPr/>
+                  </pic:nvPicPr>
+                  <pic:blipFill>
+                    <a:blip r:embed="rId8"/>
+                    <a:stretch>
+                      <a:fillRect/>
+                    </a:stretch>
+                  </pic:blipFill>
+                  <pic:spPr>
+                    <a:xfrm>
+                      <a:off x="0" y="0"/>
+                      <a:ext cx="3108428" cy="2021432"/>
+                    </a:xfrm>
+                    <a:prstGeom prst="rect">
+                      <a:avLst/>
+                    </a:prstGeom>
+                  </pic:spPr>
+                </pic:pic>
+              </a:graphicData>
+            </a:graphic>
+          </wp:inline>
+        </w:drawing>
+      </w:r>
+    </w:p>
+    <w:p>
+      <w:pPr>
+        <w:pStyle w:val="Heading2"/>
+        <w:rPr>
+          <w:lang w:val="en-ID"/>
+        </w:rPr>
+      </w:pPr>
+      <w:r>
+        <w:rPr>
+          <w:lang w:val="en-ID"/>
+        </w:rPr>
+        <w:t>NCIS Portfolio Specification</w:t>
+      </w:r>
+    </w:p>
+    <w:p>
+      <w:pPr>
+        <w:rPr>
+          <w:lang w:val="en-ID"/>
+        </w:rPr>
+      </w:pPr>
+      <w:r>
+        <w:rPr>
+          <w:b/>
+          <w:bCs/>
+          <w:lang w:val="en-ID"/>
+        </w:rPr>
+        <w:t>Project:</w:t>
+      </w:r>
+      <w:r>
+        <w:rPr>
+          <w:lang w:val="en-ID"/>
+        </w:rPr>
+        <w:t xml:space="preserve"> NCIS_20260604</w:t>
+      </w:r>
+      <w:r>
+        <w:rPr>
+          <w:lang w:val="en-ID"/>
+        </w:rPr>
+        <w:br/>
+      </w:r>
+      <w:r>
+        <w:rPr>
+          <w:b/>
+          <w:bCs/>
+          <w:lang w:val="en-ID"/>
+        </w:rPr>
+        <w:t>Portfolio category:</w:t>
+      </w:r>
+      <w:r>
+        <w:rPr>
+          <w:lang w:val="en-ID"/>
+        </w:rPr>
+        <w:t xml:space="preserve"> Enterprise Web Application / Audit Management System</w:t>
+      </w:r>
+      <w:r>
+        <w:rPr>
+          <w:lang w:val="en-ID"/>
+        </w:rPr>
+        <w:br/>
+      </w:r>
+      <w:r>
+        <w:rPr>
+          <w:b/>
+          <w:bCs/>
+          <w:lang w:val="en-ID"/>
+        </w:rPr>
+        <w:t>Primary positioning:</w:t>
+      </w:r>
+      <w:r>
+        <w:rPr>
+          <w:lang w:val="en-ID"/>
+        </w:rPr>
+        <w:t xml:space="preserve"> System Analysis + Python/Flask Application Architecture</w:t>
+      </w:r>
+      <w:r>
+        <w:rPr>
+          <w:lang w:val="en-ID"/>
+        </w:rPr>
+        <w:br/>
+      </w:r>
+      <w:r>
+        <w:rPr>
+          <w:b/>
+          <w:bCs/>
+          <w:lang w:val="en-ID"/>
+        </w:rPr>
+        <w:t>Portfolio objective:</w:t>
+      </w:r>
+      <w:r>
+        <w:rPr>
+          <w:lang w:val="en-ID"/>
+        </w:rPr>
+        <w:t xml:space="preserve"> Demonstrate your capability to </w:t>
+      </w:r>
+      <w:r>
+        <w:rPr>
+          <w:lang w:val="en-ID"/>
+        </w:rPr>
+        <w:t>analyse</w:t>
+      </w:r>
+      <w:r>
+        <w:rPr>
+          <w:lang w:val="en-ID"/>
+        </w:rPr>
+        <w:t>, develop, maintain, and architect a complex role-based business application.</w:t>
+      </w:r>
+    </w:p>
+    <w:p>
+      <w:pPr>
+        <w:rPr>
+          <w:lang w:val="en-ID"/>
+        </w:rPr>
+      </w:pPr>
+      <w:r>
+        <w:rPr>
+          <w:lang w:val="en-ID"/>
+        </w:rPr>
+        <w:t>The existing portfolio already provides a project-oriented Flask structure under templates/portfolio and routes/portfolio.py, so NCIS can be added without restructuring the whole portfolio application</w:t>
+      </w:r>
+    </w:p>
+    <w:p>
+      <w:pPr>
+        <w:pStyle w:val="Heading2"/>
+        <w:rPr>
+          <w:lang w:val="en-ID"/>
+        </w:rPr>
+      </w:pPr>
+      <w:r>
+        <w:rPr>
+          <w:lang w:val="en-ID"/>
+        </w:rPr>
+        <w:t>Project Identity</w:t>
+      </w:r>
+    </w:p>
+    <w:p>
+      <w:pPr>
+        <w:tabs>
+          <w:tab w:val="left" w:pos="2127"/>
+        </w:tabs>
+        <w:spacing w:after="0"/>
+        <w:rPr>
+          <w:lang w:val="en-ID"/>
+        </w:rPr>
+      </w:pPr>
+      <w:r>
+        <w:rPr>
+          <w:lang w:val="en-ID"/>
+        </w:rPr>
+        <w:t>Portfolio title</w:t>
+      </w:r>
+      <w:r>
+        <w:rPr>
+          <w:lang w:val="en-ID"/>
+        </w:rPr>
+        <w:tab/>
+      </w:r>
+      <w:r>
+        <w:rPr>
+          <w:lang w:val="en-ID"/>
+        </w:rPr>
+        <w:t xml:space="preserve">: </w:t>
+      </w:r>
+      <w:r>
+        <w:rPr>
+          <w:lang w:val="en-ID"/>
+        </w:rPr>
+        <w:t>NCIS — Internal Audit Management Information System</w:t>
+      </w:r>
+    </w:p>
+    <w:p>
+      <w:pPr>
+        <w:tabs>
+          <w:tab w:val="left" w:pos="2127"/>
+        </w:tabs>
+        <w:spacing w:after="0"/>
+        <w:rPr>
+          <w:lang w:val="en-ID"/>
+        </w:rPr>
+      </w:pPr>
+      <w:r>
+        <w:rPr>
+          <w:lang w:val="en-ID"/>
+        </w:rPr>
+        <w:t>Short title</w:t>
+      </w:r>
+      <w:r>
+        <w:rPr>
+          <w:lang w:val="en-ID"/>
+        </w:rPr>
+        <w:tab/>
+        <w:t xml:space="preserve">: </w:t>
+      </w:r>
+      <w:r>
+        <w:rPr>
+          <w:lang w:val="en-ID"/>
+        </w:rPr>
+        <w:t>NCIS</w:t>
+      </w:r>
+    </w:p>
+    <w:p>
+      <w:pPr>
+        <w:tabs>
+          <w:tab w:val="left" w:pos="2127"/>
+        </w:tabs>
+        <w:spacing w:after="0"/>
+        <w:rPr>
+          <w:lang w:val="en-ID"/>
+        </w:rPr>
+      </w:pPr>
+      <w:r>
+        <w:rPr>
+          <w:lang w:val="en-ID"/>
+        </w:rPr>
+        <w:t>Project type</w:t>
+      </w:r>
+      <w:r>
+        <w:rPr>
+          <w:lang w:val="en-ID"/>
+        </w:rPr>
+        <w:tab/>
+        <w:t xml:space="preserve">: </w:t>
+      </w:r>
+      <w:r>
+        <w:rPr>
+          <w:lang w:val="en-ID"/>
+        </w:rPr>
+        <w:t>Enterprise Web Application</w:t>
+      </w:r>
+    </w:p>
+    <w:p>
+      <w:pPr>
+        <w:tabs>
+          <w:tab w:val="left" w:pos="2127"/>
+        </w:tabs>
+        <w:spacing w:after="0"/>
+        <w:rPr>
+          <w:lang w:val="en-ID"/>
+        </w:rPr>
+      </w:pPr>
+      <w:r>
+        <w:rPr>
+          <w:lang w:val="en-ID"/>
+        </w:rPr>
+        <w:t xml:space="preserve">Business </w:t>
+      </w:r>
+      <w:r>
+        <w:rPr>
+          <w:lang w:val="en-ID"/>
+        </w:rPr>
+        <w:t>Domain</w:t>
+      </w:r>
+      <w:r>
+        <w:rPr>
+          <w:lang w:val="en-ID"/>
+        </w:rPr>
+        <w:tab/>
+        <w:t xml:space="preserve">: </w:t>
+      </w:r>
+      <w:r>
+        <w:rPr>
+          <w:lang w:val="en-ID"/>
+        </w:rPr>
+        <w:t>Internal Audit / Audit Management</w:t>
+      </w:r>
+    </w:p>
+    <w:p>
+      <w:pPr>
+        <w:tabs>
+          <w:tab w:val="left" w:pos="2127"/>
+        </w:tabs>
+        <w:spacing w:after="0"/>
+        <w:rPr>
+          <w:lang w:val="en-ID"/>
+        </w:rPr>
+      </w:pPr>
+      <w:r>
+        <w:rPr>
+          <w:lang w:val="en-ID"/>
+        </w:rPr>
+        <w:t>Primary technologies</w:t>
+      </w:r>
+      <w:r>
+        <w:rPr>
+          <w:lang w:val="en-ID"/>
+        </w:rPr>
+        <w:tab/>
+        <w:t>:</w:t>
+      </w:r>
+    </w:p>
+    <w:p>
+      <w:pPr>
+        <w:numPr>
+          <w:ilvl w:val="0"/>
+          <w:numId w:val="13"/>
+        </w:numPr>
+        <w:tabs>
+          <w:tab w:val="clear" w:pos="720"/>
+        </w:tabs>
+        <w:spacing w:after="0" w:line="240" w:lineRule="auto"/>
+        <w:ind w:left="709"/>
+        <w:rPr>
+          <w:lang w:val="en-ID"/>
+        </w:rPr>
+      </w:pPr>
+      <w:r>
+        <w:rPr>
+          <w:lang w:val="en-ID"/>
+        </w:rPr>
+        <w:t xml:space="preserve">Python </w:t>
+      </w:r>
+    </w:p>
+    <w:p>
+      <w:pPr>
+        <w:numPr>
+          <w:ilvl w:val="0"/>
+          <w:numId w:val="13"/>
+        </w:numPr>
+        <w:tabs>
+          <w:tab w:val="clear" w:pos="720"/>
+        </w:tabs>
+        <w:spacing w:after="0"/>
+        <w:ind w:left="709"/>
+        <w:rPr>
+          <w:lang w:val="en-ID"/>
+        </w:rPr>
+      </w:pPr>
+      <w:r>
+        <w:rPr>
+          <w:lang w:val="en-ID"/>
+        </w:rPr>
+        <w:t xml:space="preserve">Flask </w:t>
+      </w:r>
+    </w:p>
+    <w:p>
+      <w:pPr>
+        <w:numPr>
+          <w:ilvl w:val="0"/>
+          <w:numId w:val="13"/>
+        </w:numPr>
+        <w:tabs>
+          <w:tab w:val="clear" w:pos="720"/>
+        </w:tabs>
+        <w:spacing w:after="0"/>
+        <w:ind w:left="709"/>
+        <w:rPr>
+          <w:lang w:val="en-ID"/>
+        </w:rPr>
+      </w:pPr>
+      <w:proofErr w:type="spellStart"/>
+      <w:r>
+        <w:rPr>
+          <w:lang w:val="en-ID"/>
+        </w:rPr>
+        <w:lastRenderedPageBreak/>
+        <w:t>SQLAlchemy</w:t>
+      </w:r>
+      <w:proofErr w:type="spellEnd"/>
+      <w:r>
+        <w:rPr>
+          <w:lang w:val="en-ID"/>
+        </w:rPr>
+        <w:t xml:space="preserve"> </w:t>
+      </w:r>
+    </w:p>
+    <w:p>
+      <w:pPr>
+        <w:numPr>
+          <w:ilvl w:val="0"/>
+          <w:numId w:val="13"/>
+        </w:numPr>
+        <w:tabs>
+          <w:tab w:val="clear" w:pos="720"/>
+        </w:tabs>
+        <w:spacing w:after="0"/>
+        <w:ind w:left="709"/>
+        <w:rPr>
+          <w:lang w:val="en-ID"/>
+        </w:rPr>
+      </w:pPr>
+      <w:r>
+        <w:rPr>
+          <w:lang w:val="en-ID"/>
+        </w:rPr>
+        <w:t xml:space="preserve">SQLite </w:t>
+      </w:r>
+    </w:p>
+    <w:p>
+      <w:pPr>
+        <w:numPr>
+          <w:ilvl w:val="0"/>
+          <w:numId w:val="13"/>
+        </w:numPr>
+        <w:tabs>
+          <w:tab w:val="clear" w:pos="720"/>
+        </w:tabs>
+        <w:spacing w:after="0"/>
+        <w:ind w:left="709"/>
+        <w:rPr>
+          <w:lang w:val="en-ID"/>
+        </w:rPr>
+      </w:pPr>
+      <w:r>
+        <w:rPr>
+          <w:lang w:val="en-ID"/>
+        </w:rPr>
+        <w:t xml:space="preserve">MySQL </w:t>
+      </w:r>
+    </w:p>
+    <w:p>
+      <w:pPr>
+        <w:numPr>
+          <w:ilvl w:val="0"/>
+          <w:numId w:val="13"/>
+        </w:numPr>
+        <w:tabs>
+          <w:tab w:val="clear" w:pos="720"/>
+        </w:tabs>
+        <w:spacing w:after="0"/>
+        <w:ind w:left="709"/>
+        <w:rPr>
+          <w:lang w:val="en-ID"/>
+        </w:rPr>
+      </w:pPr>
+      <w:r>
+        <w:rPr>
+          <w:lang w:val="en-ID"/>
+        </w:rPr>
+        <w:t xml:space="preserve">Alembic </w:t>
+      </w:r>
+    </w:p>
+    <w:p>
+      <w:pPr>
+        <w:numPr>
+          <w:ilvl w:val="0"/>
+          <w:numId w:val="13"/>
+        </w:numPr>
+        <w:tabs>
+          <w:tab w:val="clear" w:pos="720"/>
+        </w:tabs>
+        <w:spacing w:after="0"/>
+        <w:ind w:left="709"/>
+        <w:rPr>
+          <w:lang w:val="en-ID"/>
+        </w:rPr>
+      </w:pPr>
+      <w:r>
+        <w:rPr>
+          <w:lang w:val="en-ID"/>
+        </w:rPr>
+        <w:t xml:space="preserve">Bootstrap </w:t>
+      </w:r>
+    </w:p>
+    <w:p>
+      <w:pPr>
+        <w:numPr>
+          <w:ilvl w:val="0"/>
+          <w:numId w:val="13"/>
+        </w:numPr>
+        <w:tabs>
+          <w:tab w:val="clear" w:pos="720"/>
+        </w:tabs>
+        <w:spacing w:after="0"/>
+        <w:ind w:left="709"/>
+        <w:rPr>
+          <w:lang w:val="en-ID"/>
+        </w:rPr>
+      </w:pPr>
+      <w:r>
+        <w:rPr>
+          <w:lang w:val="en-ID"/>
+        </w:rPr>
+        <w:t xml:space="preserve">JavaScript </w:t>
+      </w:r>
+    </w:p>
+    <w:p>
+      <w:pPr>
+        <w:numPr>
+          <w:ilvl w:val="0"/>
+          <w:numId w:val="13"/>
+        </w:numPr>
+        <w:tabs>
+          <w:tab w:val="clear" w:pos="720"/>
+        </w:tabs>
+        <w:spacing w:after="0"/>
+        <w:ind w:left="709"/>
+        <w:rPr>
+          <w:lang w:val="en-ID"/>
+        </w:rPr>
+      </w:pPr>
+      <w:r>
+        <w:rPr>
+          <w:lang w:val="en-ID"/>
+        </w:rPr>
+        <w:t xml:space="preserve">jQuery </w:t>
+      </w:r>
+    </w:p>
+    <w:p>
+      <w:pPr>
+        <w:numPr>
+          <w:ilvl w:val="0"/>
+          <w:numId w:val="13"/>
+        </w:numPr>
+        <w:tabs>
+          <w:tab w:val="clear" w:pos="720"/>
+        </w:tabs>
+        <w:spacing w:after="0"/>
+        <w:ind w:left="709"/>
+        <w:rPr>
+          <w:lang w:val="en-ID"/>
+        </w:rPr>
+      </w:pPr>
+      <w:proofErr w:type="spellStart"/>
+      <w:r>
+        <w:rPr>
+          <w:lang w:val="en-ID"/>
+        </w:rPr>
+        <w:t>DataTables</w:t>
+      </w:r>
+      <w:proofErr w:type="spellEnd"/>
+      <w:r>
+        <w:rPr>
+          <w:lang w:val="en-ID"/>
+        </w:rPr>
+        <w:t xml:space="preserve"> </w:t>
+      </w:r>
+    </w:p>
+    <w:p>
+      <w:pPr>
+        <w:numPr>
+          <w:ilvl w:val="0"/>
+          <w:numId w:val="13"/>
+        </w:numPr>
+        <w:tabs>
+          <w:tab w:val="clear" w:pos="720"/>
+        </w:tabs>
+        <w:spacing w:after="0"/>
+        <w:ind w:left="709"/>
+        <w:rPr>
+          <w:lang w:val="en-ID"/>
+        </w:rPr>
+      </w:pPr>
+      <w:r>
+        <w:rPr>
+          <w:lang w:val="en-ID"/>
+        </w:rPr>
+        <w:t xml:space="preserve">Chart.js </w:t>
+      </w:r>
+    </w:p>
+    <w:p>
+      <w:pPr>
+        <w:rPr>
+          <w:lang w:val="en-ID"/>
+        </w:rPr>
+      </w:pPr>
+    </w:p>
+    <w:p>
+      <w:pPr>
+        <w:pStyle w:val="Heading2"/>
+        <w:rPr>
+          <w:lang w:val="en-ID"/>
+        </w:rPr>
+      </w:pPr>
+      <w:r>
+        <w:rPr>
+          <w:lang w:val="en-ID"/>
+        </w:rPr>
+        <w:t>Project Description</w:t>
+      </w:r>
+    </w:p>
+    <w:p>
+      <w:pPr>
+        <w:spacing w:after="120"/>
+        <w:rPr>
+          <w:lang w:val="en-ID"/>
+        </w:rPr>
+      </w:pPr>
+      <w:r>
+        <w:rPr>
+          <w:lang w:val="en-ID"/>
+        </w:rPr>
+        <w:t>NCIS is a role-based web application designed to support internal audit operations, including audit management, audit findings, OTS case management, follow-up activities, audit scoring, notifications, organizational scope management, and management dashboards.</w:t>
+      </w:r>
+    </w:p>
+    <w:p>
+      <w:pPr>
+        <w:spacing w:after="120"/>
+        <w:rPr>
+          <w:lang w:val="en-ID"/>
+        </w:rPr>
+      </w:pPr>
+      <w:r>
+        <w:rPr>
+          <w:lang w:val="en-ID"/>
+        </w:rPr>
+        <w:t>The application was developed using Python and Flask with a layered application structure separating routes, business services, repositories, and domain models. The system also implements role-specific workflows and interfaces for different organizational functions.</w:t>
+      </w:r>
+    </w:p>
+    <w:p>
+      <w:pPr>
+        <w:rPr>
+          <w:lang w:val="en-ID"/>
+        </w:rPr>
+      </w:pPr>
+      <w:r>
+        <w:rPr>
+          <w:lang w:val="en-ID"/>
+        </w:rPr>
+        <w:t>The project includes database architecture, role-based security, operational dashboards, audit workflows, notification mechanisms, reporting, and database migration capabilities.</w:t>
+      </w:r>
+    </w:p>
+    <w:p>
+      <w:pPr>
+        <w:rPr>
+          <w:lang w:val="en-ID"/>
+        </w:rPr>
+      </w:pPr>
+    </w:p>
+    <w:p>
+      <w:pPr>
+        <w:pStyle w:val="Heading2"/>
+        <w:rPr>
+          <w:lang w:val="en-ID"/>
+        </w:rPr>
+      </w:pPr>
+      <w:r>
+        <w:rPr>
+          <w:lang w:val="en-ID"/>
+        </w:rPr>
+        <w:t xml:space="preserve">Individual </w:t>
+      </w:r>
+      <w:r>
+        <w:rPr>
+          <w:lang w:val="en-ID"/>
+        </w:rPr>
+        <w:t>Role &amp; Contribution</w:t>
+      </w:r>
+    </w:p>
+    <w:p>
+      <w:pPr>
+        <w:pStyle w:val="Heading3"/>
+        <w:rPr>
+          <w:lang w:val="en-ID"/>
+        </w:rPr>
+      </w:pPr>
+      <w:r>
+        <w:rPr>
+          <w:lang w:val="en-ID"/>
+        </w:rPr>
+        <w:t>Contribution Matrix</w:t>
+      </w:r>
+    </w:p>
+    <w:tbl>
+      <w:tblPr>
+        <w:tblW w:w="9418" w:type="dxa"/>
+        <w:tblInd w:w="108" w:type="dxa"/>
+        <w:tblBorders>
+          <w:top w:val="single" w:sz="4" w:space="0" w:color="auto"/>
+          <w:left w:val="single" w:sz="4" w:space="0" w:color="auto"/>
+          <w:bottom w:val="single" w:sz="4" w:space="0" w:color="auto"/>
+          <w:right w:val="single" w:sz="4" w:space="0" w:color="auto"/>
+          <w:insideH w:val="single" w:sz="4" w:space="0" w:color="auto"/>
+          <w:insideV w:val="single" w:sz="4" w:space="0" w:color="auto"/>
+        </w:tblBorders>
+        <w:tblLook w:val="04A0" w:firstRow="1" w:lastRow="0" w:firstColumn="1" w:lastColumn="0" w:noHBand="0" w:noVBand="1"/>
+      </w:tblPr>
+      <w:tblGrid>
+        <w:gridCol w:w="1347"/>
+        <w:gridCol w:w="3777"/>
+        <w:gridCol w:w="2106"/>
+        <w:gridCol w:w="2188"/>
+      </w:tblGrid>
+      <w:tr>
+        <w:trPr>
+          <w:trHeight w:val="290"/>
+          <w:tblHeader/>
+        </w:trPr>
+        <w:tc>
+          <w:tcPr>
+            <w:tcW w:w="1347" w:type="dxa"/>
+            <w:noWrap/>
+            <w:hideMark/>
+          </w:tcPr>
+          <w:p>
+            <w:pPr>
+              <w:spacing w:after="0" w:line="240" w:lineRule="auto"/>
+              <w:jc w:val="center"/>
+              <w:rPr>
+                <w:rFonts w:eastAsia="Times New Roman" w:cs="Arial"/>
+                <w:b/>
+                <w:bCs/>
+                <w:color w:val="000000"/>
+                <w:sz w:val="18"/>
+                <w:szCs w:val="18"/>
+                <w:lang w:val="en-ID" w:eastAsia="en-ID"/>
+              </w:rPr>
+            </w:pPr>
+            <w:r>
+              <w:rPr>
+                <w:rFonts w:eastAsia="Times New Roman" w:cs="Arial"/>
+                <w:b/>
+                <w:bCs/>
+                <w:color w:val="000000"/>
+                <w:sz w:val="18"/>
+                <w:szCs w:val="18"/>
+                <w:lang w:val="en-ID" w:eastAsia="en-ID"/>
+              </w:rPr>
+              <w:t>Area</w:t>
+            </w:r>
+          </w:p>
+        </w:tc>
+        <w:tc>
+          <w:tcPr>
+            <w:tcW w:w="3777" w:type="dxa"/>
+            <w:noWrap/>
+            <w:hideMark/>
+          </w:tcPr>
+          <w:p>
+            <w:pPr>
+              <w:spacing w:after="0" w:line="240" w:lineRule="auto"/>
+              <w:jc w:val="center"/>
+              <w:rPr>
+                <w:rFonts w:eastAsia="Times New Roman" w:cs="Arial"/>
+                <w:b/>
+                <w:bCs/>
+                <w:color w:val="000000"/>
+                <w:sz w:val="18"/>
+                <w:szCs w:val="18"/>
+                <w:lang w:val="en-ID" w:eastAsia="en-ID"/>
+              </w:rPr>
+            </w:pPr>
+            <w:r>
+              <w:rPr>
+                <w:rFonts w:eastAsia="Times New Roman" w:cs="Arial"/>
+                <w:b/>
+                <w:bCs/>
+                <w:color w:val="000000"/>
+                <w:sz w:val="18"/>
+                <w:szCs w:val="18"/>
+                <w:lang w:val="en-ID" w:eastAsia="en-ID"/>
+              </w:rPr>
+              <w:t>Evidence from NCIS Project</w:t>
+            </w:r>
+          </w:p>
+        </w:tc>
+        <w:tc>
+          <w:tcPr>
+            <w:tcW w:w="2106" w:type="dxa"/>
+            <w:noWrap/>
+            <w:hideMark/>
+          </w:tcPr>
+          <w:p>
+            <w:pPr>
+              <w:spacing w:after="0" w:line="240" w:lineRule="auto"/>
+              <w:jc w:val="center"/>
+              <w:rPr>
+                <w:rFonts w:eastAsia="Times New Roman" w:cs="Arial"/>
+                <w:b/>
+                <w:bCs/>
+                <w:color w:val="000000"/>
+                <w:sz w:val="18"/>
+                <w:szCs w:val="18"/>
+                <w:lang w:val="en-ID" w:eastAsia="en-ID"/>
+              </w:rPr>
+            </w:pPr>
+            <w:r>
+              <w:rPr>
+                <w:rFonts w:eastAsia="Times New Roman" w:cs="Arial"/>
+                <w:b/>
+                <w:bCs/>
+                <w:color w:val="000000"/>
+                <w:sz w:val="18"/>
+                <w:szCs w:val="18"/>
+                <w:lang w:val="en-ID" w:eastAsia="en-ID"/>
+              </w:rPr>
+              <w:t>Your Involvement</w:t>
+            </w:r>
+          </w:p>
+        </w:tc>
+        <w:tc>
+          <w:tcPr>
+            <w:tcW w:w="2188" w:type="dxa"/>
+            <w:noWrap/>
+            <w:hideMark/>
+          </w:tcPr>
+          <w:p>
+            <w:pPr>
+              <w:spacing w:after="0" w:line="240" w:lineRule="auto"/>
+              <w:jc w:val="center"/>
+              <w:rPr>
+                <w:rFonts w:eastAsia="Times New Roman" w:cs="Arial"/>
+                <w:b/>
+                <w:bCs/>
+                <w:color w:val="000000"/>
+                <w:sz w:val="18"/>
+                <w:szCs w:val="18"/>
+                <w:lang w:val="en-ID" w:eastAsia="en-ID"/>
+              </w:rPr>
+            </w:pPr>
+            <w:r>
+              <w:rPr>
+                <w:rFonts w:eastAsia="Times New Roman" w:cs="Arial"/>
+                <w:b/>
+                <w:bCs/>
+                <w:color w:val="000000"/>
+                <w:sz w:val="18"/>
+                <w:szCs w:val="18"/>
+                <w:lang w:val="en-ID" w:eastAsia="en-ID"/>
+              </w:rPr>
+              <w:t>Portfolio Position</w:t>
+            </w:r>
+          </w:p>
+        </w:tc>
+      </w:tr>
+      <w:tr>
+        <w:trPr>
+          <w:trHeight w:val="290"/>
+        </w:trPr>
+        <w:tc>
+          <w:tcPr>
+            <w:tcW w:w="1347" w:type="dxa"/>
+            <w:noWrap/>
+            <w:hideMark/>
+          </w:tcPr>
+          <w:p>
+            <w:pPr>
+              <w:spacing w:after="0" w:line="240" w:lineRule="auto"/>
+              <w:rPr>
+                <w:rFonts w:eastAsia="Times New Roman" w:cs="Arial"/>
+                <w:b/>
+                <w:bCs/>
+                <w:color w:val="000000"/>
+                <w:sz w:val="18"/>
+                <w:szCs w:val="18"/>
+                <w:lang w:val="en-ID" w:eastAsia="en-ID"/>
+              </w:rPr>
+            </w:pPr>
+            <w:r>
+              <w:rPr>
+                <w:rFonts w:eastAsia="Times New Roman" w:cs="Arial"/>
+                <w:b/>
+                <w:bCs/>
+                <w:color w:val="000000"/>
+                <w:sz w:val="18"/>
+                <w:szCs w:val="18"/>
+                <w:lang w:val="en-ID" w:eastAsia="en-ID"/>
+              </w:rPr>
+              <w:t>System Analysis</w:t>
+            </w:r>
+          </w:p>
+        </w:tc>
+        <w:tc>
+          <w:tcPr>
+            <w:tcW w:w="3777" w:type="dxa"/>
+            <w:noWrap/>
+            <w:hideMark/>
+          </w:tcPr>
+          <w:p>
+            <w:pPr>
+              <w:spacing w:after="0" w:line="240" w:lineRule="auto"/>
+              <w:rPr>
+                <w:rFonts w:eastAsia="Times New Roman" w:cs="Arial"/>
+                <w:color w:val="000000"/>
+                <w:sz w:val="18"/>
+                <w:szCs w:val="18"/>
+                <w:lang w:val="en-ID" w:eastAsia="en-ID"/>
+              </w:rPr>
+            </w:pPr>
+            <w:r>
+              <w:rPr>
+                <w:rFonts w:eastAsia="Times New Roman" w:cs="Arial"/>
+                <w:color w:val="000000"/>
+                <w:sz w:val="18"/>
+                <w:szCs w:val="18"/>
+                <w:lang w:val="en-ID" w:eastAsia="en-ID"/>
+              </w:rPr>
+              <w:t>Multiple role-specific workflows, dashboards, audit modules, OTS processes, scoring and follow-up components</w:t>
+            </w:r>
+          </w:p>
+        </w:tc>
+        <w:tc>
+          <w:tcPr>
+            <w:tcW w:w="2106" w:type="dxa"/>
+            <w:noWrap/>
+            <w:hideMark/>
+          </w:tcPr>
+          <w:p>
+            <w:pPr>
+              <w:spacing w:after="0" w:line="240" w:lineRule="auto"/>
+              <w:rPr>
+                <w:rFonts w:eastAsia="Times New Roman" w:cs="Arial"/>
+                <w:b/>
+                <w:bCs/>
+                <w:color w:val="000000"/>
+                <w:sz w:val="18"/>
+                <w:szCs w:val="18"/>
+                <w:lang w:val="en-ID" w:eastAsia="en-ID"/>
+              </w:rPr>
+            </w:pPr>
+            <w:r>
+              <w:rPr>
+                <w:rFonts w:eastAsia="Times New Roman" w:cs="Arial"/>
+                <w:b/>
+                <w:bCs/>
+                <w:color w:val="000000"/>
+                <w:sz w:val="18"/>
+                <w:szCs w:val="18"/>
+                <w:lang w:val="en-ID" w:eastAsia="en-ID"/>
+              </w:rPr>
+              <w:t>To verify</w:t>
+            </w:r>
+          </w:p>
+        </w:tc>
+        <w:tc>
+          <w:tcPr>
+            <w:tcW w:w="2188" w:type="dxa"/>
+            <w:noWrap/>
+            <w:hideMark/>
+          </w:tcPr>
+          <w:p>
+            <w:pPr>
+              <w:spacing w:after="0" w:line="240" w:lineRule="auto"/>
+              <w:rPr>
+                <w:rFonts w:eastAsia="Times New Roman" w:cs="Arial"/>
+                <w:color w:val="000000"/>
+                <w:sz w:val="18"/>
+                <w:szCs w:val="18"/>
+                <w:lang w:val="en-ID" w:eastAsia="en-ID"/>
+              </w:rPr>
+            </w:pPr>
+            <w:r>
+              <w:rPr>
+                <w:rFonts w:eastAsia="Times New Roman" w:cs="Arial"/>
+                <w:color w:val="000000"/>
+                <w:sz w:val="18"/>
+                <w:szCs w:val="18"/>
+                <w:lang w:val="en-ID" w:eastAsia="en-ID"/>
+              </w:rPr>
+              <w:t>System analysis of complex audit-management requirements</w:t>
+            </w:r>
+          </w:p>
+        </w:tc>
+      </w:tr>
+      <w:tr>
+        <w:trPr>
+          <w:trHeight w:val="290"/>
+        </w:trPr>
+        <w:tc>
+          <w:tcPr>
+            <w:tcW w:w="1347" w:type="dxa"/>
+            <w:noWrap/>
+            <w:hideMark/>
+          </w:tcPr>
+          <w:p>
+            <w:pPr>
+              <w:spacing w:after="0" w:line="240" w:lineRule="auto"/>
+              <w:rPr>
+                <w:rFonts w:eastAsia="Times New Roman" w:cs="Arial"/>
+                <w:b/>
+                <w:bCs/>
+                <w:color w:val="000000"/>
+                <w:sz w:val="18"/>
+                <w:szCs w:val="18"/>
+                <w:lang w:val="en-ID" w:eastAsia="en-ID"/>
+              </w:rPr>
+            </w:pPr>
+            <w:r>
+              <w:rPr>
+                <w:rFonts w:eastAsia="Times New Roman" w:cs="Arial"/>
+                <w:b/>
+                <w:bCs/>
+                <w:color w:val="000000"/>
+                <w:sz w:val="18"/>
+                <w:szCs w:val="18"/>
+                <w:lang w:val="en-ID" w:eastAsia="en-ID"/>
+              </w:rPr>
+              <w:t>Application Architecture</w:t>
+            </w:r>
+          </w:p>
+        </w:tc>
+        <w:tc>
+          <w:tcPr>
+            <w:tcW w:w="3777" w:type="dxa"/>
+            <w:noWrap/>
+            <w:hideMark/>
+          </w:tcPr>
+          <w:p>
+            <w:pPr>
+              <w:spacing w:after="0" w:line="240" w:lineRule="auto"/>
+              <w:rPr>
+                <w:rFonts w:eastAsia="Arial Unicode MS" w:cs="Arial"/>
+                <w:color w:val="000000"/>
+                <w:sz w:val="18"/>
+                <w:szCs w:val="18"/>
+                <w:lang w:val="en-ID" w:eastAsia="en-ID"/>
+              </w:rPr>
+            </w:pPr>
+            <w:r>
+              <w:rPr>
+                <w:rFonts w:eastAsia="Arial Unicode MS" w:cs="Arial"/>
+                <w:color w:val="000000"/>
+                <w:sz w:val="18"/>
+                <w:szCs w:val="18"/>
+                <w:lang w:val="en-ID" w:eastAsia="en-ID"/>
+              </w:rPr>
+              <w:t>models/, repositories/, services/, routes/, security/, auth/</w:t>
+            </w:r>
+          </w:p>
+        </w:tc>
+        <w:tc>
+          <w:tcPr>
+            <w:tcW w:w="2106" w:type="dxa"/>
+            <w:noWrap/>
+            <w:hideMark/>
+          </w:tcPr>
+          <w:p>
+            <w:pPr>
+              <w:spacing w:after="0" w:line="240" w:lineRule="auto"/>
+              <w:rPr>
+                <w:rFonts w:eastAsia="Times New Roman" w:cs="Arial"/>
+                <w:b/>
+                <w:bCs/>
+                <w:color w:val="000000"/>
+                <w:sz w:val="18"/>
+                <w:szCs w:val="18"/>
+                <w:lang w:val="en-ID" w:eastAsia="en-ID"/>
+              </w:rPr>
+            </w:pPr>
+            <w:r>
+              <w:rPr>
+                <w:rFonts w:eastAsia="Times New Roman" w:cs="Arial"/>
+                <w:b/>
+                <w:bCs/>
+                <w:color w:val="000000"/>
+                <w:sz w:val="18"/>
+                <w:szCs w:val="18"/>
+                <w:lang w:val="en-ID" w:eastAsia="en-ID"/>
+              </w:rPr>
+              <w:t>Strong evidence of architectural involvement; exact authorship to verify</w:t>
+            </w:r>
+          </w:p>
+        </w:tc>
+        <w:tc>
+          <w:tcPr>
+            <w:tcW w:w="2188" w:type="dxa"/>
+            <w:noWrap/>
+            <w:hideMark/>
+          </w:tcPr>
+          <w:p>
+            <w:pPr>
+              <w:spacing w:after="0" w:line="240" w:lineRule="auto"/>
+              <w:rPr>
+                <w:rFonts w:eastAsia="Times New Roman" w:cs="Arial"/>
+                <w:color w:val="000000"/>
+                <w:sz w:val="18"/>
+                <w:szCs w:val="18"/>
+                <w:lang w:val="en-ID" w:eastAsia="en-ID"/>
+              </w:rPr>
+            </w:pPr>
+            <w:r>
+              <w:rPr>
+                <w:rFonts w:eastAsia="Times New Roman" w:cs="Arial"/>
+                <w:color w:val="000000"/>
+                <w:sz w:val="18"/>
+                <w:szCs w:val="18"/>
+                <w:lang w:val="en-ID" w:eastAsia="en-ID"/>
+              </w:rPr>
+              <w:t>Designed/maintained layered Flask architecture</w:t>
+            </w:r>
+          </w:p>
+        </w:tc>
+      </w:tr>
+      <w:tr>
+        <w:trPr>
+          <w:trHeight w:val="290"/>
+        </w:trPr>
+        <w:tc>
+          <w:tcPr>
+            <w:tcW w:w="1347" w:type="dxa"/>
+            <w:noWrap/>
+            <w:hideMark/>
+          </w:tcPr>
+          <w:p>
+            <w:pPr>
+              <w:spacing w:after="0" w:line="240" w:lineRule="auto"/>
+              <w:rPr>
+                <w:rFonts w:eastAsia="Times New Roman" w:cs="Arial"/>
+                <w:b/>
+                <w:bCs/>
+                <w:color w:val="000000"/>
+                <w:sz w:val="18"/>
+                <w:szCs w:val="18"/>
+                <w:lang w:val="en-ID" w:eastAsia="en-ID"/>
+              </w:rPr>
+            </w:pPr>
+            <w:r>
+              <w:rPr>
+                <w:rFonts w:eastAsia="Times New Roman" w:cs="Arial"/>
+                <w:b/>
+                <w:bCs/>
+                <w:color w:val="000000"/>
+                <w:sz w:val="18"/>
+                <w:szCs w:val="18"/>
+                <w:lang w:val="en-ID" w:eastAsia="en-ID"/>
+              </w:rPr>
+              <w:t>Python / Flask Development</w:t>
+            </w:r>
+          </w:p>
+        </w:tc>
+        <w:tc>
+          <w:tcPr>
+            <w:tcW w:w="3777" w:type="dxa"/>
+            <w:noWrap/>
+            <w:hideMark/>
+          </w:tcPr>
+          <w:p>
+            <w:pPr>
+              <w:spacing w:after="0" w:line="240" w:lineRule="auto"/>
+              <w:rPr>
+                <w:rFonts w:eastAsia="Times New Roman" w:cs="Arial"/>
+                <w:color w:val="000000"/>
+                <w:sz w:val="18"/>
+                <w:szCs w:val="18"/>
+                <w:lang w:val="en-ID" w:eastAsia="en-ID"/>
+              </w:rPr>
+            </w:pPr>
+            <w:r>
+              <w:rPr>
+                <w:rFonts w:eastAsia="Times New Roman" w:cs="Arial"/>
+                <w:color w:val="000000"/>
+                <w:sz w:val="18"/>
+                <w:szCs w:val="18"/>
+                <w:lang w:val="en-ID" w:eastAsia="en-ID"/>
+              </w:rPr>
+              <w:t>Flask application structure, application factory, routes, services, repositories and models</w:t>
+            </w:r>
+          </w:p>
+        </w:tc>
+        <w:tc>
+          <w:tcPr>
+            <w:tcW w:w="2106" w:type="dxa"/>
+            <w:noWrap/>
+            <w:hideMark/>
+          </w:tcPr>
+          <w:p>
+            <w:pPr>
+              <w:spacing w:after="0" w:line="240" w:lineRule="auto"/>
+              <w:rPr>
+                <w:rFonts w:eastAsia="Times New Roman" w:cs="Arial"/>
+                <w:b/>
+                <w:bCs/>
+                <w:color w:val="000000"/>
+                <w:sz w:val="18"/>
+                <w:szCs w:val="18"/>
+                <w:lang w:val="en-ID" w:eastAsia="en-ID"/>
+              </w:rPr>
+            </w:pPr>
+            <w:r>
+              <w:rPr>
+                <w:rFonts w:eastAsia="Times New Roman" w:cs="Arial"/>
+                <w:b/>
+                <w:bCs/>
+                <w:color w:val="000000"/>
+                <w:sz w:val="18"/>
+                <w:szCs w:val="18"/>
+                <w:lang w:val="en-ID" w:eastAsia="en-ID"/>
+              </w:rPr>
+              <w:t>To verify scope</w:t>
+            </w:r>
+          </w:p>
+        </w:tc>
+        <w:tc>
+          <w:tcPr>
+            <w:tcW w:w="2188" w:type="dxa"/>
+            <w:noWrap/>
+            <w:hideMark/>
+          </w:tcPr>
+          <w:p>
+            <w:pPr>
+              <w:spacing w:after="0" w:line="240" w:lineRule="auto"/>
+              <w:rPr>
+                <w:rFonts w:eastAsia="Times New Roman" w:cs="Arial"/>
+                <w:color w:val="000000"/>
+                <w:sz w:val="18"/>
+                <w:szCs w:val="18"/>
+                <w:lang w:val="en-ID" w:eastAsia="en-ID"/>
+              </w:rPr>
+            </w:pPr>
+            <w:r>
+              <w:rPr>
+                <w:rFonts w:eastAsia="Times New Roman" w:cs="Arial"/>
+                <w:color w:val="000000"/>
+                <w:sz w:val="18"/>
+                <w:szCs w:val="18"/>
+                <w:lang w:val="en-ID" w:eastAsia="en-ID"/>
+              </w:rPr>
+              <w:t>Python/Flask application development and maintenance</w:t>
+            </w:r>
+          </w:p>
+        </w:tc>
+      </w:tr>
+      <w:tr>
+        <w:trPr>
+          <w:trHeight w:val="290"/>
+        </w:trPr>
+        <w:tc>
+          <w:tcPr>
+            <w:tcW w:w="1347" w:type="dxa"/>
+            <w:noWrap/>
+            <w:hideMark/>
+          </w:tcPr>
+          <w:p>
+            <w:pPr>
+              <w:spacing w:after="0" w:line="240" w:lineRule="auto"/>
+              <w:rPr>
+                <w:rFonts w:eastAsia="Times New Roman" w:cs="Arial"/>
+                <w:b/>
+                <w:bCs/>
+                <w:color w:val="000000"/>
+                <w:sz w:val="18"/>
+                <w:szCs w:val="18"/>
+                <w:lang w:val="en-ID" w:eastAsia="en-ID"/>
+              </w:rPr>
+            </w:pPr>
+            <w:r>
+              <w:rPr>
+                <w:rFonts w:eastAsia="Times New Roman" w:cs="Arial"/>
+                <w:b/>
+                <w:bCs/>
+                <w:color w:val="000000"/>
+                <w:sz w:val="18"/>
+                <w:szCs w:val="18"/>
+                <w:lang w:val="en-ID" w:eastAsia="en-ID"/>
+              </w:rPr>
+              <w:t>Role-Based Access Control</w:t>
+            </w:r>
+          </w:p>
+        </w:tc>
+        <w:tc>
+          <w:tcPr>
+            <w:tcW w:w="3777" w:type="dxa"/>
+            <w:noWrap/>
+            <w:hideMark/>
+          </w:tcPr>
+          <w:p>
+            <w:pPr>
+              <w:spacing w:after="0" w:line="240" w:lineRule="auto"/>
+              <w:rPr>
+                <w:rFonts w:eastAsia="Arial Unicode MS" w:cs="Arial"/>
+                <w:color w:val="000000"/>
+                <w:sz w:val="18"/>
+                <w:szCs w:val="18"/>
+                <w:lang w:val="en-ID" w:eastAsia="en-ID"/>
+              </w:rPr>
+            </w:pPr>
+            <w:r>
+              <w:rPr>
+                <w:rFonts w:eastAsia="Arial Unicode MS" w:cs="Arial"/>
+                <w:color w:val="000000"/>
+                <w:sz w:val="18"/>
+                <w:szCs w:val="18"/>
+                <w:lang w:val="en-ID" w:eastAsia="en-ID"/>
+              </w:rPr>
+              <w:t>app/auth, app/security, roles.py, decorators, role-specific routes/templates</w:t>
+            </w:r>
+          </w:p>
+        </w:tc>
+        <w:tc>
+          <w:tcPr>
+            <w:tcW w:w="2106" w:type="dxa"/>
+            <w:noWrap/>
+            <w:hideMark/>
+          </w:tcPr>
+          <w:p>
+            <w:pPr>
+              <w:spacing w:after="0" w:line="240" w:lineRule="auto"/>
+              <w:rPr>
+                <w:rFonts w:eastAsia="Times New Roman" w:cs="Arial"/>
+                <w:b/>
+                <w:bCs/>
+                <w:color w:val="000000"/>
+                <w:sz w:val="18"/>
+                <w:szCs w:val="18"/>
+                <w:lang w:val="en-ID" w:eastAsia="en-ID"/>
+              </w:rPr>
+            </w:pPr>
+            <w:r>
+              <w:rPr>
+                <w:rFonts w:eastAsia="Times New Roman" w:cs="Arial"/>
+                <w:b/>
+                <w:bCs/>
+                <w:color w:val="000000"/>
+                <w:sz w:val="18"/>
+                <w:szCs w:val="18"/>
+                <w:lang w:val="en-ID" w:eastAsia="en-ID"/>
+              </w:rPr>
+              <w:t>To verify</w:t>
+            </w:r>
+          </w:p>
+        </w:tc>
+        <w:tc>
+          <w:tcPr>
+            <w:tcW w:w="2188" w:type="dxa"/>
+            <w:noWrap/>
+            <w:hideMark/>
+          </w:tcPr>
+          <w:p>
+            <w:pPr>
+              <w:spacing w:after="0" w:line="240" w:lineRule="auto"/>
+              <w:rPr>
+                <w:rFonts w:eastAsia="Times New Roman" w:cs="Arial"/>
+                <w:color w:val="000000"/>
+                <w:sz w:val="18"/>
+                <w:szCs w:val="18"/>
+                <w:lang w:val="en-ID" w:eastAsia="en-ID"/>
+              </w:rPr>
+            </w:pPr>
+            <w:r>
+              <w:rPr>
+                <w:rFonts w:eastAsia="Times New Roman" w:cs="Arial"/>
+                <w:color w:val="000000"/>
+                <w:sz w:val="18"/>
+                <w:szCs w:val="18"/>
+                <w:lang w:val="en-ID" w:eastAsia="en-ID"/>
+              </w:rPr>
+              <w:t>Implemented/maintained role-based application access</w:t>
+            </w:r>
+          </w:p>
+        </w:tc>
+      </w:tr>
+      <w:tr>
+        <w:trPr>
+          <w:trHeight w:val="290"/>
+        </w:trPr>
+        <w:tc>
+          <w:tcPr>
+            <w:tcW w:w="1347" w:type="dxa"/>
+            <w:noWrap/>
+            <w:hideMark/>
+          </w:tcPr>
+          <w:p>
+            <w:pPr>
+              <w:spacing w:after="0" w:line="240" w:lineRule="auto"/>
+              <w:rPr>
+                <w:rFonts w:eastAsia="Times New Roman" w:cs="Arial"/>
+                <w:b/>
+                <w:bCs/>
+                <w:color w:val="000000"/>
+                <w:sz w:val="18"/>
+                <w:szCs w:val="18"/>
+                <w:lang w:val="en-ID" w:eastAsia="en-ID"/>
+              </w:rPr>
+            </w:pPr>
+            <w:r>
+              <w:rPr>
+                <w:rFonts w:eastAsia="Times New Roman" w:cs="Arial"/>
+                <w:b/>
+                <w:bCs/>
+                <w:color w:val="000000"/>
+                <w:sz w:val="18"/>
+                <w:szCs w:val="18"/>
+                <w:lang w:val="en-ID" w:eastAsia="en-ID"/>
+              </w:rPr>
+              <w:t>Audit Management</w:t>
+            </w:r>
+          </w:p>
+        </w:tc>
+        <w:tc>
+          <w:tcPr>
+            <w:tcW w:w="3777" w:type="dxa"/>
+            <w:noWrap/>
+            <w:hideMark/>
+          </w:tcPr>
+          <w:p>
+            <w:pPr>
+              <w:spacing w:after="0" w:line="240" w:lineRule="auto"/>
+              <w:rPr>
+                <w:rFonts w:eastAsia="Times New Roman" w:cs="Arial"/>
+                <w:color w:val="000000"/>
+                <w:sz w:val="18"/>
+                <w:szCs w:val="18"/>
+                <w:lang w:val="en-ID" w:eastAsia="en-ID"/>
+              </w:rPr>
+            </w:pPr>
+            <w:r>
+              <w:rPr>
+                <w:rFonts w:eastAsia="Times New Roman" w:cs="Arial"/>
+                <w:color w:val="000000"/>
+                <w:sz w:val="18"/>
+                <w:szCs w:val="18"/>
+                <w:lang w:val="en-ID" w:eastAsia="en-ID"/>
+              </w:rPr>
+              <w:t>Audit routes, checklist model/routes, audit result models and templates</w:t>
+            </w:r>
+          </w:p>
+        </w:tc>
+        <w:tc>
+          <w:tcPr>
+            <w:tcW w:w="2106" w:type="dxa"/>
+            <w:noWrap/>
+            <w:hideMark/>
+          </w:tcPr>
+          <w:p>
+            <w:pPr>
+              <w:spacing w:after="0" w:line="240" w:lineRule="auto"/>
+              <w:rPr>
+                <w:rFonts w:eastAsia="Times New Roman" w:cs="Arial"/>
+                <w:b/>
+                <w:bCs/>
+                <w:color w:val="000000"/>
+                <w:sz w:val="18"/>
+                <w:szCs w:val="18"/>
+                <w:lang w:val="en-ID" w:eastAsia="en-ID"/>
+              </w:rPr>
+            </w:pPr>
+            <w:r>
+              <w:rPr>
+                <w:rFonts w:eastAsia="Times New Roman" w:cs="Arial"/>
+                <w:b/>
+                <w:bCs/>
+                <w:color w:val="000000"/>
+                <w:sz w:val="18"/>
+                <w:szCs w:val="18"/>
+                <w:lang w:val="en-ID" w:eastAsia="en-ID"/>
+              </w:rPr>
+              <w:t>To verify</w:t>
+            </w:r>
+          </w:p>
+        </w:tc>
+        <w:tc>
+          <w:tcPr>
+            <w:tcW w:w="2188" w:type="dxa"/>
+            <w:noWrap/>
+            <w:hideMark/>
+          </w:tcPr>
+          <w:p>
+            <w:pPr>
+              <w:spacing w:after="0" w:line="240" w:lineRule="auto"/>
+              <w:rPr>
+                <w:rFonts w:eastAsia="Times New Roman" w:cs="Arial"/>
+                <w:color w:val="000000"/>
+                <w:sz w:val="18"/>
+                <w:szCs w:val="18"/>
+                <w:lang w:val="en-ID" w:eastAsia="en-ID"/>
+              </w:rPr>
+            </w:pPr>
+            <w:r>
+              <w:rPr>
+                <w:rFonts w:eastAsia="Times New Roman" w:cs="Arial"/>
+                <w:color w:val="000000"/>
+                <w:sz w:val="18"/>
+                <w:szCs w:val="18"/>
+                <w:lang w:val="en-ID" w:eastAsia="en-ID"/>
+              </w:rPr>
+              <w:t>Developed/maintained audit-management workflows</w:t>
+            </w:r>
+          </w:p>
+        </w:tc>
+      </w:tr>
+      <w:tr>
+        <w:trPr>
+          <w:trHeight w:val="290"/>
+        </w:trPr>
+        <w:tc>
+          <w:tcPr>
+            <w:tcW w:w="1347" w:type="dxa"/>
+            <w:noWrap/>
+            <w:hideMark/>
+          </w:tcPr>
+          <w:p>
+            <w:pPr>
+              <w:spacing w:after="0" w:line="240" w:lineRule="auto"/>
+              <w:rPr>
+                <w:rFonts w:eastAsia="Times New Roman" w:cs="Arial"/>
+                <w:b/>
+                <w:bCs/>
+                <w:color w:val="000000"/>
+                <w:sz w:val="18"/>
+                <w:szCs w:val="18"/>
+                <w:lang w:val="en-ID" w:eastAsia="en-ID"/>
+              </w:rPr>
+            </w:pPr>
+            <w:r>
+              <w:rPr>
+                <w:rFonts w:eastAsia="Times New Roman" w:cs="Arial"/>
+                <w:b/>
+                <w:bCs/>
+                <w:color w:val="000000"/>
+                <w:sz w:val="18"/>
+                <w:szCs w:val="18"/>
+                <w:lang w:val="en-ID" w:eastAsia="en-ID"/>
+              </w:rPr>
+              <w:t>OTS Case Management</w:t>
+            </w:r>
+          </w:p>
+        </w:tc>
+        <w:tc>
+          <w:tcPr>
+            <w:tcW w:w="3777" w:type="dxa"/>
+            <w:noWrap/>
+            <w:hideMark/>
+          </w:tcPr>
+          <w:p>
+            <w:pPr>
+              <w:spacing w:after="0" w:line="240" w:lineRule="auto"/>
+              <w:rPr>
+                <w:rFonts w:eastAsia="Arial Unicode MS" w:cs="Arial"/>
+                <w:color w:val="000000"/>
+                <w:sz w:val="18"/>
+                <w:szCs w:val="18"/>
+                <w:lang w:val="en-ID" w:eastAsia="en-ID"/>
+              </w:rPr>
+            </w:pPr>
+            <w:proofErr w:type="spellStart"/>
+            <w:r>
+              <w:rPr>
+                <w:rFonts w:eastAsia="Arial Unicode MS" w:cs="Arial"/>
+                <w:color w:val="000000"/>
+                <w:sz w:val="18"/>
+                <w:szCs w:val="18"/>
+                <w:lang w:val="en-ID" w:eastAsia="en-ID"/>
+              </w:rPr>
+              <w:t>ots_case</w:t>
+            </w:r>
+            <w:proofErr w:type="spellEnd"/>
+            <w:r>
+              <w:rPr>
+                <w:rFonts w:eastAsia="Arial Unicode MS" w:cs="Arial"/>
+                <w:color w:val="000000"/>
+                <w:sz w:val="18"/>
+                <w:szCs w:val="18"/>
+                <w:lang w:val="en-ID" w:eastAsia="en-ID"/>
+              </w:rPr>
+              <w:t xml:space="preserve">, </w:t>
+            </w:r>
+            <w:proofErr w:type="spellStart"/>
+            <w:r>
+              <w:rPr>
+                <w:rFonts w:eastAsia="Arial Unicode MS" w:cs="Arial"/>
+                <w:color w:val="000000"/>
+                <w:sz w:val="18"/>
+                <w:szCs w:val="18"/>
+                <w:lang w:val="en-ID" w:eastAsia="en-ID"/>
+              </w:rPr>
+              <w:t>ots_followup</w:t>
+            </w:r>
+            <w:proofErr w:type="spellEnd"/>
+            <w:r>
+              <w:rPr>
+                <w:rFonts w:eastAsia="Arial Unicode MS" w:cs="Arial"/>
+                <w:color w:val="000000"/>
+                <w:sz w:val="18"/>
+                <w:szCs w:val="18"/>
+                <w:lang w:val="en-ID" w:eastAsia="en-ID"/>
+              </w:rPr>
+              <w:t xml:space="preserve">, </w:t>
+            </w:r>
+            <w:proofErr w:type="spellStart"/>
+            <w:r>
+              <w:rPr>
+                <w:rFonts w:eastAsia="Arial Unicode MS" w:cs="Arial"/>
+                <w:color w:val="000000"/>
+                <w:sz w:val="18"/>
+                <w:szCs w:val="18"/>
+                <w:lang w:val="en-ID" w:eastAsia="en-ID"/>
+              </w:rPr>
+              <w:t>ots_notification</w:t>
+            </w:r>
+            <w:proofErr w:type="spellEnd"/>
+            <w:r>
+              <w:rPr>
+                <w:rFonts w:eastAsia="Arial Unicode MS" w:cs="Arial"/>
+                <w:color w:val="000000"/>
+                <w:sz w:val="18"/>
+                <w:szCs w:val="18"/>
+                <w:lang w:val="en-ID" w:eastAsia="en-ID"/>
+              </w:rPr>
+              <w:t>, related repositories/services/routes/templates</w:t>
+            </w:r>
+          </w:p>
+        </w:tc>
+        <w:tc>
+          <w:tcPr>
+            <w:tcW w:w="2106" w:type="dxa"/>
+            <w:noWrap/>
+            <w:hideMark/>
+          </w:tcPr>
+          <w:p>
+            <w:pPr>
+              <w:spacing w:after="0" w:line="240" w:lineRule="auto"/>
+              <w:rPr>
+                <w:rFonts w:eastAsia="Times New Roman" w:cs="Arial"/>
+                <w:b/>
+                <w:bCs/>
+                <w:color w:val="000000"/>
+                <w:sz w:val="18"/>
+                <w:szCs w:val="18"/>
+                <w:lang w:val="en-ID" w:eastAsia="en-ID"/>
+              </w:rPr>
+            </w:pPr>
+            <w:r>
+              <w:rPr>
+                <w:rFonts w:eastAsia="Times New Roman" w:cs="Arial"/>
+                <w:b/>
+                <w:bCs/>
+                <w:color w:val="000000"/>
+                <w:sz w:val="18"/>
+                <w:szCs w:val="18"/>
+                <w:lang w:val="en-ID" w:eastAsia="en-ID"/>
+              </w:rPr>
+              <w:t>To verify</w:t>
+            </w:r>
+          </w:p>
+        </w:tc>
+        <w:tc>
+          <w:tcPr>
+            <w:tcW w:w="2188" w:type="dxa"/>
+            <w:noWrap/>
+            <w:hideMark/>
+          </w:tcPr>
+          <w:p>
+            <w:pPr>
+              <w:spacing w:after="0" w:line="240" w:lineRule="auto"/>
+              <w:rPr>
+                <w:rFonts w:eastAsia="Times New Roman" w:cs="Arial"/>
+                <w:color w:val="000000"/>
+                <w:sz w:val="18"/>
+                <w:szCs w:val="18"/>
+                <w:lang w:val="en-ID" w:eastAsia="en-ID"/>
+              </w:rPr>
+            </w:pPr>
+            <w:r>
+              <w:rPr>
+                <w:rFonts w:eastAsia="Times New Roman" w:cs="Arial"/>
+                <w:color w:val="000000"/>
+                <w:sz w:val="18"/>
+                <w:szCs w:val="18"/>
+                <w:lang w:val="en-ID" w:eastAsia="en-ID"/>
+              </w:rPr>
+              <w:t>Developed/maintained OTS case and follow-up workflows</w:t>
+            </w:r>
+          </w:p>
+        </w:tc>
+      </w:tr>
+      <w:tr>
+        <w:trPr>
+          <w:trHeight w:val="290"/>
+        </w:trPr>
+        <w:tc>
+          <w:tcPr>
+            <w:tcW w:w="1347" w:type="dxa"/>
+            <w:noWrap/>
+            <w:hideMark/>
+          </w:tcPr>
+          <w:p>
+            <w:pPr>
+              <w:spacing w:after="0" w:line="240" w:lineRule="auto"/>
+              <w:rPr>
+                <w:rFonts w:eastAsia="Times New Roman" w:cs="Arial"/>
+                <w:b/>
+                <w:bCs/>
+                <w:color w:val="000000"/>
+                <w:sz w:val="18"/>
+                <w:szCs w:val="18"/>
+                <w:lang w:val="en-ID" w:eastAsia="en-ID"/>
+              </w:rPr>
+            </w:pPr>
+            <w:r>
+              <w:rPr>
+                <w:rFonts w:eastAsia="Times New Roman" w:cs="Arial"/>
+                <w:b/>
+                <w:bCs/>
+                <w:color w:val="000000"/>
+                <w:sz w:val="18"/>
+                <w:szCs w:val="18"/>
+                <w:lang w:val="en-ID" w:eastAsia="en-ID"/>
+              </w:rPr>
+              <w:lastRenderedPageBreak/>
+              <w:t>KPI &amp; Scoring</w:t>
+            </w:r>
+          </w:p>
+        </w:tc>
+        <w:tc>
+          <w:tcPr>
+            <w:tcW w:w="3777" w:type="dxa"/>
+            <w:noWrap/>
+            <w:hideMark/>
+          </w:tcPr>
+          <w:p>
+            <w:pPr>
+              <w:spacing w:after="0" w:line="240" w:lineRule="auto"/>
+              <w:rPr>
+                <w:rFonts w:eastAsia="Arial Unicode MS" w:cs="Arial"/>
+                <w:color w:val="000000"/>
+                <w:sz w:val="18"/>
+                <w:szCs w:val="18"/>
+                <w:lang w:val="en-ID" w:eastAsia="en-ID"/>
+              </w:rPr>
+            </w:pPr>
+            <w:r>
+              <w:rPr>
+                <w:rFonts w:eastAsia="Arial Unicode MS" w:cs="Arial"/>
+                <w:color w:val="000000"/>
+                <w:sz w:val="18"/>
+                <w:szCs w:val="18"/>
+                <w:lang w:val="en-ID" w:eastAsia="en-ID"/>
+              </w:rPr>
+              <w:t>department_kpi.py, finalscore_kpi_service.py, finding_stats_service.py, score_administrasi.py</w:t>
+            </w:r>
+          </w:p>
+        </w:tc>
+        <w:tc>
+          <w:tcPr>
+            <w:tcW w:w="2106" w:type="dxa"/>
+            <w:noWrap/>
+            <w:hideMark/>
+          </w:tcPr>
+          <w:p>
+            <w:pPr>
+              <w:spacing w:after="0" w:line="240" w:lineRule="auto"/>
+              <w:rPr>
+                <w:rFonts w:eastAsia="Times New Roman" w:cs="Arial"/>
+                <w:b/>
+                <w:bCs/>
+                <w:color w:val="000000"/>
+                <w:sz w:val="18"/>
+                <w:szCs w:val="18"/>
+                <w:lang w:val="en-ID" w:eastAsia="en-ID"/>
+              </w:rPr>
+            </w:pPr>
+            <w:r>
+              <w:rPr>
+                <w:rFonts w:eastAsia="Times New Roman" w:cs="Arial"/>
+                <w:b/>
+                <w:bCs/>
+                <w:color w:val="000000"/>
+                <w:sz w:val="18"/>
+                <w:szCs w:val="18"/>
+                <w:lang w:val="en-ID" w:eastAsia="en-ID"/>
+              </w:rPr>
+              <w:t>To verify</w:t>
+            </w:r>
+          </w:p>
+        </w:tc>
+        <w:tc>
+          <w:tcPr>
+            <w:tcW w:w="2188" w:type="dxa"/>
+            <w:noWrap/>
+            <w:hideMark/>
+          </w:tcPr>
+          <w:p>
+            <w:pPr>
+              <w:spacing w:after="0" w:line="240" w:lineRule="auto"/>
+              <w:rPr>
+                <w:rFonts w:eastAsia="Times New Roman" w:cs="Arial"/>
+                <w:color w:val="000000"/>
+                <w:sz w:val="18"/>
+                <w:szCs w:val="18"/>
+                <w:lang w:val="en-ID" w:eastAsia="en-ID"/>
+              </w:rPr>
+            </w:pPr>
+            <w:r>
+              <w:rPr>
+                <w:rFonts w:eastAsia="Times New Roman" w:cs="Arial"/>
+                <w:color w:val="000000"/>
+                <w:sz w:val="18"/>
+                <w:szCs w:val="18"/>
+                <w:lang w:val="en-ID" w:eastAsia="en-ID"/>
+              </w:rPr>
+              <w:t>Developed/maintained audit scoring and KPI functionality</w:t>
+            </w:r>
+          </w:p>
+        </w:tc>
+      </w:tr>
+    </w:tbl>
+    <w:p>
+      <w:pPr>
+        <w:rPr>
+          <w:lang w:val="en-ID"/>
+        </w:rPr>
+      </w:pPr>
+    </w:p>
+    <w:p>
+      <w:pPr>
+        <w:rPr>
+          <w:lang w:val="en-ID"/>
+        </w:rPr>
+      </w:pPr>
+      <w:r>
+        <w:rPr>
+          <w:lang w:val="en-ID"/>
+        </w:rPr>
+        <w:t>My contribution to NCIS focused on system analysis, application architecture, Python/Flask development and application maintenance. The system was organized using a layered architecture separating routes, business services, repositories, and domain models.</w:t>
+      </w:r>
+    </w:p>
+    <w:p>
+      <w:pPr>
+        <w:rPr>
+          <w:lang w:val="en-ID"/>
+        </w:rPr>
+      </w:pPr>
+      <w:r>
+        <w:rPr>
+          <w:lang w:val="en-ID"/>
+        </w:rPr>
+        <w:t>A significant engineering task involved adapting the application from its original MySQL database environment toward SQLite. This required database migration, schema compatibility handling, application refactoring, and functional troubleshooting to ensure that existing application workflows continued to operate correctly.</w:t>
+      </w:r>
+    </w:p>
+    <w:p>
+      <w:pPr>
+        <w:rPr>
+          <w:lang w:val="en-ID"/>
+        </w:rPr>
+      </w:pPr>
+      <w:r>
+        <w:rPr>
+          <w:lang w:val="en-ID"/>
+        </w:rPr>
+        <w:t>The project also involved working with role-based workflows, audit processes, OTS case management, follow-up activities, scoring, notifications, and management dashboards.</w:t>
+      </w:r>
+    </w:p>
+    <w:p>
+      <w:pPr>
+        <w:rPr>
+          <w:lang w:val="en-ID"/>
+        </w:rPr>
+      </w:pPr>
+    </w:p>
+    <w:p>
+      <w:pPr>
+        <w:pStyle w:val="Heading3"/>
+        <w:rPr>
+          <w:lang w:val="en-ID"/>
+        </w:rPr>
+      </w:pPr>
+      <w:r>
+        <w:rPr>
+          <w:lang w:val="en-ID"/>
+        </w:rPr>
+        <w:t>1. System Analysis</w:t>
+      </w:r>
+    </w:p>
+    <w:p>
+      <w:pPr>
+        <w:numPr>
+          <w:ilvl w:val="0"/>
+          <w:numId w:val="14"/>
+        </w:numPr>
+        <w:spacing w:after="0"/>
+        <w:rPr>
+          <w:lang w:val="en-ID"/>
+        </w:rPr>
+      </w:pPr>
+      <w:r>
+        <w:rPr>
+          <w:lang w:val="en-ID"/>
+        </w:rPr>
+        <w:t>Analyse</w:t>
+      </w:r>
+      <w:r>
+        <w:rPr>
+          <w:lang w:val="en-ID"/>
+        </w:rPr>
+        <w:t xml:space="preserve"> business processes </w:t>
+      </w:r>
+    </w:p>
+    <w:p>
+      <w:pPr>
+        <w:numPr>
+          <w:ilvl w:val="0"/>
+          <w:numId w:val="14"/>
+        </w:numPr>
+        <w:spacing w:after="0"/>
+        <w:rPr>
+          <w:lang w:val="en-ID"/>
+        </w:rPr>
+      </w:pPr>
+      <w:r>
+        <w:rPr>
+          <w:lang w:val="en-ID"/>
+        </w:rPr>
+        <w:t xml:space="preserve">Translate operational requirements into application functionality </w:t>
+      </w:r>
+    </w:p>
+    <w:p>
+      <w:pPr>
+        <w:numPr>
+          <w:ilvl w:val="0"/>
+          <w:numId w:val="14"/>
+        </w:numPr>
+        <w:spacing w:after="0"/>
+        <w:rPr>
+          <w:lang w:val="en-ID"/>
+        </w:rPr>
+      </w:pPr>
+      <w:r>
+        <w:rPr>
+          <w:lang w:val="en-ID"/>
+        </w:rPr>
+        <w:t xml:space="preserve">Define system workflows </w:t>
+      </w:r>
+    </w:p>
+    <w:p>
+      <w:pPr>
+        <w:numPr>
+          <w:ilvl w:val="0"/>
+          <w:numId w:val="14"/>
+        </w:numPr>
+        <w:spacing w:after="0"/>
+        <w:rPr>
+          <w:lang w:val="en-ID"/>
+        </w:rPr>
+      </w:pPr>
+      <w:r>
+        <w:rPr>
+          <w:lang w:val="en-ID"/>
+        </w:rPr>
+        <w:t xml:space="preserve">Identify user roles and responsibilities </w:t>
+      </w:r>
+    </w:p>
+    <w:p>
+      <w:pPr>
+        <w:numPr>
+          <w:ilvl w:val="0"/>
+          <w:numId w:val="14"/>
+        </w:numPr>
+        <w:spacing w:after="0"/>
+        <w:rPr>
+          <w:lang w:val="en-ID"/>
+        </w:rPr>
+      </w:pPr>
+      <w:r>
+        <w:rPr>
+          <w:lang w:val="en-ID"/>
+        </w:rPr>
+        <w:t>Define functional requirements</w:t>
+      </w:r>
+    </w:p>
+    <w:p>
+      <w:pPr>
+        <w:pStyle w:val="Heading3"/>
+        <w:rPr>
+          <w:lang w:val="en-ID"/>
+        </w:rPr>
+      </w:pPr>
+      <w:r>
+        <w:rPr>
+          <w:lang w:val="en-ID"/>
+        </w:rPr>
+        <w:t>2. System Architecture</w:t>
+      </w:r>
+    </w:p>
+    <w:p>
+      <w:pPr>
+        <w:numPr>
+          <w:ilvl w:val="0"/>
+          <w:numId w:val="15"/>
+        </w:numPr>
+        <w:spacing w:after="0"/>
+        <w:rPr>
+          <w:lang w:val="en-ID"/>
+        </w:rPr>
+      </w:pPr>
+      <w:r>
+        <w:rPr>
+          <w:lang w:val="en-ID"/>
+        </w:rPr>
+        <w:t xml:space="preserve">Apply layered application architecture </w:t>
+      </w:r>
+    </w:p>
+    <w:p>
+      <w:pPr>
+        <w:numPr>
+          <w:ilvl w:val="0"/>
+          <w:numId w:val="15"/>
+        </w:numPr>
+        <w:spacing w:after="0"/>
+        <w:rPr>
+          <w:lang w:val="en-ID"/>
+        </w:rPr>
+      </w:pPr>
+      <w:r>
+        <w:rPr>
+          <w:lang w:val="en-ID"/>
+        </w:rPr>
+        <w:t xml:space="preserve">Separate routes, services, repositories, and models </w:t>
+      </w:r>
+    </w:p>
+    <w:p>
+      <w:pPr>
+        <w:numPr>
+          <w:ilvl w:val="0"/>
+          <w:numId w:val="15"/>
+        </w:numPr>
+        <w:spacing w:after="0"/>
+        <w:rPr>
+          <w:lang w:val="en-ID"/>
+        </w:rPr>
+      </w:pPr>
+      <w:r>
+        <w:rPr>
+          <w:lang w:val="en-ID"/>
+        </w:rPr>
+        <w:t xml:space="preserve">Organize role-specific application modules </w:t>
+      </w:r>
+    </w:p>
+    <w:p>
+      <w:pPr>
+        <w:numPr>
+          <w:ilvl w:val="0"/>
+          <w:numId w:val="15"/>
+        </w:numPr>
+        <w:spacing w:after="0"/>
+        <w:rPr>
+          <w:lang w:val="en-ID"/>
+        </w:rPr>
+      </w:pPr>
+      <w:r>
+        <w:rPr>
+          <w:lang w:val="en-ID"/>
+        </w:rPr>
+        <w:t xml:space="preserve">Design application workflow </w:t>
+      </w:r>
+    </w:p>
+    <w:p>
+      <w:pPr>
+        <w:pStyle w:val="Heading3"/>
+        <w:rPr>
+          <w:lang w:val="en-ID"/>
+        </w:rPr>
+      </w:pPr>
+      <w:r>
+        <w:rPr>
+          <w:lang w:val="en-ID"/>
+        </w:rPr>
+        <w:t>3. Python / Flask Development</w:t>
+      </w:r>
+    </w:p>
+    <w:p>
+      <w:pPr>
+        <w:numPr>
+          <w:ilvl w:val="0"/>
+          <w:numId w:val="16"/>
+        </w:numPr>
+        <w:spacing w:after="0"/>
+        <w:rPr>
+          <w:lang w:val="en-ID"/>
+        </w:rPr>
+      </w:pPr>
+      <w:r>
+        <w:rPr>
+          <w:lang w:val="en-ID"/>
+        </w:rPr>
+        <w:t xml:space="preserve">Develop and maintain Flask routes </w:t>
+      </w:r>
+    </w:p>
+    <w:p>
+      <w:pPr>
+        <w:numPr>
+          <w:ilvl w:val="0"/>
+          <w:numId w:val="16"/>
+        </w:numPr>
+        <w:spacing w:after="0"/>
+        <w:rPr>
+          <w:lang w:val="en-ID"/>
+        </w:rPr>
+      </w:pPr>
+      <w:r>
+        <w:rPr>
+          <w:lang w:val="en-ID"/>
+        </w:rPr>
+        <w:t xml:space="preserve">Implement business services </w:t>
+      </w:r>
+    </w:p>
+    <w:p>
+      <w:pPr>
+        <w:numPr>
+          <w:ilvl w:val="0"/>
+          <w:numId w:val="16"/>
+        </w:numPr>
+        <w:spacing w:after="0"/>
+        <w:rPr>
+          <w:lang w:val="en-ID"/>
+        </w:rPr>
+      </w:pPr>
+      <w:r>
+        <w:rPr>
+          <w:lang w:val="en-ID"/>
+        </w:rPr>
+        <w:t xml:space="preserve">Develop repositories and domain models </w:t>
+      </w:r>
+    </w:p>
+    <w:p>
+      <w:pPr>
+        <w:numPr>
+          <w:ilvl w:val="0"/>
+          <w:numId w:val="16"/>
+        </w:numPr>
+        <w:spacing w:after="0"/>
+        <w:rPr>
+          <w:lang w:val="en-ID"/>
+        </w:rPr>
+      </w:pPr>
+      <w:r>
+        <w:rPr>
+          <w:lang w:val="en-ID"/>
+        </w:rPr>
+        <w:t>Maintain Jinja templates and JavaScript interactions</w:t>
+      </w:r>
+    </w:p>
+    <w:p>
+      <w:pPr>
+        <w:ind w:left="720"/>
+        <w:rPr>
+          <w:lang w:val="en-ID"/>
+        </w:rPr>
+      </w:pPr>
+    </w:p>
+    <w:p>
+      <w:pPr>
+        <w:pStyle w:val="Heading3"/>
+        <w:rPr>
+          <w:lang w:val="en-ID"/>
+        </w:rPr>
+      </w:pPr>
+      <w:r>
+        <w:rPr>
+          <w:lang w:val="en-ID"/>
+        </w:rPr>
+        <w:t>4. Database Engineering</w:t>
+      </w:r>
+    </w:p>
+    <w:p>
+      <w:pPr>
+        <w:numPr>
+          <w:ilvl w:val="0"/>
+          <w:numId w:val="17"/>
+        </w:numPr>
+        <w:spacing w:after="0"/>
+        <w:rPr>
+          <w:lang w:val="en-ID"/>
+        </w:rPr>
+      </w:pPr>
+      <w:r>
+        <w:rPr>
+          <w:lang w:val="en-ID"/>
+        </w:rPr>
+        <w:t xml:space="preserve">Work with relational database structures </w:t>
+      </w:r>
+    </w:p>
+    <w:p>
+      <w:pPr>
+        <w:numPr>
+          <w:ilvl w:val="0"/>
+          <w:numId w:val="17"/>
+        </w:numPr>
+        <w:spacing w:after="0"/>
+        <w:rPr>
+          <w:lang w:val="en-ID"/>
+        </w:rPr>
+      </w:pPr>
+      <w:r>
+        <w:rPr>
+          <w:lang w:val="en-ID"/>
+        </w:rPr>
+        <w:t xml:space="preserve">Maintain application data models </w:t>
+      </w:r>
+    </w:p>
+    <w:p>
+      <w:pPr>
+        <w:numPr>
+          <w:ilvl w:val="0"/>
+          <w:numId w:val="17"/>
+        </w:numPr>
+        <w:spacing w:after="0"/>
+        <w:rPr>
+          <w:lang w:val="en-ID"/>
+        </w:rPr>
+      </w:pPr>
+      <w:r>
+        <w:rPr>
+          <w:lang w:val="en-ID"/>
+        </w:rPr>
+        <w:t xml:space="preserve">Support database migration </w:t>
+      </w:r>
+    </w:p>
+    <w:p>
+      <w:pPr>
+        <w:numPr>
+          <w:ilvl w:val="0"/>
+          <w:numId w:val="17"/>
+        </w:numPr>
+        <w:spacing w:after="0"/>
+        <w:rPr>
+          <w:lang w:val="en-ID"/>
+        </w:rPr>
+      </w:pPr>
+      <w:r>
+        <w:rPr>
+          <w:lang w:val="en-ID"/>
+        </w:rPr>
+        <w:t xml:space="preserve">Adapt application </w:t>
+      </w:r>
+      <w:proofErr w:type="spellStart"/>
+      <w:r>
+        <w:rPr>
+          <w:lang w:val="en-ID"/>
+        </w:rPr>
+        <w:t>behavior</w:t>
+      </w:r>
+      <w:proofErr w:type="spellEnd"/>
+      <w:r>
+        <w:rPr>
+          <w:lang w:val="en-ID"/>
+        </w:rPr>
+        <w:t xml:space="preserve"> for SQLite deployment </w:t>
+      </w:r>
+    </w:p>
+    <w:p>
+      <w:pPr>
+        <w:pStyle w:val="Heading3"/>
+        <w:rPr>
+          <w:lang w:val="en-ID"/>
+        </w:rPr>
+      </w:pPr>
+      <w:r>
+        <w:rPr>
+          <w:lang w:val="en-ID"/>
+        </w:rPr>
+        <w:lastRenderedPageBreak/>
+        <w:t>5. Maintenance &amp; Troubleshooting</w:t>
+      </w:r>
+    </w:p>
+    <w:p>
+      <w:pPr>
+        <w:rPr>
+          <w:lang w:val="en-ID"/>
+        </w:rPr>
+      </w:pPr>
+    </w:p>
+    <w:p>
+      <w:pPr>
+        <w:pStyle w:val="Heading2"/>
+      </w:pPr>
+      <w:r>
+        <w:t>Technical Challenges &amp; Solutions</w:t>
+      </w:r>
+    </w:p>
+    <w:p>
+      <w:pPr>
+        <w:pStyle w:val="Heading3"/>
+        <w:rPr>
+          <w:lang w:val="en-ID"/>
+        </w:rPr>
+      </w:pPr>
+      <w:r>
+        <w:rPr>
+          <w:lang w:val="en-ID"/>
+        </w:rPr>
+        <w:t xml:space="preserve">1. </w:t>
+      </w:r>
+      <w:r>
+        <w:rPr>
+          <w:lang w:val="en-ID"/>
+        </w:rPr>
+        <w:t>Complex application structure</w:t>
+      </w:r>
+    </w:p>
+    <w:tbl>
+      <w:tblPr>
+        <w:tblStyle w:val="TableGrid"/>
+        <w:tblW w:w="8647" w:type="dxa"/>
+        <w:tblInd w:w="392" w:type="dxa"/>
+        <w:tblLook w:val="04A0" w:firstRow="1" w:lastRow="0" w:firstColumn="1" w:lastColumn="0" w:noHBand="0" w:noVBand="1"/>
+      </w:tblPr>
+      <w:tblGrid>
+        <w:gridCol w:w="1701"/>
+        <w:gridCol w:w="6946"/>
+      </w:tblGrid>
+      <w:tr>
+        <w:trPr>
+          <w:trHeight w:val="624"/>
+        </w:trPr>
+        <w:tc>
+          <w:tcPr>
+            <w:tcW w:w="1701" w:type="dxa"/>
+            <w:shd w:val="clear" w:color="auto" w:fill="D9D9D9" w:themeFill="background1" w:themeFillShade="D9"/>
+          </w:tcPr>
+          <w:p>
+            <w:pPr>
+              <w:rPr>
+                <w:b/>
+                <w:bCs/>
+                <w:lang w:val="en-ID"/>
+              </w:rPr>
+            </w:pPr>
+            <w:r>
+              <w:rPr>
+                <w:b/>
+                <w:bCs/>
+                <w:lang w:val="en-ID"/>
+              </w:rPr>
+              <w:t>Problem</w:t>
+            </w:r>
+          </w:p>
+        </w:tc>
+        <w:tc>
+          <w:tcPr>
+            <w:tcW w:w="6946" w:type="dxa"/>
+          </w:tcPr>
+          <w:p>
+            <w:pPr>
+              <w:tabs>
+                <w:tab w:val="left" w:pos="1418"/>
+              </w:tabs>
+              <w:rPr>
+                <w:b/>
+                <w:bCs/>
+                <w:lang w:val="en-ID"/>
+              </w:rPr>
+            </w:pPr>
+            <w:r>
+              <w:rPr>
+                <w:lang w:val="en-ID"/>
+              </w:rPr>
+              <w:t>The system contains multiple roles, workflows, models, services, repositories, and dashboards</w:t>
+            </w:r>
+          </w:p>
+        </w:tc>
+      </w:tr>
+      <w:tr>
+        <w:trPr>
+          <w:trHeight w:val="340"/>
+        </w:trPr>
+        <w:tc>
+          <w:tcPr>
+            <w:tcW w:w="1701" w:type="dxa"/>
+            <w:shd w:val="clear" w:color="auto" w:fill="D9D9D9" w:themeFill="background1" w:themeFillShade="D9"/>
+          </w:tcPr>
+          <w:p>
+            <w:pPr>
+              <w:tabs>
+                <w:tab w:val="left" w:pos="1418"/>
+              </w:tabs>
+              <w:rPr>
+                <w:b/>
+                <w:bCs/>
+                <w:lang w:val="en-ID"/>
+              </w:rPr>
+            </w:pPr>
+            <w:r>
+              <w:rPr>
+                <w:b/>
+                <w:bCs/>
+                <w:lang w:val="en-ID"/>
+              </w:rPr>
+              <w:t>Approach</w:t>
+            </w:r>
+          </w:p>
+        </w:tc>
+        <w:tc>
+          <w:tcPr>
+            <w:tcW w:w="6946" w:type="dxa"/>
+          </w:tcPr>
+          <w:p>
+            <w:pPr>
+              <w:tabs>
+                <w:tab w:val="left" w:pos="1418"/>
+              </w:tabs>
+              <w:rPr>
+                <w:b/>
+                <w:bCs/>
+                <w:lang w:val="en-ID"/>
+              </w:rPr>
+            </w:pPr>
+            <w:r>
+              <w:rPr>
+                <w:lang w:val="en-ID"/>
+              </w:rPr>
+              <w:t>Use separation of concerns through layered architecture</w:t>
+            </w:r>
+          </w:p>
+        </w:tc>
+      </w:tr>
+    </w:tbl>
+    <w:p>
+      <w:pPr>
+        <w:pStyle w:val="Heading3"/>
+        <w:rPr>
+          <w:lang w:val="en-ID"/>
+        </w:rPr>
+      </w:pPr>
+      <w:r>
+        <w:rPr>
+          <w:lang w:val="en-ID"/>
+        </w:rPr>
+        <w:t xml:space="preserve">2. </w:t>
+      </w:r>
+      <w:r>
+        <w:rPr>
+          <w:lang w:val="en-ID"/>
+        </w:rPr>
+        <w:t>Role-specific workflows</w:t>
+      </w:r>
+    </w:p>
+    <w:tbl>
+      <w:tblPr>
+        <w:tblStyle w:val="TableGrid"/>
+        <w:tblW w:w="8647" w:type="dxa"/>
+        <w:tblInd w:w="392" w:type="dxa"/>
+        <w:tblLook w:val="04A0" w:firstRow="1" w:lastRow="0" w:firstColumn="1" w:lastColumn="0" w:noHBand="0" w:noVBand="1"/>
+      </w:tblPr>
+      <w:tblGrid>
+        <w:gridCol w:w="1701"/>
+        <w:gridCol w:w="6946"/>
+      </w:tblGrid>
+      <w:tr>
+        <w:trPr>
+          <w:trHeight w:val="624"/>
+        </w:trPr>
+        <w:tc>
+          <w:tcPr>
+            <w:tcW w:w="1701" w:type="dxa"/>
+            <w:shd w:val="clear" w:color="auto" w:fill="D9D9D9" w:themeFill="background1" w:themeFillShade="D9"/>
+          </w:tcPr>
+          <w:p>
+            <w:pPr>
+              <w:rPr>
+                <w:b/>
+                <w:bCs/>
+                <w:lang w:val="en-ID"/>
+              </w:rPr>
+            </w:pPr>
+            <w:r>
+              <w:rPr>
+                <w:b/>
+                <w:bCs/>
+                <w:lang w:val="en-ID"/>
+              </w:rPr>
+              <w:t>Problem</w:t>
+            </w:r>
+          </w:p>
+        </w:tc>
+        <w:tc>
+          <w:tcPr>
+            <w:tcW w:w="6946" w:type="dxa"/>
+          </w:tcPr>
+          <w:p>
+            <w:pPr>
+              <w:tabs>
+                <w:tab w:val="left" w:pos="1418"/>
+              </w:tabs>
+              <w:rPr>
+                <w:b/>
+                <w:bCs/>
+                <w:lang w:val="en-ID"/>
+              </w:rPr>
+            </w:pPr>
+            <w:r>
+              <w:rPr>
+                <w:lang w:val="en-ID"/>
+              </w:rPr>
+              <w:t>Different organizational roles require different dashboards and operational interfaces</w:t>
+            </w:r>
+          </w:p>
+        </w:tc>
+      </w:tr>
+      <w:tr>
+        <w:trPr>
+          <w:trHeight w:val="907"/>
+        </w:trPr>
+        <w:tc>
+          <w:tcPr>
+            <w:tcW w:w="1701" w:type="dxa"/>
+            <w:shd w:val="clear" w:color="auto" w:fill="D9D9D9" w:themeFill="background1" w:themeFillShade="D9"/>
+          </w:tcPr>
+          <w:p>
+            <w:pPr>
+              <w:tabs>
+                <w:tab w:val="left" w:pos="1418"/>
+              </w:tabs>
+              <w:rPr>
+                <w:b/>
+                <w:bCs/>
+                <w:lang w:val="en-ID"/>
+              </w:rPr>
+            </w:pPr>
+            <w:r>
+              <w:rPr>
+                <w:b/>
+                <w:bCs/>
+                <w:lang w:val="en-ID"/>
+              </w:rPr>
+              <w:t>Approach</w:t>
+            </w:r>
+          </w:p>
+        </w:tc>
+        <w:tc>
+          <w:tcPr>
+            <w:tcW w:w="6946" w:type="dxa"/>
+          </w:tcPr>
+          <w:p>
+            <w:pPr>
+              <w:tabs>
+                <w:tab w:val="left" w:pos="1418"/>
+              </w:tabs>
+              <w:rPr>
+                <w:b/>
+                <w:bCs/>
+                <w:lang w:val="en-ID"/>
+              </w:rPr>
+            </w:pPr>
+            <w:r>
+              <w:rPr>
+                <w:lang w:val="en-ID"/>
+              </w:rPr>
+              <w:t>Separate routes and templates by organizational role</w:t>
+            </w:r>
+            <w:r>
+              <w:rPr>
+                <w:lang w:val="en-ID"/>
+              </w:rPr>
+              <w:t xml:space="preserve">. </w:t>
+            </w:r>
+            <w:r>
+              <w:rPr>
+                <w:lang w:val="en-ID"/>
+              </w:rPr>
+              <w:t xml:space="preserve">The structure provides concrete evidence of this through directories such as </w:t>
+            </w:r>
+            <w:proofErr w:type="spellStart"/>
+            <w:r>
+              <w:rPr>
+                <w:lang w:val="en-ID"/>
+              </w:rPr>
+              <w:t>deputy_area</w:t>
+            </w:r>
+            <w:proofErr w:type="spellEnd"/>
+            <w:r>
+              <w:rPr>
+                <w:lang w:val="en-ID"/>
+              </w:rPr>
+              <w:t xml:space="preserve">, </w:t>
+            </w:r>
+            <w:proofErr w:type="spellStart"/>
+            <w:r>
+              <w:rPr>
+                <w:lang w:val="en-ID"/>
+              </w:rPr>
+              <w:t>gm_audit</w:t>
+            </w:r>
+            <w:proofErr w:type="spellEnd"/>
+            <w:r>
+              <w:rPr>
+                <w:lang w:val="en-ID"/>
+              </w:rPr>
+              <w:t xml:space="preserve">, </w:t>
+            </w:r>
+            <w:proofErr w:type="spellStart"/>
+            <w:r>
+              <w:rPr>
+                <w:lang w:val="en-ID"/>
+              </w:rPr>
+              <w:t>head_audit</w:t>
+            </w:r>
+            <w:proofErr w:type="spellEnd"/>
+            <w:r>
+              <w:rPr>
+                <w:lang w:val="en-ID"/>
+              </w:rPr>
+              <w:t xml:space="preserve">, </w:t>
+            </w:r>
+            <w:proofErr w:type="spellStart"/>
+            <w:r>
+              <w:rPr>
+                <w:lang w:val="en-ID"/>
+              </w:rPr>
+              <w:t>kapos</w:t>
+            </w:r>
+            <w:proofErr w:type="spellEnd"/>
+            <w:r>
+              <w:rPr>
+                <w:lang w:val="en-ID"/>
+              </w:rPr>
+              <w:t xml:space="preserve">, </w:t>
+            </w:r>
+            <w:proofErr w:type="spellStart"/>
+            <w:r>
+              <w:rPr>
+                <w:lang w:val="en-ID"/>
+              </w:rPr>
+              <w:t>korwil</w:t>
+            </w:r>
+            <w:proofErr w:type="spellEnd"/>
+            <w:r>
+              <w:rPr>
+                <w:lang w:val="en-ID"/>
+              </w:rPr>
+              <w:t xml:space="preserve">, and </w:t>
+            </w:r>
+            <w:proofErr w:type="spellStart"/>
+            <w:r>
+              <w:rPr>
+                <w:lang w:val="en-ID"/>
+              </w:rPr>
+              <w:t>staf_audit</w:t>
+            </w:r>
+            <w:proofErr w:type="spellEnd"/>
+            <w:r>
+              <w:rPr>
+                <w:lang w:val="en-ID"/>
+              </w:rPr>
+              <w:t>.</w:t>
+            </w:r>
+          </w:p>
+        </w:tc>
+      </w:tr>
+    </w:tbl>
+    <w:p>
+      <w:pPr>
+        <w:rPr>
+          <w:b/>
+          <w:bCs/>
+          <w:lang w:val="en-ID"/>
+        </w:rPr>
+      </w:pPr>
+    </w:p>
+    <w:p>
+      <w:pPr>
+        <w:pStyle w:val="Heading3"/>
+        <w:numPr>
+          <w:ilvl w:val="1"/>
+          <w:numId w:val="16"/>
+        </w:numPr>
+        <w:ind w:left="284" w:hanging="284"/>
+        <w:rPr>
+          <w:lang w:val="en-ID"/>
+        </w:rPr>
+      </w:pPr>
+      <w:r>
+        <w:rPr>
+          <w:lang w:val="en-ID"/>
+        </w:rPr>
+        <w:t>Database migration</w:t>
+      </w:r>
+    </w:p>
+    <w:tbl>
+      <w:tblPr>
+        <w:tblStyle w:val="TableGrid"/>
+        <w:tblW w:w="8647" w:type="dxa"/>
+        <w:tblInd w:w="392" w:type="dxa"/>
+        <w:tblLook w:val="04A0" w:firstRow="1" w:lastRow="0" w:firstColumn="1" w:lastColumn="0" w:noHBand="0" w:noVBand="1"/>
+      </w:tblPr>
+      <w:tblGrid>
+        <w:gridCol w:w="1701"/>
+        <w:gridCol w:w="6946"/>
+      </w:tblGrid>
+      <w:tr>
+        <w:trPr>
+          <w:trHeight w:val="340"/>
+        </w:trPr>
+        <w:tc>
+          <w:tcPr>
+            <w:tcW w:w="1701" w:type="dxa"/>
+            <w:shd w:val="clear" w:color="auto" w:fill="D9D9D9" w:themeFill="background1" w:themeFillShade="D9"/>
+          </w:tcPr>
+          <w:p>
+            <w:pPr>
+              <w:rPr>
+                <w:b/>
+                <w:bCs/>
+                <w:lang w:val="en-ID"/>
+              </w:rPr>
+            </w:pPr>
+            <w:r>
+              <w:rPr>
+                <w:b/>
+                <w:bCs/>
+                <w:lang w:val="en-ID"/>
+              </w:rPr>
+              <w:t>Problem</w:t>
+            </w:r>
+          </w:p>
+        </w:tc>
+        <w:tc>
+          <w:tcPr>
+            <w:tcW w:w="6946" w:type="dxa"/>
+          </w:tcPr>
+          <w:p>
+            <w:pPr>
+              <w:tabs>
+                <w:tab w:val="left" w:pos="1418"/>
+              </w:tabs>
+              <w:rPr>
+                <w:b/>
+                <w:bCs/>
+                <w:lang w:val="en-ID"/>
+              </w:rPr>
+            </w:pPr>
+            <w:r>
+              <w:rPr>
+                <w:lang w:val="en-ID"/>
+              </w:rPr>
+              <w:t>The application originally depended on MySQL</w:t>
+            </w:r>
+          </w:p>
+        </w:tc>
+      </w:tr>
+      <w:tr>
+        <w:trPr>
+          <w:trHeight w:val="340"/>
+        </w:trPr>
+        <w:tc>
+          <w:tcPr>
+            <w:tcW w:w="1701" w:type="dxa"/>
+            <w:shd w:val="clear" w:color="auto" w:fill="D9D9D9" w:themeFill="background1" w:themeFillShade="D9"/>
+          </w:tcPr>
+          <w:p>
+            <w:pPr>
+              <w:tabs>
+                <w:tab w:val="left" w:pos="1418"/>
+              </w:tabs>
+              <w:rPr>
+                <w:b/>
+                <w:bCs/>
+                <w:lang w:val="en-ID"/>
+              </w:rPr>
+            </w:pPr>
+            <w:r>
+              <w:rPr>
+                <w:b/>
+                <w:bCs/>
+                <w:lang w:val="en-ID"/>
+              </w:rPr>
+              <w:t>Approach</w:t>
+            </w:r>
+          </w:p>
+        </w:tc>
+        <w:tc>
+          <w:tcPr>
+            <w:tcW w:w="6946" w:type="dxa"/>
+          </w:tcPr>
+          <w:p>
+            <w:pPr>
+              <w:tabs>
+                <w:tab w:val="left" w:pos="1418"/>
+              </w:tabs>
+              <w:rPr>
+                <w:b/>
+                <w:bCs/>
+                <w:lang w:val="en-ID"/>
+              </w:rPr>
+            </w:pPr>
+            <w:r>
+              <w:rPr>
+                <w:lang w:val="en-ID"/>
+              </w:rPr>
+              <w:t>Develop migration tooling and adapt the application toward SQLite</w:t>
+            </w:r>
+          </w:p>
+        </w:tc>
+      </w:tr>
+    </w:tbl>
+    <w:p/>
+    <w:p>
+      <w:pPr>
+        <w:pStyle w:val="Heading2"/>
+        <w:rPr>
+          <w:lang w:val="en-ID"/>
+        </w:rPr>
+      </w:pPr>
+      <w:r>
+        <w:rPr>
+          <w:lang w:val="en-ID"/>
+        </w:rPr>
+        <w:t>Screenshots:</w:t>
+      </w:r>
+    </w:p>
+    <w:p>
+      <w:pPr>
+        <w:rPr>
+          <w:lang w:val="en-ID"/>
+        </w:rPr>
+      </w:pPr>
+      <w:r>
+        <w:rPr>
+          <w:lang w:val="en-ID"/>
+        </w:rPr>
+        <w:t xml:space="preserve">Description: the application screenshots grouped by business perspective user roles contains from Top-Bottom Deputy Director, GM-Business, Deputy Area, </w:t>
+      </w:r>
+      <w:proofErr w:type="spellStart"/>
+      <w:r>
+        <w:rPr>
+          <w:lang w:val="en-ID"/>
+        </w:rPr>
+        <w:t>Korwil</w:t>
+      </w:r>
+      <w:proofErr w:type="spellEnd"/>
+      <w:r>
+        <w:rPr>
+          <w:lang w:val="en-ID"/>
+        </w:rPr>
+        <w:t>, Kapos. The other perspective from Audit department, with roles top-bottom GM-Audit, Head of Audit Department and Audit Staff</w:t>
+      </w:r>
+    </w:p>
+    <w:p>
+      <w:pPr>
+        <w:pStyle w:val="Heading3"/>
+        <w:rPr>
+          <w:lang w:val="en-ID"/>
+        </w:rPr>
+      </w:pPr>
+      <w:r>
+        <w:rPr>
+          <w:lang w:val="en-ID"/>
+        </w:rPr>
+        <w:t>Deputy Director</w:t>
+      </w:r>
+    </w:p>
+    <w:p>
+      <w:pPr>
+        <w:pStyle w:val="Heading3"/>
+        <w:rPr>
+          <w:lang w:val="en-ID"/>
+        </w:rPr>
+      </w:pPr>
+      <w:r>
+        <w:rPr>
+          <w:lang w:val="en-ID"/>
+        </w:rPr>
+        <w:t>GM-Business</w:t>
+      </w:r>
+    </w:p>
+    <w:p>
+      <w:pPr>
+        <w:pStyle w:val="Heading3"/>
+        <w:rPr>
+          <w:lang w:val="en-ID"/>
+        </w:rPr>
+      </w:pPr>
+      <w:r>
+        <w:rPr>
+          <w:lang w:val="en-ID"/>
+        </w:rPr>
+        <w:t>Deputy Area</w:t>
+      </w:r>
+    </w:p>
+    <w:p>
+      <w:pPr>
+        <w:pStyle w:val="Heading3"/>
+        <w:rPr>
+          <w:lang w:val="en-ID"/>
+        </w:rPr>
+      </w:pPr>
+      <w:proofErr w:type="spellStart"/>
+      <w:r>
+        <w:rPr>
+          <w:lang w:val="en-ID"/>
+        </w:rPr>
+        <w:t>Korwil</w:t>
+      </w:r>
+      <w:proofErr w:type="spellEnd"/>
+    </w:p>
+    <w:p>
+      <w:pPr>
+        <w:pStyle w:val="Heading3"/>
+        <w:rPr>
+          <w:lang w:val="en-ID"/>
+        </w:rPr>
+      </w:pPr>
+      <w:r>
+        <w:rPr>
+          <w:lang w:val="en-ID"/>
+        </w:rPr>
+        <w:t>Kapos</w:t>
+      </w:r>
+    </w:p>
+    <w:p>
+      <w:pPr>
+        <w:pStyle w:val="Heading4"/>
+      </w:pPr>
+      <w:r>
+        <w:t>Main Dashboard</w:t>
+      </w:r>
+    </w:p>
+    <w:p>
+      <w:r>
+        <w:t>Description:</w:t>
+      </w:r>
+    </w:p>
+    <w:p>
+      <w:pPr>
+        <w:pStyle w:val="Heading4"/>
+      </w:pPr>
+      <w:r>
+        <w:lastRenderedPageBreak/>
+        <w:t>Administration Audit Dashboard</w:t>
+      </w:r>
+    </w:p>
+    <w:p>
+      <w:pPr>
+        <w:pStyle w:val="Heading4"/>
+      </w:pPr>
+      <w:r>
+        <w:t>OTS Dashboard</w:t>
+      </w:r>
+    </w:p>
+    <w:p>
+      <w:pPr>
+        <w:rPr>
+          <w:lang w:val="en-ID"/>
+        </w:rPr>
+      </w:pPr>
+      <w:r>
+        <w:rPr>
+          <w:noProof/>
+          <w:lang w:val="en-ID"/>
+        </w:rPr>
+        <w:drawing>
+          <wp:inline distT="0" distB="0" distL="0" distR="0" wp14:anchorId="3A8CDA80" wp14:editId="6220F479">
+            <wp:extent cx="5486400" cy="2231390"/>
+            <wp:effectExtent l="0" t="0" r="0" b="0"/>
+            <wp:docPr id="752316236" name="Picture 1"/>
+            <wp:cNvGraphicFramePr>
+              <a:graphicFrameLocks xmlns:a="http://schemas.openxmlformats.org/drawingml/2006/main" noChangeAspect="1"/>
+            </wp:cNvGraphicFramePr>
+            <a:graphic xmlns:a="http://schemas.openxmlformats.org/drawingml/2006/main">
+              <a:graphicData uri="http://schemas.openxmlformats.org/drawingml/2006/picture">
+                <pic:pic xmlns:pic="http://schemas.openxmlformats.org/drawingml/2006/picture">
+                  <pic:nvPicPr>
+                    <pic:cNvPr id="752316236" name="Picture 752316236"/>
+                    <pic:cNvPicPr/>
+                  </pic:nvPicPr>
+                  <pic:blipFill>
+                    <a:blip r:embed="rId9"/>
+                    <a:stretch>
+                      <a:fillRect/>
+                    </a:stretch>
+                  </pic:blipFill>
+                  <pic:spPr>
+                    <a:xfrm>
+                      <a:off x="0" y="0"/>
+                      <a:ext cx="5486400" cy="2231390"/>
+                    </a:xfrm>
+                    <a:prstGeom prst="rect">
+                      <a:avLst/>
+                    </a:prstGeom>
+                  </pic:spPr>
+                </pic:pic>
+              </a:graphicData>
+            </a:graphic>
+          </wp:inline>
+        </w:drawing>
+      </w:r>
+    </w:p>
+    <w:p>
+      <w:pPr>
+        <w:rPr>
+          <w:lang w:val="en-ID"/>
+        </w:rPr>
+      </w:pPr>
+      <w:r>
+        <w:rPr>
+          <w:noProof/>
+          <w:lang w:val="en-ID"/>
+        </w:rPr>
+        <w:drawing>
+          <wp:inline distT="0" distB="0" distL="0" distR="0" wp14:anchorId="550C09DF" wp14:editId="38C4C686">
+            <wp:extent cx="5239481" cy="2343477"/>
+            <wp:effectExtent l="0" t="0" r="0" b="0"/>
+            <wp:docPr id="1021569714" name="Picture 2"/>
+            <wp:cNvGraphicFramePr>
+              <a:graphicFrameLocks xmlns:a="http://schemas.openxmlformats.org/drawingml/2006/main" noChangeAspect="1"/>
+            </wp:cNvGraphicFramePr>
+            <a:graphic xmlns:a="http://schemas.openxmlformats.org/drawingml/2006/main">
+              <a:graphicData uri="http://schemas.openxmlformats.org/drawingml/2006/picture">
+                <pic:pic xmlns:pic="http://schemas.openxmlformats.org/drawingml/2006/picture">
+                  <pic:nvPicPr>
+                    <pic:cNvPr id="1021569714" name="Picture 1021569714"/>
+                    <pic:cNvPicPr/>
+                  </pic:nvPicPr>
+                  <pic:blipFill>
+                    <a:blip r:embed="rId10"/>
+                    <a:stretch>
+                      <a:fillRect/>
+                    </a:stretch>
+                  </pic:blipFill>
+                  <pic:spPr>
+                    <a:xfrm>
+                      <a:off x="0" y="0"/>
+                      <a:ext cx="5239481" cy="2343477"/>
+                    </a:xfrm>
+                    <a:prstGeom prst="rect">
+                      <a:avLst/>
+                    </a:prstGeom>
+                  </pic:spPr>
+                </pic:pic>
+              </a:graphicData>
+            </a:graphic>
+          </wp:inline>
+        </w:drawing>
+      </w:r>
+    </w:p>
+    <w:p>
+      <w:pPr>
+        <w:rPr>
+          <w:lang w:val="en-ID"/>
+        </w:rPr>
+      </w:pPr>
+      <w:r>
+        <w:rPr>
+          <w:noProof/>
+          <w:lang w:val="en-ID"/>
+        </w:rPr>
+        <w:drawing>
+          <wp:inline distT="0" distB="0" distL="0" distR="0" wp14:anchorId="4A6678D8" wp14:editId="4B7A6602">
+            <wp:extent cx="3524742" cy="2191056"/>
+            <wp:effectExtent l="0" t="0" r="0" b="0"/>
+            <wp:docPr id="2062064728" name="Picture 3"/>
+            <wp:cNvGraphicFramePr>
+              <a:graphicFrameLocks xmlns:a="http://schemas.openxmlformats.org/drawingml/2006/main" noChangeAspect="1"/>
+            </wp:cNvGraphicFramePr>
+            <a:graphic xmlns:a="http://schemas.openxmlformats.org/drawingml/2006/main">
+              <a:graphicData uri="http://schemas.openxmlformats.org/drawingml/2006/picture">
+                <pic:pic xmlns:pic="http://schemas.openxmlformats.org/drawingml/2006/picture">
+                  <pic:nvPicPr>
+                    <pic:cNvPr id="2062064728" name="Picture 2062064728"/>
+                    <pic:cNvPicPr/>
+                  </pic:nvPicPr>
+                  <pic:blipFill>
+                    <a:blip r:embed="rId11"/>
+                    <a:stretch>
+                      <a:fillRect/>
+                    </a:stretch>
+                  </pic:blipFill>
+                  <pic:spPr>
+                    <a:xfrm>
+                      <a:off x="0" y="0"/>
+                      <a:ext cx="3524742" cy="2191056"/>
+                    </a:xfrm>
+                    <a:prstGeom prst="rect">
+                      <a:avLst/>
+                    </a:prstGeom>
+                  </pic:spPr>
+                </pic:pic>
+              </a:graphicData>
+            </a:graphic>
+          </wp:inline>
+        </w:drawing>
+      </w:r>
+    </w:p>
+    <w:p>
+      <w:pPr>
+        <w:rPr>
+          <w:lang w:val="en-ID"/>
+        </w:rPr>
+      </w:pPr>
+    </w:p>
+    <w:p>
+      <w:pPr>
+        <w:rPr>
+          <w:rFonts w:hint="eastAsia"/>
+          <w:lang w:val="en-ID"/>
+        </w:rPr>
+      </w:pPr>
+      <w:r>
+        <w:rPr>
+          <w:lang w:val="en-ID"/>
+        </w:rPr>
+        <w:lastRenderedPageBreak/>
+        <w:t>STEP 1</w:t>
+      </w:r>
+      <w:r>
+        <w:rPr>
+          <w:lang w:val="en-ID"/>
+        </w:rPr>
+        <w:t xml:space="preserve">: </w:t>
+      </w:r>
+      <w:r>
+        <w:rPr>
+          <w:rFonts w:hint="eastAsia"/>
+          <w:lang w:val="en-ID"/>
+        </w:rPr>
+        <w:t xml:space="preserve">NCIS Portfolio Specification       </w:t>
+      </w:r>
+      <w:r>
+        <w:rPr>
+          <w:rFonts w:hint="eastAsia"/>
+          <w:lang w:val="en-ID"/>
+        </w:rPr>
+        <w:t>←</w:t>
+      </w:r>
+      <w:r>
+        <w:rPr>
+          <w:rFonts w:hint="eastAsia"/>
+          <w:lang w:val="en-ID"/>
+        </w:rPr>
+        <w:t xml:space="preserve"> CURRENT</w:t>
+      </w:r>
+    </w:p>
+    <w:p>
+      <w:pPr>
+        <w:rPr>
+          <w:rFonts w:hint="eastAsia"/>
+          <w:lang w:val="en-ID"/>
+        </w:rPr>
+      </w:pPr>
+      <w:r>
+        <w:rPr>
+          <w:rFonts w:hint="eastAsia"/>
+          <w:lang w:val="en-ID"/>
+        </w:rPr>
+        <w:t xml:space="preserve">        </w:t>
+      </w:r>
+      <w:r>
+        <w:rPr>
+          <w:rFonts w:hint="eastAsia"/>
+          <w:lang w:val="en-ID"/>
+        </w:rPr>
+        <w:t>↓</w:t>
+      </w:r>
+    </w:p>
+    <w:p>
+      <w:pPr>
+        <w:rPr>
+          <w:lang w:val="en-ID"/>
+        </w:rPr>
+      </w:pPr>
+      <w:r>
+        <w:rPr>
+          <w:lang w:val="en-ID"/>
+        </w:rPr>
+        <w:t>STEP 2</w:t>
+      </w:r>
+      <w:r>
+        <w:rPr>
+          <w:lang w:val="en-ID"/>
+        </w:rPr>
+        <w:t xml:space="preserve">: </w:t>
+      </w:r>
+      <w:r>
+        <w:rPr>
+          <w:lang w:val="en-ID"/>
+        </w:rPr>
+        <w:t>Prepare / sanitize screenshots</w:t>
+      </w:r>
+    </w:p>
+    <w:p>
+      <w:pPr>
+        <w:rPr>
+          <w:rFonts w:hint="eastAsia"/>
+          <w:lang w:val="en-ID"/>
+        </w:rPr>
+      </w:pPr>
+      <w:r>
+        <w:rPr>
+          <w:rFonts w:hint="eastAsia"/>
+          <w:lang w:val="en-ID"/>
+        </w:rPr>
+        <w:t xml:space="preserve">        </w:t>
+      </w:r>
+      <w:r>
+        <w:rPr>
+          <w:rFonts w:hint="eastAsia"/>
+          <w:lang w:val="en-ID"/>
+        </w:rPr>
+        <w:t>↓</w:t>
+      </w:r>
+    </w:p>
+    <w:p>
+      <w:pPr>
+        <w:rPr>
+          <w:lang w:val="en-ID"/>
+        </w:rPr>
+      </w:pPr>
+      <w:r>
+        <w:rPr>
+          <w:lang w:val="en-ID"/>
+        </w:rPr>
+        <w:t>STEP 3</w:t>
+      </w:r>
+      <w:r>
+        <w:rPr>
+          <w:lang w:val="en-ID"/>
+        </w:rPr>
+        <w:t xml:space="preserve">: </w:t>
+      </w:r>
+      <w:r>
+        <w:rPr>
+          <w:lang w:val="en-ID"/>
+        </w:rPr>
+        <w:t>Create NCIS architecture diagram</w:t>
+      </w:r>
+    </w:p>
+    <w:p>
+      <w:pPr>
+        <w:rPr>
+          <w:rFonts w:hint="eastAsia"/>
+          <w:lang w:val="en-ID"/>
+        </w:rPr>
+      </w:pPr>
+      <w:r>
+        <w:rPr>
+          <w:rFonts w:hint="eastAsia"/>
+          <w:lang w:val="en-ID"/>
+        </w:rPr>
+        <w:t xml:space="preserve">        </w:t>
+      </w:r>
+      <w:r>
+        <w:rPr>
+          <w:rFonts w:hint="eastAsia"/>
+          <w:lang w:val="en-ID"/>
+        </w:rPr>
+        <w:t>↓</w:t>
+      </w:r>
+    </w:p>
+    <w:p>
+      <w:pPr>
+        <w:rPr>
+          <w:lang w:val="en-ID"/>
+        </w:rPr>
+      </w:pPr>
+      <w:r>
+        <w:rPr>
+          <w:lang w:val="en-ID"/>
+        </w:rPr>
+        <w:t>STEP 4</w:t>
+      </w:r>
+      <w:r>
+        <w:rPr>
+          <w:lang w:val="en-ID"/>
+        </w:rPr>
+        <w:t xml:space="preserve">: </w:t>
+      </w:r>
+      <w:r>
+        <w:rPr>
+          <w:lang w:val="en-ID"/>
+        </w:rPr>
+        <w:t>Create NCIS portfolio assets</w:t>
+      </w:r>
+    </w:p>
+    <w:p>
+      <w:pPr>
+        <w:rPr>
+          <w:rFonts w:hint="eastAsia"/>
+          <w:lang w:val="en-ID"/>
+        </w:rPr>
+      </w:pPr>
+      <w:r>
+        <w:rPr>
+          <w:rFonts w:hint="eastAsia"/>
+          <w:lang w:val="en-ID"/>
+        </w:rPr>
+        <w:t xml:space="preserve">        </w:t>
+      </w:r>
+      <w:r>
+        <w:rPr>
+          <w:rFonts w:hint="eastAsia"/>
+          <w:lang w:val="en-ID"/>
+        </w:rPr>
+        <w:t>↓</w:t>
+      </w:r>
+    </w:p>
+    <w:p>
+      <w:pPr>
+        <w:rPr>
+          <w:lang w:val="en-ID"/>
+        </w:rPr>
+      </w:pPr>
+      <w:r>
+        <w:rPr>
+          <w:lang w:val="en-ID"/>
+        </w:rPr>
+        <w:t>STEP 5</w:t>
+      </w:r>
+      <w:r>
+        <w:rPr>
+          <w:lang w:val="en-ID"/>
+        </w:rPr>
+        <w:t xml:space="preserve">: </w:t>
+      </w:r>
+      <w:r>
+        <w:rPr>
+          <w:lang w:val="en-ID"/>
+        </w:rPr>
+        <w:t>Add /portfolio/</w:t>
+      </w:r>
+      <w:proofErr w:type="spellStart"/>
+      <w:r>
+        <w:rPr>
+          <w:lang w:val="en-ID"/>
+        </w:rPr>
+        <w:t>ncis</w:t>
+      </w:r>
+      <w:proofErr w:type="spellEnd"/>
+      <w:r>
+        <w:rPr>
+          <w:lang w:val="en-ID"/>
+        </w:rPr>
+        <w:t xml:space="preserve"> route</w:t>
+      </w:r>
+    </w:p>
+    <w:p>
+      <w:pPr>
+        <w:rPr>
+          <w:rFonts w:hint="eastAsia"/>
+          <w:lang w:val="en-ID"/>
+        </w:rPr>
+      </w:pPr>
+      <w:r>
+        <w:rPr>
+          <w:rFonts w:hint="eastAsia"/>
+          <w:lang w:val="en-ID"/>
+        </w:rPr>
+        <w:t xml:space="preserve">        </w:t>
+      </w:r>
+      <w:r>
+        <w:rPr>
+          <w:rFonts w:hint="eastAsia"/>
+          <w:lang w:val="en-ID"/>
+        </w:rPr>
+        <w:t>↓</w:t>
+      </w:r>
+    </w:p>
+    <w:p>
+      <w:pPr>
+        <w:rPr>
+          <w:lang w:val="en-ID"/>
+        </w:rPr>
+      </w:pPr>
+      <w:r>
+        <w:rPr>
+          <w:lang w:val="en-ID"/>
+        </w:rPr>
+        <w:t>STEP 6</w:t>
+      </w:r>
+      <w:r>
+        <w:rPr>
+          <w:lang w:val="en-ID"/>
+        </w:rPr>
+        <w:t xml:space="preserve">: </w:t>
+      </w:r>
+      <w:r>
+        <w:rPr>
+          <w:lang w:val="en-ID"/>
+        </w:rPr>
+        <w:t xml:space="preserve">Build </w:t>
+      </w:r>
+      <w:proofErr w:type="spellStart"/>
+      <w:r>
+        <w:rPr>
+          <w:lang w:val="en-ID"/>
+        </w:rPr>
+        <w:t>ncis</w:t>
+      </w:r>
+      <w:proofErr w:type="spellEnd"/>
+      <w:r>
+        <w:rPr>
+          <w:lang w:val="en-ID"/>
+        </w:rPr>
+        <w:t>/index.html</w:t>
+      </w:r>
+    </w:p>
+    <w:p>
+      <w:pPr>
+        <w:rPr>
+          <w:rFonts w:hint="eastAsia"/>
+          <w:lang w:val="en-ID"/>
+        </w:rPr>
+      </w:pPr>
+      <w:r>
+        <w:rPr>
+          <w:rFonts w:hint="eastAsia"/>
+          <w:lang w:val="en-ID"/>
+        </w:rPr>
+        <w:t xml:space="preserve">        </w:t>
+      </w:r>
+      <w:r>
+        <w:rPr>
+          <w:rFonts w:hint="eastAsia"/>
+          <w:lang w:val="en-ID"/>
+        </w:rPr>
+        <w:t>↓</w:t>
+      </w:r>
+    </w:p>
+    <w:p>
+      <w:pPr>
+        <w:rPr>
+          <w:lang w:val="en-ID"/>
+        </w:rPr>
+      </w:pPr>
+      <w:r>
+        <w:rPr>
+          <w:lang w:val="en-ID"/>
+        </w:rPr>
+        <w:t>STEP 7</w:t>
+      </w:r>
+      <w:r>
+        <w:rPr>
+          <w:lang w:val="en-ID"/>
+        </w:rPr>
+        <w:t xml:space="preserve">: </w:t>
+      </w:r>
+      <w:r>
+        <w:rPr>
+          <w:lang w:val="en-ID"/>
+        </w:rPr>
+        <w:t>Add ncis.css</w:t>
+      </w:r>
+    </w:p>
+    <w:p>
+      <w:pPr>
+        <w:rPr>
+          <w:rFonts w:hint="eastAsia"/>
+          <w:lang w:val="en-ID"/>
+        </w:rPr>
+      </w:pPr>
+      <w:r>
+        <w:rPr>
+          <w:rFonts w:hint="eastAsia"/>
+          <w:lang w:val="en-ID"/>
+        </w:rPr>
+        <w:t xml:space="preserve">        </w:t>
+      </w:r>
+      <w:r>
+        <w:rPr>
+          <w:rFonts w:hint="eastAsia"/>
+          <w:lang w:val="en-ID"/>
+        </w:rPr>
+        <w:t>↓</w:t>
+      </w:r>
+    </w:p>
+    <w:p>
+      <w:pPr>
+        <w:rPr>
+          <w:lang w:val="en-ID"/>
+        </w:rPr>
+      </w:pPr>
+      <w:r>
+        <w:rPr>
+          <w:lang w:val="en-ID"/>
+        </w:rPr>
+        <w:t>STEP 8</w:t>
+      </w:r>
+      <w:r>
+        <w:rPr>
+          <w:lang w:val="en-ID"/>
+        </w:rPr>
+        <w:t xml:space="preserve">: </w:t>
+      </w:r>
+      <w:r>
+        <w:rPr>
+          <w:lang w:val="en-ID"/>
+        </w:rPr>
+        <w:t>Test portfolio locally</w:t>
+      </w:r>
+    </w:p>
+    <w:p>
+      <w:pPr>
+        <w:rPr>
+          <w:rFonts w:hint="eastAsia"/>
+          <w:lang w:val="en-ID"/>
+        </w:rPr>
+      </w:pPr>
+      <w:r>
+        <w:rPr>
+          <w:rFonts w:hint="eastAsia"/>
+          <w:lang w:val="en-ID"/>
+        </w:rPr>
+        <w:t xml:space="preserve">        </w:t>
+      </w:r>
+      <w:r>
+        <w:rPr>
+          <w:rFonts w:hint="eastAsia"/>
+          <w:lang w:val="en-ID"/>
+        </w:rPr>
+        <w:t>↓</w:t>
+      </w:r>
+    </w:p>
+    <w:p>
+      <w:pPr>
+        <w:rPr>
+          <w:lang w:val="en-ID"/>
+        </w:rPr>
+      </w:pPr>
+      <w:r>
+        <w:rPr>
+          <w:lang w:val="en-ID"/>
+        </w:rPr>
+        <w:t>STEP 9</w:t>
+      </w:r>
+      <w:r>
+        <w:rPr>
+          <w:lang w:val="en-ID"/>
+        </w:rPr>
+        <w:t xml:space="preserve">: </w:t>
+      </w:r>
+      <w:r>
+        <w:rPr>
+          <w:lang w:val="en-ID"/>
+        </w:rPr>
+        <w:t>Commit to GitHub</w:t>
+      </w:r>
+    </w:p>
+    <w:p>
+      <w:pPr>
+        <w:rPr>
+          <w:rFonts w:hint="eastAsia"/>
+          <w:lang w:val="en-ID"/>
+        </w:rPr>
+      </w:pPr>
+      <w:r>
+        <w:rPr>
+          <w:rFonts w:hint="eastAsia"/>
+          <w:lang w:val="en-ID"/>
+        </w:rPr>
+        <w:t xml:space="preserve">        </w:t>
+      </w:r>
+      <w:r>
+        <w:rPr>
+          <w:rFonts w:hint="eastAsia"/>
+          <w:lang w:val="en-ID"/>
+        </w:rPr>
+        <w:t>↓</w:t>
+      </w:r>
+    </w:p>
+    <w:p>
+      <w:pPr>
+        <w:rPr>
+          <w:lang w:val="en-ID"/>
+        </w:rPr>
+      </w:pPr>
+      <w:r>
+        <w:rPr>
+          <w:lang w:val="en-ID"/>
+        </w:rPr>
+        <w:t>STEP 10</w:t>
+      </w:r>
+      <w:r>
+        <w:rPr>
+          <w:lang w:val="en-ID"/>
+        </w:rPr>
+        <w:t xml:space="preserve">: </w:t>
+      </w:r>
+      <w:r>
+        <w:rPr>
+          <w:lang w:val="en-ID"/>
+        </w:rPr>
+        <w:t>Deploy to PythonAnywhere</w:t>
+      </w:r>
+    </w:p>
+    <w:p>
+      <w:pPr>
+        <w:rPr>
+          <w:lang w:val="en-ID"/>
+        </w:rPr>
+      </w:pPr>
+    </w:p>
+    <w:p>
+      <w:pPr>
+        <w:rPr>
+          <w:lang w:val="en-ID"/>
+        </w:rPr>
+      </w:pPr>
+      <w:r>
+        <w:rPr>
+          <w:lang w:val="en-ID"/>
+        </w:rPr>
+        <w:t>Step 3</w:t>
+      </w:r>
+    </w:p>
+    <w:p>
+      <w:pPr>
+        <w:rPr>
+          <w:lang w:val="en-ID"/>
+        </w:rPr>
+      </w:pPr>
+      <w:r>
+        <w:rPr>
+          <w:lang w:val="en-ID"/>
+        </w:rPr>
+        <w:t xml:space="preserve">NCIS page implementation     </w:t>
+      </w:r>
+      <w:r>
+        <w:rPr>
+          <w:rFonts w:ascii="Segoe UI Emoji" w:hAnsi="Segoe UI Emoji" w:cs="Segoe UI Emoji"/>
+          <w:lang w:val="en-ID"/>
+        </w:rPr>
+        <w:t>✅</w:t>
+      </w:r>
+    </w:p>
+    <w:p>
+      <w:pPr>
+        <w:rPr>
+          <w:rFonts w:hint="eastAsia"/>
+          <w:lang w:val="en-ID"/>
+        </w:rPr>
+      </w:pPr>
+      <w:r>
+        <w:rPr>
+          <w:rFonts w:hint="eastAsia"/>
+          <w:lang w:val="en-ID"/>
+        </w:rPr>
+        <w:t xml:space="preserve">        </w:t>
+      </w:r>
+      <w:r>
+        <w:rPr>
+          <w:rFonts w:hint="eastAsia"/>
+          <w:lang w:val="en-ID"/>
+        </w:rPr>
+        <w:t>↓</w:t>
+      </w:r>
+    </w:p>
+    <w:p>
+      <w:pPr>
+        <w:rPr>
+          <w:lang w:val="en-ID"/>
+        </w:rPr>
+      </w:pPr>
+      <w:r>
+        <w:rPr>
+          <w:lang w:val="en-ID"/>
+        </w:rPr>
+        <w:t>Step 3B</w:t>
+      </w:r>
+    </w:p>
+    <w:p>
+      <w:pPr>
+        <w:rPr>
+          <w:rFonts w:hint="eastAsia"/>
+          <w:lang w:val="en-ID"/>
+        </w:rPr>
+      </w:pPr>
+      <w:r>
+        <w:rPr>
+          <w:rFonts w:hint="eastAsia"/>
+          <w:lang w:val="en-ID"/>
+        </w:rPr>
+        <w:t xml:space="preserve">Visual refinement             </w:t>
+      </w:r>
+      <w:r>
+        <w:rPr>
+          <w:rFonts w:hint="eastAsia"/>
+          <w:lang w:val="en-ID"/>
+        </w:rPr>
+        <w:t>←</w:t>
+      </w:r>
+      <w:r>
+        <w:rPr>
+          <w:rFonts w:hint="eastAsia"/>
+          <w:lang w:val="en-ID"/>
+        </w:rPr>
+        <w:t xml:space="preserve"> NEXT</w:t>
+      </w:r>
+    </w:p>
+    <w:p>
+      <w:pPr>
+        <w:rPr>
+          <w:rFonts w:hint="eastAsia"/>
+          <w:lang w:val="en-ID"/>
+        </w:rPr>
+      </w:pPr>
+      <w:r>
+        <w:rPr>
+          <w:rFonts w:hint="eastAsia"/>
+          <w:lang w:val="en-ID"/>
+        </w:rPr>
+        <w:lastRenderedPageBreak/>
+        <w:t xml:space="preserve">        </w:t>
+      </w:r>
+      <w:r>
+        <w:rPr>
+          <w:rFonts w:hint="eastAsia"/>
+          <w:lang w:val="en-ID"/>
+        </w:rPr>
+        <w:t>↓</w:t>
+      </w:r>
+    </w:p>
+    <w:p>
+      <w:pPr>
+        <w:rPr>
+          <w:lang w:val="en-ID"/>
+        </w:rPr>
+      </w:pPr>
+      <w:r>
+        <w:rPr>
+          <w:lang w:val="en-ID"/>
+        </w:rPr>
+        <w:t>Step 4</w:t>
+      </w:r>
+    </w:p>
+    <w:p>
+      <w:pPr>
+        <w:rPr>
+          <w:lang w:val="en-ID"/>
+        </w:rPr>
+      </w:pPr>
+      <w:r>
+        <w:rPr>
+          <w:lang w:val="en-ID"/>
+        </w:rPr>
+        <w:t>Add NCIS card to Projects</w:t>
+      </w:r>
+    </w:p>
+    <w:p>
+      <w:pPr>
+        <w:rPr>
+          <w:lang w:val="en-ID"/>
+        </w:rPr>
+      </w:pPr>
+    </w:p>
+    <w:p>
+      <w:pPr>
+        <w:rPr>
+          <w:rFonts w:hint="eastAsia"/>
+          <w:lang w:val="en-ID"/>
+        </w:rPr>
+      </w:pPr>
+      <w:r>
+        <w:rPr>
+          <w:rFonts w:hint="eastAsia"/>
+          <w:lang w:val="en-ID"/>
+        </w:rPr>
+        <w:t xml:space="preserve">        </w:t>
+      </w:r>
+      <w:r>
+        <w:rPr>
+          <w:rFonts w:hint="eastAsia"/>
+          <w:lang w:val="en-ID"/>
+        </w:rPr>
+        <w:t>↓</w:t>
+      </w:r>
+    </w:p>
+    <w:p>
+      <w:pPr>
+        <w:rPr>
+          <w:lang w:val="en-ID"/>
+        </w:rPr>
+      </w:pPr>
+    </w:p>
+    <w:p>
+      <w:pPr>
+        <w:rPr>
+          <w:lang w:val="en-ID"/>
+        </w:rPr>
+      </w:pPr>
+      <w:r>
+        <w:rPr>
+          <w:lang w:val="en-ID"/>
+        </w:rPr>
+        <w:t>Step 5</w:t>
+      </w:r>
+    </w:p>
+    <w:p>
+      <w:pPr>
+        <w:rPr>
+          <w:lang w:val="en-ID"/>
+        </w:rPr>
+      </w:pPr>
+      <w:r>
+        <w:rPr>
+          <w:lang w:val="en-ID"/>
+        </w:rPr>
+        <w:t>Full local testing</w:t>
+      </w:r>
+    </w:p>
+    <w:p>
+      <w:pPr>
+        <w:rPr>
+          <w:lang w:val="en-ID"/>
+        </w:rPr>
+      </w:pPr>
+    </w:p>
+    <w:p>
+      <w:pPr>
+        <w:rPr>
+          <w:rFonts w:hint="eastAsia"/>
+          <w:lang w:val="en-ID"/>
+        </w:rPr>
+      </w:pPr>
+      <w:r>
+        <w:rPr>
+          <w:rFonts w:hint="eastAsia"/>
+          <w:lang w:val="en-ID"/>
+        </w:rPr>
+        <w:t xml:space="preserve">        </w:t>
+      </w:r>
+      <w:r>
+        <w:rPr>
+          <w:rFonts w:hint="eastAsia"/>
+          <w:lang w:val="en-ID"/>
+        </w:rPr>
+        <w:t>↓</w:t>
+      </w:r>
+    </w:p>
+    <w:p>
+      <w:pPr>
+        <w:rPr>
+          <w:lang w:val="en-ID"/>
+        </w:rPr>
+      </w:pPr>
+    </w:p>
+    <w:p>
+      <w:pPr>
+        <w:rPr>
+          <w:lang w:val="en-ID"/>
+        </w:rPr>
+      </w:pPr>
+      <w:r>
+        <w:rPr>
+          <w:lang w:val="en-ID"/>
+        </w:rPr>
+        <w:t>Step 6</w:t>
+      </w:r>
+    </w:p>
+    <w:p>
+      <w:pPr>
+        <w:rPr>
+          <w:lang w:val="en-ID"/>
+        </w:rPr>
+      </w:pPr>
+      <w:r>
+        <w:rPr>
+          <w:lang w:val="en-ID"/>
+        </w:rPr>
+        <w:t>Git commit / GitHub</w:t>
+      </w:r>
+    </w:p>
+    <w:p>
+      <w:pPr>
+        <w:rPr>
+          <w:lang w:val="en-ID"/>
+        </w:rPr>
+      </w:pPr>
+    </w:p>
+    <w:p>
+      <w:pPr>
+        <w:rPr>
+          <w:rFonts w:hint="eastAsia"/>
+          <w:lang w:val="en-ID"/>
+        </w:rPr>
+      </w:pPr>
+      <w:r>
+        <w:rPr>
+          <w:rFonts w:hint="eastAsia"/>
+          <w:lang w:val="en-ID"/>
+        </w:rPr>
+        <w:t xml:space="preserve">        </w:t>
+      </w:r>
+      <w:r>
+        <w:rPr>
+          <w:rFonts w:hint="eastAsia"/>
+          <w:lang w:val="en-ID"/>
+        </w:rPr>
+        <w:t>↓</w:t>
+      </w:r>
+    </w:p>
+    <w:p>
+      <w:pPr>
+        <w:rPr>
+          <w:lang w:val="en-ID"/>
+        </w:rPr>
+      </w:pPr>
+    </w:p>
+    <w:p>
+      <w:pPr>
+        <w:rPr>
+          <w:lang w:val="en-ID"/>
+        </w:rPr>
+      </w:pPr>
+      <w:r>
+        <w:rPr>
+          <w:lang w:val="en-ID"/>
+        </w:rPr>
+        <w:t>Step 7</w:t>
+      </w:r>
+    </w:p>
+    <w:p>
+      <w:pPr>
+        <w:rPr>
+          <w:lang w:val="en-ID"/>
+        </w:rPr>
+      </w:pPr>
+      <w:r>
+        <w:rPr>
+          <w:lang w:val="en-ID"/>
+        </w:rPr>
+        <w:t>PythonAnywhere deployment</w:t>
+      </w:r>
+    </w:p>
     <w:sectPr>
       <w:pgSz w:w="12240" w:h="15840"/>
       <w:pgMar w:top="1440" w:right="1800" w:bottom="1440" w:left="1800" w:header="720" w:footer="720" w:gutter="0"/>
@@ -2716,6 +7759,300 @@
     </w:lvl>
   </w:abstractNum>
   <w:abstractNum w:abstractNumId="9" w15:restartNumberingAfterBreak="0">
+    <w:nsid w:val="0087760B"/>
+    <w:multiLevelType w:val="multilevel"/>
+    <w:tmpl w:val="E68411B4"/>
+    <w:lvl w:ilvl="0">
+      <w:start w:val="1"/>
+      <w:numFmt w:val="bullet"/>
+      <w:lvlText w:val=""/>
+      <w:lvlJc w:val="left"/>
+      <w:pPr>
+        <w:tabs>
+          <w:tab w:val="num" w:pos="720"/>
+        </w:tabs>
+        <w:ind w:left="720" w:hanging="360"/>
+      </w:pPr>
+      <w:rPr>
+        <w:rFonts w:ascii="Symbol" w:hAnsi="Symbol" w:hint="default"/>
+        <w:sz w:val="20"/>
+      </w:rPr>
+    </w:lvl>
+    <w:lvl w:ilvl="1">
+      <w:start w:val="3"/>
+      <w:numFmt w:val="decimal"/>
+      <w:lvlText w:val="%2."/>
+      <w:lvlJc w:val="left"/>
+      <w:pPr>
+        <w:ind w:left="1440" w:hanging="360"/>
+      </w:pPr>
+      <w:rPr>
+        <w:rFonts w:hint="default"/>
+      </w:rPr>
+    </w:lvl>
+    <w:lvl w:ilvl="2" w:tentative="1">
+      <w:start w:val="1"/>
+      <w:numFmt w:val="bullet"/>
+      <w:lvlText w:val=""/>
+      <w:lvlJc w:val="left"/>
+      <w:pPr>
+        <w:tabs>
+          <w:tab w:val="num" w:pos="2160"/>
+        </w:tabs>
+        <w:ind w:left="2160" w:hanging="360"/>
+      </w:pPr>
+      <w:rPr>
+        <w:rFonts w:ascii="Wingdings" w:hAnsi="Wingdings" w:hint="default"/>
+        <w:sz w:val="20"/>
+      </w:rPr>
+    </w:lvl>
+    <w:lvl w:ilvl="3" w:tentative="1">
+      <w:start w:val="1"/>
+      <w:numFmt w:val="bullet"/>
+      <w:lvlText w:val=""/>
+      <w:lvlJc w:val="left"/>
+      <w:pPr>
+        <w:tabs>
+          <w:tab w:val="num" w:pos="2880"/>
+        </w:tabs>
+        <w:ind w:left="2880" w:hanging="360"/>
+      </w:pPr>
+      <w:rPr>
+        <w:rFonts w:ascii="Wingdings" w:hAnsi="Wingdings" w:hint="default"/>
+        <w:sz w:val="20"/>
+      </w:rPr>
+    </w:lvl>
+    <w:lvl w:ilvl="4" w:tentative="1">
+      <w:start w:val="1"/>
+      <w:numFmt w:val="bullet"/>
+      <w:lvlText w:val=""/>
+      <w:lvlJc w:val="left"/>
+      <w:pPr>
+        <w:tabs>
+          <w:tab w:val="num" w:pos="3600"/>
+        </w:tabs>
+        <w:ind w:left="3600" w:hanging="360"/>
+      </w:pPr>
+      <w:rPr>
+        <w:rFonts w:ascii="Wingdings" w:hAnsi="Wingdings" w:hint="default"/>
+        <w:sz w:val="20"/>
+      </w:rPr>
+    </w:lvl>
+    <w:lvl w:ilvl="5" w:tentative="1">
+      <w:start w:val="1"/>
+      <w:numFmt w:val="bullet"/>
+      <w:lvlText w:val=""/>
+      <w:lvlJc w:val="left"/>
+      <w:pPr>
+        <w:tabs>
+          <w:tab w:val="num" w:pos="4320"/>
+        </w:tabs>
+        <w:ind w:left="4320" w:hanging="360"/>
+      </w:pPr>
+      <w:rPr>
+        <w:rFonts w:ascii="Wingdings" w:hAnsi="Wingdings" w:hint="default"/>
+        <w:sz w:val="20"/>
+      </w:rPr>
+    </w:lvl>
+    <w:lvl w:ilvl="6" w:tentative="1">
+      <w:start w:val="1"/>
+      <w:numFmt w:val="bullet"/>
+      <w:lvlText w:val=""/>
+      <w:lvlJc w:val="left"/>
+      <w:pPr>
+        <w:tabs>
+          <w:tab w:val="num" w:pos="5040"/>
+        </w:tabs>
+        <w:ind w:left="5040" w:hanging="360"/>
+      </w:pPr>
+      <w:rPr>
+        <w:rFonts w:ascii="Wingdings" w:hAnsi="Wingdings" w:hint="default"/>
+        <w:sz w:val="20"/>
+      </w:rPr>
+    </w:lvl>
+    <w:lvl w:ilvl="7" w:tentative="1">
+      <w:start w:val="1"/>
+      <w:numFmt w:val="bullet"/>
+      <w:lvlText w:val=""/>
+      <w:lvlJc w:val="left"/>
+      <w:pPr>
+        <w:tabs>
+          <w:tab w:val="num" w:pos="5760"/>
+        </w:tabs>
+        <w:ind w:left="5760" w:hanging="360"/>
+      </w:pPr>
+      <w:rPr>
+        <w:rFonts w:ascii="Wingdings" w:hAnsi="Wingdings" w:hint="default"/>
+        <w:sz w:val="20"/>
+      </w:rPr>
+    </w:lvl>
+    <w:lvl w:ilvl="8" w:tentative="1">
+      <w:start w:val="1"/>
+      <w:numFmt w:val="bullet"/>
+      <w:lvlText w:val=""/>
+      <w:lvlJc w:val="left"/>
+      <w:pPr>
+        <w:tabs>
+          <w:tab w:val="num" w:pos="6480"/>
+        </w:tabs>
+        <w:ind w:left="6480" w:hanging="360"/>
+      </w:pPr>
+      <w:rPr>
+        <w:rFonts w:ascii="Wingdings" w:hAnsi="Wingdings" w:hint="default"/>
+        <w:sz w:val="20"/>
+      </w:rPr>
+    </w:lvl>
+  </w:abstractNum>
+  <w:abstractNum w:abstractNumId="10" w15:restartNumberingAfterBreak="0">
+    <w:nsid w:val="0475227A"/>
+    <w:multiLevelType w:val="multilevel"/>
+    <w:tmpl w:val="CC08CA24"/>
+    <w:lvl w:ilvl="0">
+      <w:start w:val="1"/>
+      <w:numFmt w:val="bullet"/>
+      <w:lvlText w:val=""/>
+      <w:lvlJc w:val="left"/>
+      <w:pPr>
+        <w:tabs>
+          <w:tab w:val="num" w:pos="720"/>
+        </w:tabs>
+        <w:ind w:left="720" w:hanging="360"/>
+      </w:pPr>
+      <w:rPr>
+        <w:rFonts w:ascii="Symbol" w:hAnsi="Symbol" w:hint="default"/>
+        <w:sz w:val="20"/>
+      </w:rPr>
+    </w:lvl>
+    <w:lvl w:ilvl="1" w:tentative="1">
+      <w:start w:val="1"/>
+      <w:numFmt w:val="bullet"/>
+      <w:lvlText w:val="o"/>
+      <w:lvlJc w:val="left"/>
+      <w:pPr>
+        <w:tabs>
+          <w:tab w:val="num" w:pos="1440"/>
+        </w:tabs>
+        <w:ind w:left="1440" w:hanging="360"/>
+      </w:pPr>
+      <w:rPr>
+        <w:rFonts w:ascii="Courier New" w:hAnsi="Courier New" w:hint="default"/>
+        <w:sz w:val="20"/>
+      </w:rPr>
+    </w:lvl>
+    <w:lvl w:ilvl="2" w:tentative="1">
+      <w:start w:val="1"/>
+      <w:numFmt w:val="bullet"/>
+      <w:lvlText w:val=""/>
+      <w:lvlJc w:val="left"/>
+      <w:pPr>
+        <w:tabs>
+          <w:tab w:val="num" w:pos="2160"/>
+        </w:tabs>
+        <w:ind w:left="2160" w:hanging="360"/>
+      </w:pPr>
+      <w:rPr>
+        <w:rFonts w:ascii="Wingdings" w:hAnsi="Wingdings" w:hint="default"/>
+        <w:sz w:val="20"/>
+      </w:rPr>
+    </w:lvl>
+    <w:lvl w:ilvl="3" w:tentative="1">
+      <w:start w:val="1"/>
+      <w:numFmt w:val="bullet"/>
+      <w:lvlText w:val=""/>
+      <w:lvlJc w:val="left"/>
+      <w:pPr>
+        <w:tabs>
+          <w:tab w:val="num" w:pos="2880"/>
+        </w:tabs>
+        <w:ind w:left="2880" w:hanging="360"/>
+      </w:pPr>
+      <w:rPr>
+        <w:rFonts w:ascii="Wingdings" w:hAnsi="Wingdings" w:hint="default"/>
+        <w:sz w:val="20"/>
+      </w:rPr>
+    </w:lvl>
+    <w:lvl w:ilvl="4" w:tentative="1">
+      <w:start w:val="1"/>
+      <w:numFmt w:val="bullet"/>
+      <w:lvlText w:val=""/>
+      <w:lvlJc w:val="left"/>
+      <w:pPr>
+        <w:tabs>
+          <w:tab w:val="num" w:pos="3600"/>
+        </w:tabs>
+        <w:ind w:left="3600" w:hanging="360"/>
+      </w:pPr>
+      <w:rPr>
+        <w:rFonts w:ascii="Wingdings" w:hAnsi="Wingdings" w:hint="default"/>
+        <w:sz w:val="20"/>
+      </w:rPr>
+    </w:lvl>
+    <w:lvl w:ilvl="5" w:tentative="1">
+      <w:start w:val="1"/>
+      <w:numFmt w:val="bullet"/>
+      <w:lvlText w:val=""/>
+      <w:lvlJc w:val="left"/>
+      <w:pPr>
+        <w:tabs>
+          <w:tab w:val="num" w:pos="4320"/>
+        </w:tabs>
+        <w:ind w:left="4320" w:hanging="360"/>
+      </w:pPr>
+      <w:rPr>
+        <w:rFonts w:ascii="Wingdings" w:hAnsi="Wingdings" w:hint="default"/>
+        <w:sz w:val="20"/>
+      </w:rPr>
+    </w:lvl>
+    <w:lvl w:ilvl="6" w:tentative="1">
+      <w:start w:val="1"/>
+      <w:numFmt w:val="bullet"/>
+      <w:lvlText w:val=""/>
+      <w:lvlJc w:val="left"/>
+      <w:pPr>
+        <w:tabs>
+          <w:tab w:val="num" w:pos="5040"/>
+        </w:tabs>
+        <w:ind w:left="5040" w:hanging="360"/>
+      </w:pPr>
+      <w:rPr>
+        <w:rFonts w:ascii="Wingdings" w:hAnsi="Wingdings" w:hint="default"/>
+        <w:sz w:val="20"/>
+      </w:rPr>
+    </w:lvl>
+    <w:lvl w:ilvl="7" w:tentative="1">
+      <w:start w:val="1"/>
+      <w:numFmt w:val="bullet"/>
+      <w:lvlText w:val=""/>
+      <w:lvlJc w:val="left"/>
+      <w:pPr>
+        <w:tabs>
+          <w:tab w:val="num" w:pos="5760"/>
+        </w:tabs>
+        <w:ind w:left="5760" w:hanging="360"/>
+      </w:pPr>
+      <w:rPr>
+        <w:rFonts w:ascii="Wingdings" w:hAnsi="Wingdings" w:hint="default"/>
+        <w:sz w:val="20"/>
+      </w:rPr>
+    </w:lvl>
+    <w:lvl w:ilvl="8" w:tentative="1">
+      <w:start w:val="1"/>
+      <w:numFmt w:val="bullet"/>
+      <w:lvlText w:val=""/>
+      <w:lvlJc w:val="left"/>
+      <w:pPr>
+        <w:tabs>
+          <w:tab w:val="num" w:pos="6480"/>
+        </w:tabs>
+        <w:ind w:left="6480" w:hanging="360"/>
+      </w:pPr>
+      <w:rPr>
+        <w:rFonts w:ascii="Wingdings" w:hAnsi="Wingdings" w:hint="default"/>
+        <w:sz w:val="20"/>
+      </w:rPr>
+    </w:lvl>
+  </w:abstractNum>
+  <w:abstractNum w:abstractNumId="11" w15:restartNumberingAfterBreak="0">
     <w:nsid w:val="0E9D5B08"/>
     <w:multiLevelType w:val="multilevel"/>
     <w:tmpl w:val="0B064442"/>
@@ -2864,7 +8201,305 @@
       </w:rPr>
     </w:lvl>
   </w:abstractNum>
-  <w:abstractNum w:abstractNumId="10" w15:restartNumberingAfterBreak="0">
+  <w:abstractNum w:abstractNumId="12" w15:restartNumberingAfterBreak="0">
+    <w:nsid w:val="4AFA1E31"/>
+    <w:multiLevelType w:val="multilevel"/>
+    <w:tmpl w:val="DD62941C"/>
+    <w:lvl w:ilvl="0">
+      <w:start w:val="1"/>
+      <w:numFmt w:val="bullet"/>
+      <w:lvlText w:val=""/>
+      <w:lvlJc w:val="left"/>
+      <w:pPr>
+        <w:tabs>
+          <w:tab w:val="num" w:pos="720"/>
+        </w:tabs>
+        <w:ind w:left="720" w:hanging="360"/>
+      </w:pPr>
+      <w:rPr>
+        <w:rFonts w:ascii="Symbol" w:hAnsi="Symbol" w:hint="default"/>
+        <w:sz w:val="20"/>
+      </w:rPr>
+    </w:lvl>
+    <w:lvl w:ilvl="1" w:tentative="1">
+      <w:start w:val="1"/>
+      <w:numFmt w:val="bullet"/>
+      <w:lvlText w:val="o"/>
+      <w:lvlJc w:val="left"/>
+      <w:pPr>
+        <w:tabs>
+          <w:tab w:val="num" w:pos="1440"/>
+        </w:tabs>
+        <w:ind w:left="1440" w:hanging="360"/>
+      </w:pPr>
+      <w:rPr>
+        <w:rFonts w:ascii="Courier New" w:hAnsi="Courier New" w:hint="default"/>
+        <w:sz w:val="20"/>
+      </w:rPr>
+    </w:lvl>
+    <w:lvl w:ilvl="2" w:tentative="1">
+      <w:start w:val="1"/>
+      <w:numFmt w:val="bullet"/>
+      <w:lvlText w:val=""/>
+      <w:lvlJc w:val="left"/>
+      <w:pPr>
+        <w:tabs>
+          <w:tab w:val="num" w:pos="2160"/>
+        </w:tabs>
+        <w:ind w:left="2160" w:hanging="360"/>
+      </w:pPr>
+      <w:rPr>
+        <w:rFonts w:ascii="Wingdings" w:hAnsi="Wingdings" w:hint="default"/>
+        <w:sz w:val="20"/>
+      </w:rPr>
+    </w:lvl>
+    <w:lvl w:ilvl="3" w:tentative="1">
+      <w:start w:val="1"/>
+      <w:numFmt w:val="bullet"/>
+      <w:lvlText w:val=""/>
+      <w:lvlJc w:val="left"/>
+      <w:pPr>
+        <w:tabs>
+          <w:tab w:val="num" w:pos="2880"/>
+        </w:tabs>
+        <w:ind w:left="2880" w:hanging="360"/>
+      </w:pPr>
+      <w:rPr>
+        <w:rFonts w:ascii="Wingdings" w:hAnsi="Wingdings" w:hint="default"/>
+        <w:sz w:val="20"/>
+      </w:rPr>
+    </w:lvl>
+    <w:lvl w:ilvl="4" w:tentative="1">
+      <w:start w:val="1"/>
+      <w:numFmt w:val="bullet"/>
+      <w:lvlText w:val=""/>
+      <w:lvlJc w:val="left"/>
+      <w:pPr>
+        <w:tabs>
+          <w:tab w:val="num" w:pos="3600"/>
+        </w:tabs>
+        <w:ind w:left="3600" w:hanging="360"/>
+      </w:pPr>
+      <w:rPr>
+        <w:rFonts w:ascii="Wingdings" w:hAnsi="Wingdings" w:hint="default"/>
+        <w:sz w:val="20"/>
+      </w:rPr>
+    </w:lvl>
+    <w:lvl w:ilvl="5" w:tentative="1">
+      <w:start w:val="1"/>
+      <w:numFmt w:val="bullet"/>
+      <w:lvlText w:val=""/>
+      <w:lvlJc w:val="left"/>
+      <w:pPr>
+        <w:tabs>
+          <w:tab w:val="num" w:pos="4320"/>
+        </w:tabs>
+        <w:ind w:left="4320" w:hanging="360"/>
+      </w:pPr>
+      <w:rPr>
+        <w:rFonts w:ascii="Wingdings" w:hAnsi="Wingdings" w:hint="default"/>
+        <w:sz w:val="20"/>
+      </w:rPr>
+    </w:lvl>
+    <w:lvl w:ilvl="6" w:tentative="1">
+      <w:start w:val="1"/>
+      <w:numFmt w:val="bullet"/>
+      <w:lvlText w:val=""/>
+      <w:lvlJc w:val="left"/>
+      <w:pPr>
+        <w:tabs>
+          <w:tab w:val="num" w:pos="5040"/>
+        </w:tabs>
+        <w:ind w:left="5040" w:hanging="360"/>
+      </w:pPr>
+      <w:rPr>
+        <w:rFonts w:ascii="Wingdings" w:hAnsi="Wingdings" w:hint="default"/>
+        <w:sz w:val="20"/>
+      </w:rPr>
+    </w:lvl>
+    <w:lvl w:ilvl="7" w:tentative="1">
+      <w:start w:val="1"/>
+      <w:numFmt w:val="bullet"/>
+      <w:lvlText w:val=""/>
+      <w:lvlJc w:val="left"/>
+      <w:pPr>
+        <w:tabs>
+          <w:tab w:val="num" w:pos="5760"/>
+        </w:tabs>
+        <w:ind w:left="5760" w:hanging="360"/>
+      </w:pPr>
+      <w:rPr>
+        <w:rFonts w:ascii="Wingdings" w:hAnsi="Wingdings" w:hint="default"/>
+        <w:sz w:val="20"/>
+      </w:rPr>
+    </w:lvl>
+    <w:lvl w:ilvl="8" w:tentative="1">
+      <w:start w:val="1"/>
+      <w:numFmt w:val="bullet"/>
+      <w:lvlText w:val=""/>
+      <w:lvlJc w:val="left"/>
+      <w:pPr>
+        <w:tabs>
+          <w:tab w:val="num" w:pos="6480"/>
+        </w:tabs>
+        <w:ind w:left="6480" w:hanging="360"/>
+      </w:pPr>
+      <w:rPr>
+        <w:rFonts w:ascii="Wingdings" w:hAnsi="Wingdings" w:hint="default"/>
+        <w:sz w:val="20"/>
+      </w:rPr>
+    </w:lvl>
+  </w:abstractNum>
+  <w:abstractNum w:abstractNumId="13" w15:restartNumberingAfterBreak="0">
+    <w:nsid w:val="50633B77"/>
+    <w:multiLevelType w:val="multilevel"/>
+    <w:tmpl w:val="F312A1D8"/>
+    <w:lvl w:ilvl="0">
+      <w:start w:val="1"/>
+      <w:numFmt w:val="bullet"/>
+      <w:lvlText w:val=""/>
+      <w:lvlJc w:val="left"/>
+      <w:pPr>
+        <w:tabs>
+          <w:tab w:val="num" w:pos="720"/>
+        </w:tabs>
+        <w:ind w:left="720" w:hanging="360"/>
+      </w:pPr>
+      <w:rPr>
+        <w:rFonts w:ascii="Symbol" w:hAnsi="Symbol" w:hint="default"/>
+        <w:sz w:val="20"/>
+      </w:rPr>
+    </w:lvl>
+    <w:lvl w:ilvl="1" w:tentative="1">
+      <w:start w:val="1"/>
+      <w:numFmt w:val="bullet"/>
+      <w:lvlText w:val="o"/>
+      <w:lvlJc w:val="left"/>
+      <w:pPr>
+        <w:tabs>
+          <w:tab w:val="num" w:pos="1440"/>
+        </w:tabs>
+        <w:ind w:left="1440" w:hanging="360"/>
+      </w:pPr>
+      <w:rPr>
+        <w:rFonts w:ascii="Courier New" w:hAnsi="Courier New" w:hint="default"/>
+        <w:sz w:val="20"/>
+      </w:rPr>
+    </w:lvl>
+    <w:lvl w:ilvl="2" w:tentative="1">
+      <w:start w:val="1"/>
+      <w:numFmt w:val="bullet"/>
+      <w:lvlText w:val=""/>
+      <w:lvlJc w:val="left"/>
+      <w:pPr>
+        <w:tabs>
+          <w:tab w:val="num" w:pos="2160"/>
+        </w:tabs>
+        <w:ind w:left="2160" w:hanging="360"/>
+      </w:pPr>
+      <w:rPr>
+        <w:rFonts w:ascii="Wingdings" w:hAnsi="Wingdings" w:hint="default"/>
+        <w:sz w:val="20"/>
+      </w:rPr>
+    </w:lvl>
+    <w:lvl w:ilvl="3" w:tentative="1">
+      <w:start w:val="1"/>
+      <w:numFmt w:val="bullet"/>
+      <w:lvlText w:val=""/>
+      <w:lvlJc w:val="left"/>
+      <w:pPr>
+        <w:tabs>
+          <w:tab w:val="num" w:pos="2880"/>
+        </w:tabs>
+        <w:ind w:left="2880" w:hanging="360"/>
+      </w:pPr>
+      <w:rPr>
+        <w:rFonts w:ascii="Wingdings" w:hAnsi="Wingdings" w:hint="default"/>
+        <w:sz w:val="20"/>
+      </w:rPr>
+    </w:lvl>
+    <w:lvl w:ilvl="4" w:tentative="1">
+      <w:start w:val="1"/>
+      <w:numFmt w:val="bullet"/>
+      <w:lvlText w:val=""/>
+      <w:lvlJc w:val="left"/>
+      <w:pPr>
+        <w:tabs>
+          <w:tab w:val="num" w:pos="3600"/>
+        </w:tabs>
+        <w:ind w:left="3600" w:hanging="360"/>
+      </w:pPr>
+      <w:rPr>
+        <w:rFonts w:ascii="Wingdings" w:hAnsi="Wingdings" w:hint="default"/>
+        <w:sz w:val="20"/>
+      </w:rPr>
+    </w:lvl>
+    <w:lvl w:ilvl="5" w:tentative="1">
+      <w:start w:val="1"/>
+      <w:numFmt w:val="bullet"/>
+      <w:lvlText w:val=""/>
+      <w:lvlJc w:val="left"/>
+      <w:pPr>
+        <w:tabs>
+          <w:tab w:val="num" w:pos="4320"/>
+        </w:tabs>
+        <w:ind w:left="4320" w:hanging="360"/>
+      </w:pPr>
+      <w:rPr>
+        <w:rFonts w:ascii="Wingdings" w:hAnsi="Wingdings" w:hint="default"/>
+        <w:sz w:val="20"/>
+      </w:rPr>
+    </w:lvl>
+    <w:lvl w:ilvl="6" w:tentative="1">
+      <w:start w:val="1"/>
+      <w:numFmt w:val="bullet"/>
+      <w:lvlText w:val=""/>
+      <w:lvlJc w:val="left"/>
+      <w:pPr>
+        <w:tabs>
+          <w:tab w:val="num" w:pos="5040"/>
+        </w:tabs>
+        <w:ind w:left="5040" w:hanging="360"/>
+      </w:pPr>
+      <w:rPr>
+        <w:rFonts w:ascii="Wingdings" w:hAnsi="Wingdings" w:hint="default"/>
+        <w:sz w:val="20"/>
+      </w:rPr>
+    </w:lvl>
+    <w:lvl w:ilvl="7" w:tentative="1">
+      <w:start w:val="1"/>
+      <w:numFmt w:val="bullet"/>
+      <w:lvlText w:val=""/>
+      <w:lvlJc w:val="left"/>
+      <w:pPr>
+        <w:tabs>
+          <w:tab w:val="num" w:pos="5760"/>
+        </w:tabs>
+        <w:ind w:left="5760" w:hanging="360"/>
+      </w:pPr>
+      <w:rPr>
+        <w:rFonts w:ascii="Wingdings" w:hAnsi="Wingdings" w:hint="default"/>
+        <w:sz w:val="20"/>
+      </w:rPr>
+    </w:lvl>
+    <w:lvl w:ilvl="8" w:tentative="1">
+      <w:start w:val="1"/>
+      <w:numFmt w:val="bullet"/>
+      <w:lvlText w:val=""/>
+      <w:lvlJc w:val="left"/>
+      <w:pPr>
+        <w:tabs>
+          <w:tab w:val="num" w:pos="6480"/>
+        </w:tabs>
+        <w:ind w:left="6480" w:hanging="360"/>
+      </w:pPr>
+      <w:rPr>
+        <w:rFonts w:ascii="Wingdings" w:hAnsi="Wingdings" w:hint="default"/>
+        <w:sz w:val="20"/>
+      </w:rPr>
+    </w:lvl>
+  </w:abstractNum>
+  <w:abstractNum w:abstractNumId="14" w15:restartNumberingAfterBreak="0">
     <w:nsid w:val="52762D71"/>
     <w:multiLevelType w:val="multilevel"/>
     <w:tmpl w:val="FCAAB71E"/>
@@ -2977,7 +8612,156 @@
       </w:pPr>
     </w:lvl>
   </w:abstractNum>
-  <w:abstractNum w:abstractNumId="11" w15:restartNumberingAfterBreak="0">
+  <w:abstractNum w:abstractNumId="15" w15:restartNumberingAfterBreak="0">
+    <w:nsid w:val="527F1515"/>
+    <w:multiLevelType w:val="multilevel"/>
+    <w:tmpl w:val="0A0E2F20"/>
+    <w:lvl w:ilvl="0">
+      <w:start w:val="1"/>
+      <w:numFmt w:val="bullet"/>
+      <w:lvlText w:val=""/>
+      <w:lvlJc w:val="left"/>
+      <w:pPr>
+        <w:tabs>
+          <w:tab w:val="num" w:pos="720"/>
+        </w:tabs>
+        <w:ind w:left="720" w:hanging="360"/>
+      </w:pPr>
+      <w:rPr>
+        <w:rFonts w:ascii="Symbol" w:hAnsi="Symbol" w:hint="default"/>
+        <w:sz w:val="20"/>
+      </w:rPr>
+    </w:lvl>
+    <w:lvl w:ilvl="1" w:tentative="1">
+      <w:start w:val="1"/>
+      <w:numFmt w:val="bullet"/>
+      <w:lvlText w:val="o"/>
+      <w:lvlJc w:val="left"/>
+      <w:pPr>
+        <w:tabs>
+          <w:tab w:val="num" w:pos="1440"/>
+        </w:tabs>
+        <w:ind w:left="1440" w:hanging="360"/>
+      </w:pPr>
+      <w:rPr>
+        <w:rFonts w:ascii="Courier New" w:hAnsi="Courier New" w:hint="default"/>
+        <w:sz w:val="20"/>
+      </w:rPr>
+    </w:lvl>
+    <w:lvl w:ilvl="2" w:tentative="1">
+      <w:start w:val="1"/>
+      <w:numFmt w:val="bullet"/>
+      <w:lvlText w:val=""/>
+      <w:lvlJc w:val="left"/>
+      <w:pPr>
+        <w:tabs>
+          <w:tab w:val="num" w:pos="2160"/>
+        </w:tabs>
+        <w:ind w:left="2160" w:hanging="360"/>
+      </w:pPr>
+      <w:rPr>
+        <w:rFonts w:ascii="Wingdings" w:hAnsi="Wingdings" w:hint="default"/>
+        <w:sz w:val="20"/>
+      </w:rPr>
+    </w:lvl>
+    <w:lvl w:ilvl="3" w:tentative="1">
+      <w:start w:val="1"/>
+      <w:numFmt w:val="bullet"/>
+      <w:lvlText w:val=""/>
+      <w:lvlJc w:val="left"/>
+      <w:pPr>
+        <w:tabs>
+          <w:tab w:val="num" w:pos="2880"/>
+        </w:tabs>
+        <w:ind w:left="2880" w:hanging="360"/>
+      </w:pPr>
+      <w:rPr>
+        <w:rFonts w:ascii="Wingdings" w:hAnsi="Wingdings" w:hint="default"/>
+        <w:sz w:val="20"/>
+      </w:rPr>
+    </w:lvl>
+    <w:lvl w:ilvl="4" w:tentative="1">
+      <w:start w:val="1"/>
+      <w:numFmt w:val="bullet"/>
+      <w:lvlText w:val=""/>
+      <w:lvlJc w:val="left"/>
+      <w:pPr>
+        <w:tabs>
+          <w:tab w:val="num" w:pos="3600"/>
+        </w:tabs>
+        <w:ind w:left="3600" w:hanging="360"/>
+      </w:pPr>
+      <w:rPr>
+        <w:rFonts w:ascii="Wingdings" w:hAnsi="Wingdings" w:hint="default"/>
+        <w:sz w:val="20"/>
+      </w:rPr>
+    </w:lvl>
+    <w:lvl w:ilvl="5" w:tentative="1">
+      <w:start w:val="1"/>
+      <w:numFmt w:val="bullet"/>
+      <w:lvlText w:val=""/>
+      <w:lvlJc w:val="left"/>
+      <w:pPr>
+        <w:tabs>
+          <w:tab w:val="num" w:pos="4320"/>
+        </w:tabs>
+        <w:ind w:left="4320" w:hanging="360"/>
+      </w:pPr>
+      <w:rPr>
+        <w:rFonts w:ascii="Wingdings" w:hAnsi="Wingdings" w:hint="default"/>
+        <w:sz w:val="20"/>
+      </w:rPr>
+    </w:lvl>
+    <w:lvl w:ilvl="6" w:tentative="1">
+      <w:start w:val="1"/>
+      <w:numFmt w:val="bullet"/>
+      <w:lvlText w:val=""/>
+      <w:lvlJc w:val="left"/>
+      <w:pPr>
+        <w:tabs>
+          <w:tab w:val="num" w:pos="5040"/>
+        </w:tabs>
+        <w:ind w:left="5040" w:hanging="360"/>
+      </w:pPr>
+      <w:rPr>
+        <w:rFonts w:ascii="Wingdings" w:hAnsi="Wingdings" w:hint="default"/>
+        <w:sz w:val="20"/>
+      </w:rPr>
+    </w:lvl>
+    <w:lvl w:ilvl="7" w:tentative="1">
+      <w:start w:val="1"/>
+      <w:numFmt w:val="bullet"/>
+      <w:lvlText w:val=""/>
+      <w:lvlJc w:val="left"/>
+      <w:pPr>
+        <w:tabs>
+          <w:tab w:val="num" w:pos="5760"/>
+        </w:tabs>
+        <w:ind w:left="5760" w:hanging="360"/>
+      </w:pPr>
+      <w:rPr>
+        <w:rFonts w:ascii="Wingdings" w:hAnsi="Wingdings" w:hint="default"/>
+        <w:sz w:val="20"/>
+      </w:rPr>
+    </w:lvl>
+    <w:lvl w:ilvl="8" w:tentative="1">
+      <w:start w:val="1"/>
+      <w:numFmt w:val="bullet"/>
+      <w:lvlText w:val=""/>
+      <w:lvlJc w:val="left"/>
+      <w:pPr>
+        <w:tabs>
+          <w:tab w:val="num" w:pos="6480"/>
+        </w:tabs>
+        <w:ind w:left="6480" w:hanging="360"/>
+      </w:pPr>
+      <w:rPr>
+        <w:rFonts w:ascii="Wingdings" w:hAnsi="Wingdings" w:hint="default"/>
+        <w:sz w:val="20"/>
+      </w:rPr>
+    </w:lvl>
+  </w:abstractNum>
+  <w:abstractNum w:abstractNumId="16" w15:restartNumberingAfterBreak="0">
     <w:nsid w:val="605E39A7"/>
     <w:multiLevelType w:val="multilevel"/>
     <w:tmpl w:val="E0F493C8"/>
@@ -3154,12 +8938,27 @@
     <w:abstractNumId w:val="0"/>
   </w:num>
   <w:num w:numId="10" w16cid:durableId="2071490500">
+    <w:abstractNumId w:val="11"/>
+  </w:num>
+  <w:num w:numId="11" w16cid:durableId="39865359">
+    <w:abstractNumId w:val="16"/>
+  </w:num>
+  <w:num w:numId="12" w16cid:durableId="2022900254">
+    <w:abstractNumId w:val="14"/>
+  </w:num>
+  <w:num w:numId="13" w16cid:durableId="713231582">
+    <w:abstractNumId w:val="13"/>
+  </w:num>
+  <w:num w:numId="14" w16cid:durableId="1363557244">
+    <w:abstractNumId w:val="12"/>
+  </w:num>
+  <w:num w:numId="15" w16cid:durableId="294798543">
+    <w:abstractNumId w:val="15"/>
+  </w:num>
+  <w:num w:numId="16" w16cid:durableId="388656178">
     <w:abstractNumId w:val="9"/>
   </w:num>
-  <w:num w:numId="11" w16cid:durableId="39865359">
-    <w:abstractNumId w:val="11"/>
-  </w:num>
-  <w:num w:numId="12" w16cid:durableId="2022900254">
+  <w:num w:numId="17" w16cid:durableId="1071197403">
     <w:abstractNumId w:val="10"/>
   </w:num>
 </w:numbering>
@@ -3554,7 +9353,7 @@
   <w:style w:type="paragraph" w:default="1" w:styleId="Normal">
     <w:name w:val="Normal"/>
     <w:qFormat/>
-    <w:rsid w:val="004B13CD"/>
+    <w:rsid w:val="00085C49"/>
     <w:rPr>
       <w:rFonts w:ascii="Arial" w:hAnsi="Arial"/>
     </w:rPr>
